--- a/西电测试/A测/附件4：本科（工科类）实验实践达标测试（A级）自主选题申请表.docx
+++ b/西电测试/A测/附件4：本科（工科类）实验实践达标测试（A级）自主选题申请表.docx
@@ -1,13 +1,13 @@
 
 <file path=word/document.xml><?xml version="1.0" encoding="utf-8"?>
-<w:document xmlns:wpc="http://schemas.microsoft.com/office/word/2010/wordprocessingCanvas" xmlns:mc="http://schemas.openxmlformats.org/markup-compatibility/2006" xmlns:o="urn:schemas-microsoft-com:office:office" xmlns:r="http://schemas.openxmlformats.org/officeDocument/2006/relationships" xmlns:m="http://schemas.openxmlformats.org/officeDocument/2006/math" xmlns:v="urn:schemas-microsoft-com:vml" xmlns:wp14="http://schemas.microsoft.com/office/word/2010/wordprocessingDrawing" xmlns:wp="http://schemas.openxmlformats.org/drawingml/2006/wordprocessingDrawing" xmlns:w="http://schemas.openxmlformats.org/wordprocessingml/2006/main" xmlns:w14="http://schemas.microsoft.com/office/word/2010/wordml" xmlns:w10="urn:schemas-microsoft-com:office:word" xmlns:w15="http://schemas.microsoft.com/office/word/2012/wordml" xmlns:wpg="http://schemas.microsoft.com/office/word/2010/wordprocessingGroup" xmlns:wpi="http://schemas.microsoft.com/office/word/2010/wordprocessingInk" xmlns:wne="http://schemas.microsoft.com/office/word/2006/wordml" xmlns:wps="http://schemas.microsoft.com/office/word/2010/wordprocessingShape" xmlns:wpsCustomData="http://www.wps.cn/officeDocument/2013/wpsCustomData" mc:Ignorable="w14 w15 wp14">
+<w:document xmlns:wpc="http://schemas.microsoft.com/office/word/2010/wordprocessingCanvas" xmlns:cx="http://schemas.microsoft.com/office/drawing/2014/chartex" xmlns:cx1="http://schemas.microsoft.com/office/drawing/2015/9/8/chartex" xmlns:cx2="http://schemas.microsoft.com/office/drawing/2015/10/21/chartex" xmlns:cx3="http://schemas.microsoft.com/office/drawing/2016/5/9/chartex" xmlns:cx4="http://schemas.microsoft.com/office/drawing/2016/5/10/chartex" xmlns:cx5="http://schemas.microsoft.com/office/drawing/2016/5/11/chartex" xmlns:cx6="http://schemas.microsoft.com/office/drawing/2016/5/12/chartex" xmlns:cx7="http://schemas.microsoft.com/office/drawing/2016/5/13/chartex" xmlns:cx8="http://schemas.microsoft.com/office/drawing/2016/5/14/chartex" xmlns:mc="http://schemas.openxmlformats.org/markup-compatibility/2006" xmlns:aink="http://schemas.microsoft.com/office/drawing/2016/ink" xmlns:am3d="http://schemas.microsoft.com/office/drawing/2017/model3d" xmlns:o="urn:schemas-microsoft-com:office:office" xmlns:oel="http://schemas.microsoft.com/office/2019/extlst" xmlns:r="http://schemas.openxmlformats.org/officeDocument/2006/relationships" xmlns:m="http://schemas.openxmlformats.org/officeDocument/2006/math" xmlns:v="urn:schemas-microsoft-com:vml" xmlns:wp14="http://schemas.microsoft.com/office/word/2010/wordprocessingDrawing" xmlns:wp="http://schemas.openxmlformats.org/drawingml/2006/wordprocessingDrawing" xmlns:w10="urn:schemas-microsoft-com:office:word" xmlns:w="http://schemas.openxmlformats.org/wordprocessingml/2006/main" xmlns:w14="http://schemas.microsoft.com/office/word/2010/wordml" xmlns:w15="http://schemas.microsoft.com/office/word/2012/wordml" xmlns:w16cex="http://schemas.microsoft.com/office/word/2018/wordml/cex" xmlns:w16cid="http://schemas.microsoft.com/office/word/2016/wordml/cid" xmlns:w16="http://schemas.microsoft.com/office/word/2018/wordml" xmlns:w16du="http://schemas.microsoft.com/office/word/2023/wordml/word16du" xmlns:w16sdtdh="http://schemas.microsoft.com/office/word/2020/wordml/sdtdatahash" xmlns:w16sdtfl="http://schemas.microsoft.com/office/word/2024/wordml/sdtformatlock" xmlns:w16se="http://schemas.microsoft.com/office/word/2015/wordml/symex" xmlns:wpg="http://schemas.microsoft.com/office/word/2010/wordprocessingGroup" xmlns:wpi="http://schemas.microsoft.com/office/word/2010/wordprocessingInk" xmlns:wne="http://schemas.microsoft.com/office/word/2006/wordml" xmlns:wps="http://schemas.microsoft.com/office/word/2010/wordprocessingShape" mc:Ignorable="w14 w15 w16se w16cid w16 w16cex w16sdtdh w16sdtfl w16du wp14">
   <w:body>
     <w:p>
       <w:pPr>
         <w:spacing w:line="560" w:lineRule="exact"/>
         <w:ind w:right="480"/>
         <w:rPr>
-          <w:rFonts w:ascii="Times New Roman" w:hAnsi="Times New Roman" w:cs="Times New Roman"/>
+          <w:rFonts w:ascii="Times New Roman" w:hAnsi="Times New Roman" w:cs="Times New Roman" w:hint="eastAsia"/>
           <w:b/>
           <w:bCs/>
           <w:kern w:val="0"/>
@@ -15,19 +15,6 @@
           <w:szCs w:val="24"/>
         </w:rPr>
       </w:pPr>
-      <w:bookmarkStart w:id="0" w:name="_GoBack"/>
-      <w:bookmarkEnd w:id="0"/>
-      <w:r>
-        <w:rPr>
-          <w:rFonts w:ascii="Times New Roman" w:hAnsi="Times New Roman" w:cs="Times New Roman"/>
-          <w:b/>
-          <w:bCs/>
-          <w:kern w:val="0"/>
-          <w:sz w:val="24"/>
-          <w:szCs w:val="24"/>
-        </w:rPr>
-        <w:t>附件4</w:t>
-      </w:r>
     </w:p>
     <w:p>
       <w:pPr>
@@ -45,47 +32,63 @@
       </w:pPr>
       <w:r>
         <w:rPr>
-          <w:rFonts w:hint="eastAsia" w:ascii="Times New Roman" w:hAnsi="Times New Roman" w:cs="Times New Roman"/>
+          <w:rFonts w:ascii="Times New Roman" w:hAnsi="Times New Roman" w:cs="Times New Roman" w:hint="eastAsia"/>
           <w:b/>
           <w:bCs/>
           <w:kern w:val="0"/>
           <w:sz w:val="28"/>
           <w:szCs w:val="32"/>
         </w:rPr>
-        <w:t>本科（工科类）实验实践达标测试（A级）</w:t>
-      </w:r>
-      <w:r>
-        <w:rPr>
-          <w:rFonts w:ascii="Times New Roman" w:hAnsi="Times New Roman" w:cs="Times New Roman"/>
+        <w:t>本科（工科类）实验实践达标测试（</w:t>
+      </w:r>
+      <w:r>
+        <w:rPr>
+          <w:rFonts w:ascii="Times New Roman" w:hAnsi="Times New Roman" w:cs="Times New Roman" w:hint="eastAsia"/>
           <w:b/>
           <w:bCs/>
           <w:kern w:val="0"/>
           <w:sz w:val="28"/>
           <w:szCs w:val="32"/>
         </w:rPr>
+        <w:t>A</w:t>
+      </w:r>
+      <w:r>
+        <w:rPr>
+          <w:rFonts w:ascii="Times New Roman" w:hAnsi="Times New Roman" w:cs="Times New Roman" w:hint="eastAsia"/>
+          <w:b/>
+          <w:bCs/>
+          <w:kern w:val="0"/>
+          <w:sz w:val="28"/>
+          <w:szCs w:val="32"/>
+        </w:rPr>
+        <w:t>级）</w:t>
+      </w:r>
+      <w:r>
+        <w:rPr>
+          <w:rFonts w:ascii="Times New Roman" w:hAnsi="Times New Roman" w:cs="Times New Roman"/>
+          <w:b/>
+          <w:bCs/>
+          <w:kern w:val="0"/>
+          <w:sz w:val="28"/>
+          <w:szCs w:val="32"/>
+        </w:rPr>
         <w:t>自主选题申请表</w:t>
       </w:r>
     </w:p>
     <w:tbl>
       <w:tblPr>
-        <w:tblStyle w:val="6"/>
         <w:tblW w:w="8431" w:type="dxa"/>
         <w:tblInd w:w="-72" w:type="dxa"/>
         <w:tblBorders>
-          <w:top w:val="single" w:color="auto" w:sz="4" w:space="0"/>
-          <w:left w:val="single" w:color="auto" w:sz="4" w:space="0"/>
-          <w:bottom w:val="single" w:color="auto" w:sz="4" w:space="0"/>
-          <w:right w:val="single" w:color="auto" w:sz="4" w:space="0"/>
-          <w:insideH w:val="single" w:color="auto" w:sz="4" w:space="0"/>
-          <w:insideV w:val="single" w:color="auto" w:sz="4" w:space="0"/>
+          <w:top w:val="single" w:sz="4" w:space="0" w:color="auto"/>
+          <w:left w:val="single" w:sz="4" w:space="0" w:color="auto"/>
+          <w:bottom w:val="single" w:sz="4" w:space="0" w:color="auto"/>
+          <w:right w:val="single" w:sz="4" w:space="0" w:color="auto"/>
+          <w:insideH w:val="single" w:sz="4" w:space="0" w:color="auto"/>
+          <w:insideV w:val="single" w:sz="4" w:space="0" w:color="auto"/>
         </w:tblBorders>
         <w:tblLayout w:type="fixed"/>
-        <w:tblCellMar>
-          <w:top w:w="0" w:type="dxa"/>
-          <w:left w:w="108" w:type="dxa"/>
-          <w:bottom w:w="0" w:type="dxa"/>
-          <w:right w:w="108" w:type="dxa"/>
-        </w:tblCellMar>
+        <w:tblLook w:val="04A0" w:firstRow="1" w:lastRow="0" w:firstColumn="1" w:lastColumn="0" w:noHBand="0" w:noVBand="1"/>
       </w:tblPr>
       <w:tblGrid>
         <w:gridCol w:w="1849"/>
@@ -94,34 +97,18 @@
         <w:gridCol w:w="2977"/>
       </w:tblGrid>
       <w:tr>
-        <w:tblPrEx>
-          <w:tblBorders>
-            <w:top w:val="single" w:color="auto" w:sz="4" w:space="0"/>
-            <w:left w:val="single" w:color="auto" w:sz="4" w:space="0"/>
-            <w:bottom w:val="single" w:color="auto" w:sz="4" w:space="0"/>
-            <w:right w:val="single" w:color="auto" w:sz="4" w:space="0"/>
-            <w:insideH w:val="single" w:color="auto" w:sz="4" w:space="0"/>
-            <w:insideV w:val="single" w:color="auto" w:sz="4" w:space="0"/>
-          </w:tblBorders>
-          <w:tblCellMar>
-            <w:top w:w="0" w:type="dxa"/>
-            <w:left w:w="108" w:type="dxa"/>
-            <w:bottom w:w="0" w:type="dxa"/>
-            <w:right w:w="108" w:type="dxa"/>
-          </w:tblCellMar>
-        </w:tblPrEx>
         <w:trPr>
           <w:cantSplit/>
-          <w:trHeight w:val="690" w:hRule="atLeast"/>
+          <w:trHeight w:val="690"/>
         </w:trPr>
         <w:tc>
           <w:tcPr>
             <w:tcW w:w="1849" w:type="dxa"/>
             <w:tcBorders>
-              <w:top w:val="single" w:color="auto" w:sz="4" w:space="0"/>
-              <w:left w:val="single" w:color="auto" w:sz="4" w:space="0"/>
-              <w:bottom w:val="single" w:color="auto" w:sz="4" w:space="0"/>
-              <w:right w:val="single" w:color="auto" w:sz="4" w:space="0"/>
+              <w:top w:val="single" w:sz="4" w:space="0" w:color="auto"/>
+              <w:left w:val="single" w:sz="4" w:space="0" w:color="auto"/>
+              <w:bottom w:val="single" w:sz="4" w:space="0" w:color="auto"/>
+              <w:right w:val="single" w:sz="4" w:space="0" w:color="auto"/>
             </w:tcBorders>
             <w:vAlign w:val="center"/>
           </w:tcPr>
@@ -145,7 +132,7 @@
             </w:r>
             <w:r>
               <w:rPr>
-                <w:rFonts w:hint="eastAsia" w:ascii="Times New Roman" w:hAnsi="Times New Roman" w:cs="Times New Roman"/>
+                <w:rFonts w:ascii="Times New Roman" w:hAnsi="Times New Roman" w:cs="Times New Roman" w:hint="eastAsia"/>
                 <w:sz w:val="24"/>
                 <w:szCs w:val="24"/>
               </w:rPr>
@@ -157,7 +144,15 @@
                 <w:sz w:val="24"/>
                 <w:szCs w:val="24"/>
               </w:rPr>
-              <w:t xml:space="preserve">   名</w:t>
+              <w:t xml:space="preserve">   </w:t>
+            </w:r>
+            <w:r>
+              <w:rPr>
+                <w:rFonts w:ascii="Times New Roman" w:hAnsi="Times New Roman" w:cs="Times New Roman"/>
+                <w:sz w:val="24"/>
+                <w:szCs w:val="24"/>
+              </w:rPr>
+              <w:t>名</w:t>
             </w:r>
           </w:p>
         </w:tc>
@@ -165,10 +160,10 @@
           <w:tcPr>
             <w:tcW w:w="2329" w:type="dxa"/>
             <w:tcBorders>
-              <w:top w:val="single" w:color="auto" w:sz="4" w:space="0"/>
-              <w:left w:val="single" w:color="auto" w:sz="4" w:space="0"/>
-              <w:bottom w:val="single" w:color="auto" w:sz="4" w:space="0"/>
-              <w:right w:val="single" w:color="auto" w:sz="4" w:space="0"/>
+              <w:top w:val="single" w:sz="4" w:space="0" w:color="auto"/>
+              <w:left w:val="single" w:sz="4" w:space="0" w:color="auto"/>
+              <w:bottom w:val="single" w:sz="4" w:space="0" w:color="auto"/>
+              <w:right w:val="single" w:sz="4" w:space="0" w:color="auto"/>
             </w:tcBorders>
             <w:vAlign w:val="center"/>
           </w:tcPr>
@@ -182,16 +177,26 @@
                 <w:szCs w:val="24"/>
               </w:rPr>
             </w:pPr>
+            <w:proofErr w:type="gramStart"/>
+            <w:r>
+              <w:rPr>
+                <w:rFonts w:ascii="Times New Roman" w:hAnsi="Times New Roman" w:cs="Times New Roman" w:hint="eastAsia"/>
+                <w:sz w:val="24"/>
+                <w:szCs w:val="24"/>
+              </w:rPr>
+              <w:t>王舒贤</w:t>
+            </w:r>
+            <w:proofErr w:type="gramEnd"/>
           </w:p>
         </w:tc>
         <w:tc>
           <w:tcPr>
             <w:tcW w:w="1276" w:type="dxa"/>
             <w:tcBorders>
-              <w:top w:val="single" w:color="auto" w:sz="4" w:space="0"/>
-              <w:left w:val="single" w:color="auto" w:sz="4" w:space="0"/>
-              <w:bottom w:val="single" w:color="auto" w:sz="4" w:space="0"/>
-              <w:right w:val="single" w:color="auto" w:sz="4" w:space="0"/>
+              <w:top w:val="single" w:sz="4" w:space="0" w:color="auto"/>
+              <w:left w:val="single" w:sz="4" w:space="0" w:color="auto"/>
+              <w:bottom w:val="single" w:sz="4" w:space="0" w:color="auto"/>
+              <w:right w:val="single" w:sz="4" w:space="0" w:color="auto"/>
             </w:tcBorders>
             <w:vAlign w:val="center"/>
           </w:tcPr>
@@ -215,7 +220,7 @@
             </w:r>
             <w:r>
               <w:rPr>
-                <w:rFonts w:hint="eastAsia" w:ascii="Times New Roman" w:hAnsi="Times New Roman" w:cs="Times New Roman"/>
+                <w:rFonts w:ascii="Times New Roman" w:hAnsi="Times New Roman" w:cs="Times New Roman" w:hint="eastAsia"/>
                 <w:sz w:val="24"/>
                 <w:szCs w:val="24"/>
               </w:rPr>
@@ -227,7 +232,15 @@
                 <w:sz w:val="24"/>
                 <w:szCs w:val="24"/>
               </w:rPr>
-              <w:t xml:space="preserve">   号</w:t>
+              <w:t xml:space="preserve">   </w:t>
+            </w:r>
+            <w:r>
+              <w:rPr>
+                <w:rFonts w:ascii="Times New Roman" w:hAnsi="Times New Roman" w:cs="Times New Roman"/>
+                <w:sz w:val="24"/>
+                <w:szCs w:val="24"/>
+              </w:rPr>
+              <w:t>号</w:t>
             </w:r>
           </w:p>
         </w:tc>
@@ -235,10 +248,10 @@
           <w:tcPr>
             <w:tcW w:w="2977" w:type="dxa"/>
             <w:tcBorders>
-              <w:top w:val="single" w:color="auto" w:sz="4" w:space="0"/>
-              <w:left w:val="single" w:color="auto" w:sz="4" w:space="0"/>
-              <w:bottom w:val="single" w:color="auto" w:sz="4" w:space="0"/>
-              <w:right w:val="single" w:color="auto" w:sz="4" w:space="0"/>
+              <w:top w:val="single" w:sz="4" w:space="0" w:color="auto"/>
+              <w:left w:val="single" w:sz="4" w:space="0" w:color="auto"/>
+              <w:bottom w:val="single" w:sz="4" w:space="0" w:color="auto"/>
+              <w:right w:val="single" w:sz="4" w:space="0" w:color="auto"/>
             </w:tcBorders>
             <w:vAlign w:val="center"/>
           </w:tcPr>
@@ -247,43 +260,35 @@
               <w:spacing w:line="400" w:lineRule="exact"/>
               <w:jc w:val="center"/>
               <w:rPr>
-                <w:rFonts w:ascii="Times New Roman" w:hAnsi="Times New Roman" w:cs="Times New Roman"/>
+                <w:rFonts w:ascii="Times New Roman" w:hAnsi="Times New Roman" w:cs="Times New Roman" w:hint="eastAsia"/>
                 <w:sz w:val="24"/>
                 <w:szCs w:val="24"/>
               </w:rPr>
             </w:pPr>
+            <w:r>
+              <w:rPr>
+                <w:rFonts w:ascii="Times New Roman" w:hAnsi="Times New Roman" w:cs="Times New Roman" w:hint="eastAsia"/>
+                <w:sz w:val="24"/>
+                <w:szCs w:val="24"/>
+              </w:rPr>
+              <w:t>22009290060</w:t>
+            </w:r>
           </w:p>
         </w:tc>
       </w:tr>
       <w:tr>
-        <w:tblPrEx>
-          <w:tblBorders>
-            <w:top w:val="single" w:color="auto" w:sz="4" w:space="0"/>
-            <w:left w:val="single" w:color="auto" w:sz="4" w:space="0"/>
-            <w:bottom w:val="single" w:color="auto" w:sz="4" w:space="0"/>
-            <w:right w:val="single" w:color="auto" w:sz="4" w:space="0"/>
-            <w:insideH w:val="single" w:color="auto" w:sz="4" w:space="0"/>
-            <w:insideV w:val="single" w:color="auto" w:sz="4" w:space="0"/>
-          </w:tblBorders>
-          <w:tblCellMar>
-            <w:top w:w="0" w:type="dxa"/>
-            <w:left w:w="108" w:type="dxa"/>
-            <w:bottom w:w="0" w:type="dxa"/>
-            <w:right w:w="108" w:type="dxa"/>
-          </w:tblCellMar>
-        </w:tblPrEx>
         <w:trPr>
           <w:cantSplit/>
-          <w:trHeight w:val="690" w:hRule="atLeast"/>
+          <w:trHeight w:val="690"/>
         </w:trPr>
         <w:tc>
           <w:tcPr>
             <w:tcW w:w="1849" w:type="dxa"/>
             <w:tcBorders>
-              <w:top w:val="single" w:color="auto" w:sz="4" w:space="0"/>
-              <w:left w:val="single" w:color="auto" w:sz="4" w:space="0"/>
-              <w:bottom w:val="single" w:color="auto" w:sz="4" w:space="0"/>
-              <w:right w:val="single" w:color="auto" w:sz="4" w:space="0"/>
+              <w:top w:val="single" w:sz="4" w:space="0" w:color="auto"/>
+              <w:left w:val="single" w:sz="4" w:space="0" w:color="auto"/>
+              <w:bottom w:val="single" w:sz="4" w:space="0" w:color="auto"/>
+              <w:right w:val="single" w:sz="4" w:space="0" w:color="auto"/>
             </w:tcBorders>
             <w:vAlign w:val="center"/>
           </w:tcPr>
@@ -311,10 +316,10 @@
           <w:tcPr>
             <w:tcW w:w="2329" w:type="dxa"/>
             <w:tcBorders>
-              <w:top w:val="single" w:color="auto" w:sz="4" w:space="0"/>
-              <w:left w:val="single" w:color="auto" w:sz="4" w:space="0"/>
-              <w:bottom w:val="single" w:color="auto" w:sz="4" w:space="0"/>
-              <w:right w:val="single" w:color="auto" w:sz="4" w:space="0"/>
+              <w:top w:val="single" w:sz="4" w:space="0" w:color="auto"/>
+              <w:left w:val="single" w:sz="4" w:space="0" w:color="auto"/>
+              <w:bottom w:val="single" w:sz="4" w:space="0" w:color="auto"/>
+              <w:right w:val="single" w:sz="4" w:space="0" w:color="auto"/>
             </w:tcBorders>
             <w:vAlign w:val="center"/>
           </w:tcPr>
@@ -323,21 +328,29 @@
               <w:spacing w:line="400" w:lineRule="exact"/>
               <w:jc w:val="center"/>
               <w:rPr>
-                <w:rFonts w:ascii="Times New Roman" w:hAnsi="Times New Roman" w:cs="Times New Roman"/>
+                <w:rFonts w:ascii="Times New Roman" w:hAnsi="Times New Roman" w:cs="Times New Roman" w:hint="eastAsia"/>
                 <w:sz w:val="24"/>
                 <w:szCs w:val="24"/>
               </w:rPr>
             </w:pPr>
+            <w:r>
+              <w:rPr>
+                <w:rFonts w:ascii="Times New Roman" w:hAnsi="Times New Roman" w:cs="Times New Roman" w:hint="eastAsia"/>
+                <w:sz w:val="24"/>
+                <w:szCs w:val="24"/>
+              </w:rPr>
+              <w:t>计算机科学与技术学院</w:t>
+            </w:r>
           </w:p>
         </w:tc>
         <w:tc>
           <w:tcPr>
             <w:tcW w:w="1276" w:type="dxa"/>
             <w:tcBorders>
-              <w:top w:val="single" w:color="auto" w:sz="4" w:space="0"/>
-              <w:left w:val="single" w:color="auto" w:sz="4" w:space="0"/>
-              <w:bottom w:val="single" w:color="auto" w:sz="4" w:space="0"/>
-              <w:right w:val="single" w:color="auto" w:sz="4" w:space="0"/>
+              <w:top w:val="single" w:sz="4" w:space="0" w:color="auto"/>
+              <w:left w:val="single" w:sz="4" w:space="0" w:color="auto"/>
+              <w:bottom w:val="single" w:sz="4" w:space="0" w:color="auto"/>
+              <w:right w:val="single" w:sz="4" w:space="0" w:color="auto"/>
             </w:tcBorders>
             <w:vAlign w:val="center"/>
           </w:tcPr>
@@ -365,10 +378,10 @@
           <w:tcPr>
             <w:tcW w:w="2977" w:type="dxa"/>
             <w:tcBorders>
-              <w:top w:val="single" w:color="auto" w:sz="4" w:space="0"/>
-              <w:left w:val="single" w:color="auto" w:sz="4" w:space="0"/>
-              <w:bottom w:val="single" w:color="auto" w:sz="4" w:space="0"/>
-              <w:right w:val="single" w:color="auto" w:sz="4" w:space="0"/>
+              <w:top w:val="single" w:sz="4" w:space="0" w:color="auto"/>
+              <w:left w:val="single" w:sz="4" w:space="0" w:color="auto"/>
+              <w:bottom w:val="single" w:sz="4" w:space="0" w:color="auto"/>
+              <w:right w:val="single" w:sz="4" w:space="0" w:color="auto"/>
             </w:tcBorders>
             <w:vAlign w:val="center"/>
           </w:tcPr>
@@ -377,43 +390,35 @@
               <w:spacing w:line="400" w:lineRule="exact"/>
               <w:jc w:val="center"/>
               <w:rPr>
-                <w:rFonts w:ascii="Times New Roman" w:hAnsi="Times New Roman" w:cs="Times New Roman"/>
+                <w:rFonts w:ascii="Times New Roman" w:hAnsi="Times New Roman" w:cs="Times New Roman" w:hint="eastAsia"/>
                 <w:sz w:val="24"/>
                 <w:szCs w:val="24"/>
               </w:rPr>
             </w:pPr>
+            <w:r>
+              <w:rPr>
+                <w:rFonts w:ascii="Times New Roman" w:hAnsi="Times New Roman" w:cs="Times New Roman" w:hint="eastAsia"/>
+                <w:sz w:val="24"/>
+                <w:szCs w:val="24"/>
+              </w:rPr>
+              <w:t>13402992020</w:t>
+            </w:r>
           </w:p>
         </w:tc>
       </w:tr>
       <w:tr>
-        <w:tblPrEx>
-          <w:tblBorders>
-            <w:top w:val="single" w:color="auto" w:sz="4" w:space="0"/>
-            <w:left w:val="single" w:color="auto" w:sz="4" w:space="0"/>
-            <w:bottom w:val="single" w:color="auto" w:sz="4" w:space="0"/>
-            <w:right w:val="single" w:color="auto" w:sz="4" w:space="0"/>
-            <w:insideH w:val="single" w:color="auto" w:sz="4" w:space="0"/>
-            <w:insideV w:val="single" w:color="auto" w:sz="4" w:space="0"/>
-          </w:tblBorders>
-          <w:tblCellMar>
-            <w:top w:w="0" w:type="dxa"/>
-            <w:left w:w="108" w:type="dxa"/>
-            <w:bottom w:w="0" w:type="dxa"/>
-            <w:right w:w="108" w:type="dxa"/>
-          </w:tblCellMar>
-        </w:tblPrEx>
         <w:trPr>
           <w:cantSplit/>
-          <w:trHeight w:val="690" w:hRule="atLeast"/>
+          <w:trHeight w:val="690"/>
         </w:trPr>
         <w:tc>
           <w:tcPr>
             <w:tcW w:w="1849" w:type="dxa"/>
             <w:tcBorders>
-              <w:top w:val="single" w:color="auto" w:sz="4" w:space="0"/>
-              <w:left w:val="single" w:color="auto" w:sz="4" w:space="0"/>
-              <w:bottom w:val="single" w:color="auto" w:sz="4" w:space="0"/>
-              <w:right w:val="single" w:color="auto" w:sz="4" w:space="0"/>
+              <w:top w:val="single" w:sz="4" w:space="0" w:color="auto"/>
+              <w:left w:val="single" w:sz="4" w:space="0" w:color="auto"/>
+              <w:bottom w:val="single" w:sz="4" w:space="0" w:color="auto"/>
+              <w:right w:val="single" w:sz="4" w:space="0" w:color="auto"/>
             </w:tcBorders>
             <w:vAlign w:val="center"/>
           </w:tcPr>
@@ -442,10 +447,10 @@
             <w:tcW w:w="6582" w:type="dxa"/>
             <w:gridSpan w:val="3"/>
             <w:tcBorders>
-              <w:top w:val="single" w:color="auto" w:sz="4" w:space="0"/>
-              <w:left w:val="single" w:color="auto" w:sz="4" w:space="0"/>
-              <w:bottom w:val="single" w:color="auto" w:sz="4" w:space="0"/>
-              <w:right w:val="single" w:color="auto" w:sz="4" w:space="0"/>
+              <w:top w:val="single" w:sz="4" w:space="0" w:color="auto"/>
+              <w:left w:val="single" w:sz="4" w:space="0" w:color="auto"/>
+              <w:bottom w:val="single" w:sz="4" w:space="0" w:color="auto"/>
+              <w:right w:val="single" w:sz="4" w:space="0" w:color="auto"/>
             </w:tcBorders>
             <w:vAlign w:val="center"/>
           </w:tcPr>
@@ -454,43 +459,51 @@
               <w:spacing w:line="400" w:lineRule="exact"/>
               <w:jc w:val="center"/>
               <w:rPr>
-                <w:rFonts w:ascii="Times New Roman" w:hAnsi="Times New Roman" w:cs="Times New Roman"/>
+                <w:rFonts w:ascii="Times New Roman" w:hAnsi="Times New Roman" w:cs="Times New Roman" w:hint="eastAsia"/>
                 <w:sz w:val="24"/>
                 <w:szCs w:val="24"/>
               </w:rPr>
             </w:pPr>
+            <w:r>
+              <w:rPr>
+                <w:rFonts w:ascii="Times New Roman" w:hAnsi="Times New Roman" w:cs="Times New Roman" w:hint="eastAsia"/>
+                <w:sz w:val="24"/>
+                <w:szCs w:val="24"/>
+              </w:rPr>
+              <w:t>基于</w:t>
+            </w:r>
+            <w:r>
+              <w:rPr>
+                <w:rFonts w:ascii="Times New Roman" w:hAnsi="Times New Roman" w:cs="Times New Roman" w:hint="eastAsia"/>
+                <w:sz w:val="24"/>
+                <w:szCs w:val="24"/>
+              </w:rPr>
+              <w:t>stm32</w:t>
+            </w:r>
+            <w:r>
+              <w:rPr>
+                <w:rFonts w:ascii="Times New Roman" w:hAnsi="Times New Roman" w:cs="Times New Roman" w:hint="eastAsia"/>
+                <w:sz w:val="24"/>
+                <w:szCs w:val="24"/>
+              </w:rPr>
+              <w:t>的智能小车设计</w:t>
+            </w:r>
           </w:p>
         </w:tc>
       </w:tr>
       <w:tr>
-        <w:tblPrEx>
-          <w:tblBorders>
-            <w:top w:val="single" w:color="auto" w:sz="4" w:space="0"/>
-            <w:left w:val="single" w:color="auto" w:sz="4" w:space="0"/>
-            <w:bottom w:val="single" w:color="auto" w:sz="4" w:space="0"/>
-            <w:right w:val="single" w:color="auto" w:sz="4" w:space="0"/>
-            <w:insideH w:val="single" w:color="auto" w:sz="4" w:space="0"/>
-            <w:insideV w:val="single" w:color="auto" w:sz="4" w:space="0"/>
-          </w:tblBorders>
-          <w:tblCellMar>
-            <w:top w:w="0" w:type="dxa"/>
-            <w:left w:w="108" w:type="dxa"/>
-            <w:bottom w:w="0" w:type="dxa"/>
-            <w:right w:w="108" w:type="dxa"/>
-          </w:tblCellMar>
-        </w:tblPrEx>
         <w:trPr>
           <w:cantSplit/>
-          <w:trHeight w:val="603" w:hRule="atLeast"/>
+          <w:trHeight w:val="603"/>
         </w:trPr>
         <w:tc>
           <w:tcPr>
             <w:tcW w:w="1849" w:type="dxa"/>
             <w:tcBorders>
-              <w:top w:val="single" w:color="auto" w:sz="4" w:space="0"/>
-              <w:left w:val="single" w:color="auto" w:sz="4" w:space="0"/>
-              <w:bottom w:val="single" w:color="auto" w:sz="4" w:space="0"/>
-              <w:right w:val="single" w:color="auto" w:sz="4" w:space="0"/>
+              <w:top w:val="single" w:sz="4" w:space="0" w:color="auto"/>
+              <w:left w:val="single" w:sz="4" w:space="0" w:color="auto"/>
+              <w:bottom w:val="single" w:sz="4" w:space="0" w:color="auto"/>
+              <w:right w:val="single" w:sz="4" w:space="0" w:color="auto"/>
             </w:tcBorders>
             <w:vAlign w:val="center"/>
           </w:tcPr>
@@ -506,7 +519,7 @@
             </w:pPr>
             <w:r>
               <w:rPr>
-                <w:rFonts w:hint="eastAsia" w:ascii="Times New Roman" w:hAnsi="Times New Roman" w:cs="Times New Roman"/>
+                <w:rFonts w:ascii="Times New Roman" w:hAnsi="Times New Roman" w:cs="Times New Roman" w:hint="eastAsia"/>
                 <w:sz w:val="24"/>
                 <w:szCs w:val="24"/>
               </w:rPr>
@@ -519,10 +532,10 @@
             <w:tcW w:w="6582" w:type="dxa"/>
             <w:gridSpan w:val="3"/>
             <w:tcBorders>
-              <w:top w:val="single" w:color="auto" w:sz="4" w:space="0"/>
-              <w:left w:val="single" w:color="auto" w:sz="4" w:space="0"/>
-              <w:bottom w:val="single" w:color="auto" w:sz="4" w:space="0"/>
-              <w:right w:val="single" w:color="auto" w:sz="4" w:space="0"/>
+              <w:top w:val="single" w:sz="4" w:space="0" w:color="auto"/>
+              <w:left w:val="single" w:sz="4" w:space="0" w:color="auto"/>
+              <w:bottom w:val="single" w:sz="4" w:space="0" w:color="auto"/>
+              <w:right w:val="single" w:sz="4" w:space="0" w:color="auto"/>
             </w:tcBorders>
             <w:vAlign w:val="center"/>
           </w:tcPr>
@@ -531,43 +544,91 @@
               <w:spacing w:line="400" w:lineRule="exact"/>
               <w:jc w:val="center"/>
               <w:rPr>
-                <w:rFonts w:ascii="Times New Roman" w:hAnsi="Times New Roman" w:cs="Times New Roman"/>
+                <w:rFonts w:ascii="Times New Roman" w:hAnsi="Times New Roman" w:cs="Times New Roman" w:hint="eastAsia"/>
                 <w:sz w:val="24"/>
                 <w:szCs w:val="24"/>
               </w:rPr>
             </w:pPr>
+            <w:r>
+              <w:rPr>
+                <w:rFonts w:ascii="Times New Roman" w:hAnsi="Times New Roman" w:cs="Times New Roman" w:hint="eastAsia"/>
+                <w:sz w:val="24"/>
+                <w:szCs w:val="24"/>
+              </w:rPr>
+              <w:t>2025</w:t>
+            </w:r>
+            <w:r>
+              <w:rPr>
+                <w:rFonts w:ascii="Times New Roman" w:hAnsi="Times New Roman" w:cs="Times New Roman" w:hint="eastAsia"/>
+                <w:sz w:val="24"/>
+                <w:szCs w:val="24"/>
+              </w:rPr>
+              <w:t>年</w:t>
+            </w:r>
+            <w:r>
+              <w:rPr>
+                <w:rFonts w:ascii="Times New Roman" w:hAnsi="Times New Roman" w:cs="Times New Roman" w:hint="eastAsia"/>
+                <w:sz w:val="24"/>
+                <w:szCs w:val="24"/>
+              </w:rPr>
+              <w:t>3</w:t>
+            </w:r>
+            <w:r>
+              <w:rPr>
+                <w:rFonts w:ascii="Times New Roman" w:hAnsi="Times New Roman" w:cs="Times New Roman" w:hint="eastAsia"/>
+                <w:sz w:val="24"/>
+                <w:szCs w:val="24"/>
+              </w:rPr>
+              <w:t>月至</w:t>
+            </w:r>
+            <w:r>
+              <w:rPr>
+                <w:rFonts w:ascii="Times New Roman" w:hAnsi="Times New Roman" w:cs="Times New Roman" w:hint="eastAsia"/>
+                <w:sz w:val="24"/>
+                <w:szCs w:val="24"/>
+              </w:rPr>
+              <w:t>2025</w:t>
+            </w:r>
+            <w:r>
+              <w:rPr>
+                <w:rFonts w:ascii="Times New Roman" w:hAnsi="Times New Roman" w:cs="Times New Roman" w:hint="eastAsia"/>
+                <w:sz w:val="24"/>
+                <w:szCs w:val="24"/>
+              </w:rPr>
+              <w:t>年</w:t>
+            </w:r>
+            <w:r>
+              <w:rPr>
+                <w:rFonts w:ascii="Times New Roman" w:hAnsi="Times New Roman" w:cs="Times New Roman" w:hint="eastAsia"/>
+                <w:sz w:val="24"/>
+                <w:szCs w:val="24"/>
+              </w:rPr>
+              <w:t>6</w:t>
+            </w:r>
+            <w:r>
+              <w:rPr>
+                <w:rFonts w:ascii="Times New Roman" w:hAnsi="Times New Roman" w:cs="Times New Roman" w:hint="eastAsia"/>
+                <w:sz w:val="24"/>
+                <w:szCs w:val="24"/>
+              </w:rPr>
+              <w:t>月</w:t>
+            </w:r>
           </w:p>
         </w:tc>
       </w:tr>
       <w:tr>
-        <w:tblPrEx>
-          <w:tblBorders>
-            <w:top w:val="single" w:color="auto" w:sz="4" w:space="0"/>
-            <w:left w:val="single" w:color="auto" w:sz="4" w:space="0"/>
-            <w:bottom w:val="single" w:color="auto" w:sz="4" w:space="0"/>
-            <w:right w:val="single" w:color="auto" w:sz="4" w:space="0"/>
-            <w:insideH w:val="single" w:color="auto" w:sz="4" w:space="0"/>
-            <w:insideV w:val="single" w:color="auto" w:sz="4" w:space="0"/>
-          </w:tblBorders>
-          <w:tblCellMar>
-            <w:top w:w="0" w:type="dxa"/>
-            <w:left w:w="108" w:type="dxa"/>
-            <w:bottom w:w="0" w:type="dxa"/>
-            <w:right w:w="108" w:type="dxa"/>
-          </w:tblCellMar>
-        </w:tblPrEx>
         <w:trPr>
           <w:cantSplit/>
-          <w:trHeight w:val="670" w:hRule="atLeast"/>
+          <w:trHeight w:val="670"/>
         </w:trPr>
         <w:tc>
           <w:tcPr>
             <w:tcW w:w="1849" w:type="dxa"/>
             <w:tcBorders>
-              <w:top w:val="single" w:color="auto" w:sz="4" w:space="0"/>
-              <w:left w:val="single" w:color="auto" w:sz="4" w:space="0"/>
-              <w:bottom w:val="single" w:color="auto" w:sz="4" w:space="0"/>
-              <w:right w:val="single" w:color="auto" w:sz="4" w:space="0"/>
+              <w:top w:val="single" w:sz="4" w:space="0" w:color="auto"/>
+              <w:left w:val="single" w:sz="4" w:space="0" w:color="auto"/>
+              <w:bottom w:val="single" w:sz="4" w:space="0" w:color="auto"/>
+              <w:right w:val="single" w:sz="4" w:space="0" w:color="auto"/>
             </w:tcBorders>
             <w:vAlign w:val="center"/>
           </w:tcPr>
@@ -602,7 +663,7 @@
             </w:pPr>
             <w:r>
               <w:rPr>
-                <w:rFonts w:hint="eastAsia" w:ascii="Times New Roman" w:hAnsi="Times New Roman" w:cs="Times New Roman"/>
+                <w:rFonts w:ascii="Times New Roman" w:hAnsi="Times New Roman" w:cs="Times New Roman" w:hint="eastAsia"/>
                 <w:sz w:val="24"/>
                 <w:szCs w:val="24"/>
               </w:rPr>
@@ -615,10 +676,10 @@
             <w:tcW w:w="6582" w:type="dxa"/>
             <w:gridSpan w:val="3"/>
             <w:tcBorders>
-              <w:top w:val="single" w:color="auto" w:sz="4" w:space="0"/>
-              <w:left w:val="single" w:color="auto" w:sz="4" w:space="0"/>
-              <w:bottom w:val="single" w:color="auto" w:sz="4" w:space="0"/>
-              <w:right w:val="single" w:color="auto" w:sz="4" w:space="0"/>
+              <w:top w:val="single" w:sz="4" w:space="0" w:color="auto"/>
+              <w:left w:val="single" w:sz="4" w:space="0" w:color="auto"/>
+              <w:bottom w:val="single" w:sz="4" w:space="0" w:color="auto"/>
+              <w:right w:val="single" w:sz="4" w:space="0" w:color="auto"/>
             </w:tcBorders>
             <w:vAlign w:val="center"/>
           </w:tcPr>
@@ -632,38 +693,30 @@
                 <w:szCs w:val="24"/>
               </w:rPr>
             </w:pPr>
+            <w:r>
+              <w:rPr>
+                <w:rFonts w:ascii="Times New Roman" w:hAnsi="Times New Roman" w:cs="Times New Roman" w:hint="eastAsia"/>
+                <w:sz w:val="24"/>
+                <w:szCs w:val="24"/>
+              </w:rPr>
+              <w:t>大三嵌入式综合实践设计</w:t>
+            </w:r>
           </w:p>
         </w:tc>
       </w:tr>
       <w:tr>
-        <w:tblPrEx>
-          <w:tblBorders>
-            <w:top w:val="single" w:color="auto" w:sz="4" w:space="0"/>
-            <w:left w:val="single" w:color="auto" w:sz="4" w:space="0"/>
-            <w:bottom w:val="single" w:color="auto" w:sz="4" w:space="0"/>
-            <w:right w:val="single" w:color="auto" w:sz="4" w:space="0"/>
-            <w:insideH w:val="single" w:color="auto" w:sz="4" w:space="0"/>
-            <w:insideV w:val="single" w:color="auto" w:sz="4" w:space="0"/>
-          </w:tblBorders>
-          <w:tblCellMar>
-            <w:top w:w="0" w:type="dxa"/>
-            <w:left w:w="108" w:type="dxa"/>
-            <w:bottom w:w="0" w:type="dxa"/>
-            <w:right w:w="108" w:type="dxa"/>
-          </w:tblCellMar>
-        </w:tblPrEx>
         <w:trPr>
           <w:cantSplit/>
-          <w:trHeight w:val="3859" w:hRule="atLeast"/>
+          <w:trHeight w:val="3859"/>
         </w:trPr>
         <w:tc>
           <w:tcPr>
             <w:tcW w:w="1849" w:type="dxa"/>
             <w:tcBorders>
-              <w:top w:val="single" w:color="auto" w:sz="4" w:space="0"/>
-              <w:left w:val="single" w:color="auto" w:sz="4" w:space="0"/>
-              <w:bottom w:val="single" w:color="auto" w:sz="4" w:space="0"/>
-              <w:right w:val="single" w:color="auto" w:sz="4" w:space="0"/>
+              <w:top w:val="single" w:sz="4" w:space="0" w:color="auto"/>
+              <w:left w:val="single" w:sz="4" w:space="0" w:color="auto"/>
+              <w:bottom w:val="single" w:sz="4" w:space="0" w:color="auto"/>
+              <w:right w:val="single" w:sz="4" w:space="0" w:color="auto"/>
             </w:tcBorders>
             <w:vAlign w:val="center"/>
           </w:tcPr>
@@ -744,7 +797,7 @@
             </w:r>
             <w:r>
               <w:rPr>
-                <w:rFonts w:hint="eastAsia" w:ascii="Times New Roman" w:hAnsi="Times New Roman" w:cs="Times New Roman"/>
+                <w:rFonts w:ascii="Times New Roman" w:hAnsi="Times New Roman" w:cs="Times New Roman" w:hint="eastAsia"/>
                 <w:sz w:val="24"/>
                 <w:szCs w:val="24"/>
               </w:rPr>
@@ -756,7 +809,15 @@
                 <w:sz w:val="24"/>
                 <w:szCs w:val="24"/>
               </w:rPr>
-              <w:t>300字）</w:t>
+              <w:t>300</w:t>
+            </w:r>
+            <w:r>
+              <w:rPr>
+                <w:rFonts w:ascii="Times New Roman" w:hAnsi="Times New Roman" w:cs="Times New Roman"/>
+                <w:sz w:val="24"/>
+                <w:szCs w:val="24"/>
+              </w:rPr>
+              <w:t>字）</w:t>
             </w:r>
           </w:p>
         </w:tc>
@@ -765,10 +826,10 @@
             <w:tcW w:w="6582" w:type="dxa"/>
             <w:gridSpan w:val="3"/>
             <w:tcBorders>
-              <w:top w:val="single" w:color="auto" w:sz="4" w:space="0"/>
-              <w:left w:val="single" w:color="auto" w:sz="4" w:space="0"/>
-              <w:bottom w:val="single" w:color="auto" w:sz="4" w:space="0"/>
-              <w:right w:val="single" w:color="auto" w:sz="4" w:space="0"/>
+              <w:top w:val="single" w:sz="4" w:space="0" w:color="auto"/>
+              <w:left w:val="single" w:sz="4" w:space="0" w:color="auto"/>
+              <w:bottom w:val="single" w:sz="4" w:space="0" w:color="auto"/>
+              <w:right w:val="single" w:sz="4" w:space="0" w:color="auto"/>
             </w:tcBorders>
             <w:vAlign w:val="center"/>
           </w:tcPr>
@@ -776,7 +837,61 @@
             <w:pPr>
               <w:spacing w:line="400" w:lineRule="exact"/>
               <w:rPr>
-                <w:rFonts w:ascii="Times New Roman" w:hAnsi="Times New Roman" w:cs="Times New Roman"/>
+                <w:rFonts w:ascii="宋体" w:hAnsi="宋体"/>
+                <w:sz w:val="24"/>
+                <w:szCs w:val="24"/>
+              </w:rPr>
+            </w:pPr>
+            <w:r>
+              <w:rPr>
+                <w:rFonts w:ascii="宋体" w:hAnsi="宋体"/>
+                <w:sz w:val="24"/>
+                <w:szCs w:val="24"/>
+              </w:rPr>
+              <w:t>设计并实现了一款基于STM32F103C8T6微控制器的小车，</w:t>
+            </w:r>
+            <w:proofErr w:type="gramStart"/>
+            <w:r>
+              <w:rPr>
+                <w:rFonts w:ascii="宋体" w:hAnsi="宋体"/>
+                <w:sz w:val="24"/>
+                <w:szCs w:val="24"/>
+              </w:rPr>
+              <w:t>具备蓝牙遥控</w:t>
+            </w:r>
+            <w:proofErr w:type="gramEnd"/>
+            <w:r>
+              <w:rPr>
+                <w:rFonts w:ascii="宋体" w:hAnsi="宋体"/>
+                <w:sz w:val="24"/>
+                <w:szCs w:val="24"/>
+              </w:rPr>
+              <w:t>、超声波避障与红外循迹等功能。项目采用模块化设计思想，将主控、电机驱动、感应器件、通信模块等合理分工，兼顾了功能实现与成本控制。软件方面使用Keil5平台开发，使用C语言编写程序逻辑，实现对硬件模块的控制和交互。该小车可通过</w:t>
+            </w:r>
+            <w:proofErr w:type="gramStart"/>
+            <w:r>
+              <w:rPr>
+                <w:rFonts w:ascii="宋体" w:hAnsi="宋体"/>
+                <w:sz w:val="24"/>
+                <w:szCs w:val="24"/>
+              </w:rPr>
+              <w:t>手机蓝牙进行</w:t>
+            </w:r>
+            <w:proofErr w:type="gramEnd"/>
+            <w:r>
+              <w:rPr>
+                <w:rFonts w:ascii="宋体" w:hAnsi="宋体"/>
+                <w:sz w:val="24"/>
+                <w:szCs w:val="24"/>
+              </w:rPr>
+              <w:t>远程操控，也可在自动模式下实现对障碍物的检测避让以及对地面黑线的识别循迹，具备一定的智能性和扩展性。</w:t>
+            </w:r>
+          </w:p>
+          <w:p>
+            <w:pPr>
+              <w:spacing w:line="400" w:lineRule="exact"/>
+              <w:rPr>
+                <w:rFonts w:ascii="Times New Roman" w:hAnsi="Times New Roman" w:cs="Times New Roman" w:hint="eastAsia"/>
                 <w:sz w:val="24"/>
                 <w:szCs w:val="24"/>
               </w:rPr>
@@ -786,135 +901,146 @@
             <w:pPr>
               <w:spacing w:line="400" w:lineRule="exact"/>
               <w:rPr>
+                <w:rFonts w:ascii="Times New Roman" w:hAnsi="Times New Roman" w:cs="Times New Roman" w:hint="eastAsia"/>
+                <w:sz w:val="24"/>
+                <w:szCs w:val="24"/>
+              </w:rPr>
+            </w:pPr>
+            <w:r>
+              <w:rPr>
+                <w:rFonts w:ascii="Times New Roman" w:hAnsi="Times New Roman" w:cs="Times New Roman" w:hint="eastAsia"/>
+                <w:sz w:val="24"/>
+                <w:szCs w:val="24"/>
+              </w:rPr>
+              <w:t>个人完成代码编写，小车程序设计及</w:t>
+            </w:r>
+            <w:proofErr w:type="spellStart"/>
+            <w:r>
+              <w:rPr>
+                <w:rFonts w:ascii="Times New Roman" w:hAnsi="Times New Roman" w:cs="Times New Roman" w:hint="eastAsia"/>
+                <w:sz w:val="24"/>
+                <w:szCs w:val="24"/>
+              </w:rPr>
+              <w:t>pcb</w:t>
+            </w:r>
+            <w:proofErr w:type="spellEnd"/>
+            <w:r>
+              <w:rPr>
+                <w:rFonts w:ascii="Times New Roman" w:hAnsi="Times New Roman" w:cs="Times New Roman" w:hint="eastAsia"/>
+                <w:sz w:val="24"/>
+                <w:szCs w:val="24"/>
+              </w:rPr>
+              <w:t>版绘制</w:t>
+            </w:r>
+            <w:r>
+              <w:rPr>
                 <w:rFonts w:ascii="Times New Roman" w:hAnsi="Times New Roman" w:cs="Times New Roman"/>
                 <w:sz w:val="24"/>
                 <w:szCs w:val="24"/>
               </w:rPr>
-            </w:pPr>
+              <w:t xml:space="preserve"> </w:t>
+            </w:r>
           </w:p>
           <w:p>
             <w:pPr>
               <w:spacing w:line="400" w:lineRule="exact"/>
+              <w:ind w:firstLineChars="500" w:firstLine="1200"/>
               <w:rPr>
                 <w:rFonts w:ascii="Times New Roman" w:hAnsi="Times New Roman" w:cs="Times New Roman"/>
                 <w:sz w:val="24"/>
                 <w:szCs w:val="24"/>
               </w:rPr>
             </w:pPr>
-          </w:p>
-          <w:p>
-            <w:pPr>
-              <w:spacing w:line="400" w:lineRule="exact"/>
-              <w:ind w:firstLine="1200" w:firstLineChars="500"/>
+            <w:r>
               <w:rPr>
                 <w:rFonts w:ascii="Times New Roman" w:hAnsi="Times New Roman" w:cs="Times New Roman"/>
                 <w:sz w:val="24"/>
                 <w:szCs w:val="24"/>
               </w:rPr>
-            </w:pPr>
+              <w:t>本人签名：</w:t>
+            </w:r>
+            <w:proofErr w:type="gramStart"/>
+            <w:r>
+              <w:rPr>
+                <w:rFonts w:ascii="Times New Roman" w:hAnsi="Times New Roman" w:cs="Times New Roman" w:hint="eastAsia"/>
+                <w:sz w:val="24"/>
+                <w:szCs w:val="24"/>
+              </w:rPr>
+              <w:t>王舒贤</w:t>
+            </w:r>
+            <w:proofErr w:type="gramEnd"/>
             <w:r>
               <w:rPr>
                 <w:rFonts w:ascii="Times New Roman" w:hAnsi="Times New Roman" w:cs="Times New Roman"/>
                 <w:sz w:val="24"/>
                 <w:szCs w:val="24"/>
               </w:rPr>
-              <w:t xml:space="preserve"> </w:t>
-            </w:r>
-          </w:p>
-          <w:p>
-            <w:pPr>
-              <w:spacing w:line="400" w:lineRule="exact"/>
-              <w:ind w:firstLine="1200" w:firstLineChars="500"/>
+              <w:t xml:space="preserve">          </w:t>
+            </w:r>
+            <w:r>
+              <w:rPr>
+                <w:rFonts w:ascii="Times New Roman" w:hAnsi="Times New Roman" w:cs="Times New Roman" w:hint="eastAsia"/>
+                <w:sz w:val="24"/>
+                <w:szCs w:val="24"/>
+              </w:rPr>
+              <w:t>2025</w:t>
+            </w:r>
+            <w:r>
               <w:rPr>
                 <w:rFonts w:ascii="Times New Roman" w:hAnsi="Times New Roman" w:cs="Times New Roman"/>
                 <w:sz w:val="24"/>
                 <w:szCs w:val="24"/>
               </w:rPr>
-            </w:pPr>
-          </w:p>
-          <w:p>
-            <w:pPr>
-              <w:spacing w:line="400" w:lineRule="exact"/>
-              <w:ind w:firstLine="1200" w:firstLineChars="500"/>
+              <w:t>年</w:t>
+            </w:r>
+            <w:r>
+              <w:rPr>
+                <w:rFonts w:ascii="Times New Roman" w:hAnsi="Times New Roman" w:cs="Times New Roman" w:hint="eastAsia"/>
+                <w:sz w:val="24"/>
+                <w:szCs w:val="24"/>
+              </w:rPr>
+              <w:t>9</w:t>
+            </w:r>
+            <w:r>
+              <w:rPr>
+                <w:rFonts w:ascii="Times New Roman" w:hAnsi="Times New Roman" w:cs="Times New Roman" w:hint="eastAsia"/>
+                <w:sz w:val="24"/>
+                <w:szCs w:val="24"/>
+              </w:rPr>
+              <w:t>月</w:t>
+            </w:r>
+            <w:r>
+              <w:rPr>
+                <w:rFonts w:ascii="Times New Roman" w:hAnsi="Times New Roman" w:cs="Times New Roman" w:hint="eastAsia"/>
+                <w:sz w:val="24"/>
+                <w:szCs w:val="24"/>
+              </w:rPr>
+              <w:t>11</w:t>
+            </w:r>
+            <w:r>
               <w:rPr>
                 <w:rFonts w:ascii="Times New Roman" w:hAnsi="Times New Roman" w:cs="Times New Roman"/>
                 <w:sz w:val="24"/>
                 <w:szCs w:val="24"/>
               </w:rPr>
-            </w:pPr>
-          </w:p>
-          <w:p>
-            <w:pPr>
-              <w:spacing w:line="400" w:lineRule="exact"/>
-              <w:ind w:firstLine="1200" w:firstLineChars="500"/>
-              <w:rPr>
-                <w:rFonts w:ascii="Times New Roman" w:hAnsi="Times New Roman" w:cs="Times New Roman"/>
-                <w:sz w:val="24"/>
-                <w:szCs w:val="24"/>
-              </w:rPr>
-            </w:pPr>
-          </w:p>
-          <w:p>
-            <w:pPr>
-              <w:spacing w:line="400" w:lineRule="exact"/>
-              <w:ind w:firstLine="1200" w:firstLineChars="500"/>
-              <w:rPr>
-                <w:rFonts w:ascii="Times New Roman" w:hAnsi="Times New Roman" w:cs="Times New Roman"/>
-                <w:sz w:val="24"/>
-                <w:szCs w:val="24"/>
-              </w:rPr>
-            </w:pPr>
-          </w:p>
-          <w:p>
-            <w:pPr>
-              <w:spacing w:line="400" w:lineRule="exact"/>
-              <w:ind w:firstLine="1200" w:firstLineChars="500"/>
-              <w:rPr>
-                <w:rFonts w:ascii="Times New Roman" w:hAnsi="Times New Roman" w:cs="Times New Roman"/>
-                <w:sz w:val="24"/>
-                <w:szCs w:val="24"/>
-              </w:rPr>
-            </w:pPr>
-            <w:r>
-              <w:rPr>
-                <w:rFonts w:ascii="Times New Roman" w:hAnsi="Times New Roman" w:cs="Times New Roman"/>
-                <w:sz w:val="24"/>
-                <w:szCs w:val="24"/>
-              </w:rPr>
-              <w:t>本人签名：                年   月   日</w:t>
+              <w:t>日</w:t>
             </w:r>
           </w:p>
         </w:tc>
       </w:tr>
       <w:tr>
-        <w:tblPrEx>
-          <w:tblBorders>
-            <w:top w:val="single" w:color="auto" w:sz="4" w:space="0"/>
-            <w:left w:val="single" w:color="auto" w:sz="4" w:space="0"/>
-            <w:bottom w:val="single" w:color="auto" w:sz="4" w:space="0"/>
-            <w:right w:val="single" w:color="auto" w:sz="4" w:space="0"/>
-            <w:insideH w:val="single" w:color="auto" w:sz="4" w:space="0"/>
-            <w:insideV w:val="single" w:color="auto" w:sz="4" w:space="0"/>
-          </w:tblBorders>
-          <w:tblCellMar>
-            <w:top w:w="0" w:type="dxa"/>
-            <w:left w:w="108" w:type="dxa"/>
-            <w:bottom w:w="0" w:type="dxa"/>
-            <w:right w:w="108" w:type="dxa"/>
-          </w:tblCellMar>
-        </w:tblPrEx>
         <w:trPr>
           <w:cantSplit/>
-          <w:trHeight w:val="2131" w:hRule="atLeast"/>
+          <w:trHeight w:val="2131"/>
         </w:trPr>
         <w:tc>
           <w:tcPr>
             <w:tcW w:w="1849" w:type="dxa"/>
             <w:tcBorders>
-              <w:top w:val="single" w:color="auto" w:sz="4" w:space="0"/>
-              <w:left w:val="single" w:color="auto" w:sz="4" w:space="0"/>
-              <w:bottom w:val="single" w:color="auto" w:sz="4" w:space="0"/>
-              <w:right w:val="single" w:color="auto" w:sz="4" w:space="0"/>
+              <w:top w:val="single" w:sz="4" w:space="0" w:color="auto"/>
+              <w:left w:val="single" w:sz="4" w:space="0" w:color="auto"/>
+              <w:bottom w:val="single" w:sz="4" w:space="0" w:color="auto"/>
+              <w:right w:val="single" w:sz="4" w:space="0" w:color="auto"/>
             </w:tcBorders>
             <w:vAlign w:val="center"/>
           </w:tcPr>
@@ -943,10 +1069,10 @@
             <w:tcW w:w="6582" w:type="dxa"/>
             <w:gridSpan w:val="3"/>
             <w:tcBorders>
-              <w:top w:val="single" w:color="auto" w:sz="4" w:space="0"/>
-              <w:left w:val="single" w:color="auto" w:sz="4" w:space="0"/>
-              <w:bottom w:val="single" w:color="auto" w:sz="4" w:space="0"/>
-              <w:right w:val="single" w:color="auto" w:sz="4" w:space="0"/>
+              <w:top w:val="single" w:sz="4" w:space="0" w:color="auto"/>
+              <w:left w:val="single" w:sz="4" w:space="0" w:color="auto"/>
+              <w:bottom w:val="single" w:sz="4" w:space="0" w:color="auto"/>
+              <w:right w:val="single" w:sz="4" w:space="0" w:color="auto"/>
             </w:tcBorders>
             <w:vAlign w:val="bottom"/>
           </w:tcPr>
@@ -964,7 +1090,7 @@
           <w:p>
             <w:pPr>
               <w:spacing w:line="400" w:lineRule="exact"/>
-              <w:ind w:right="840" w:firstLine="1320" w:firstLineChars="550"/>
+              <w:ind w:right="840" w:firstLineChars="550" w:firstLine="1320"/>
               <w:rPr>
                 <w:rFonts w:ascii="Times New Roman" w:hAnsi="Times New Roman" w:cs="Times New Roman"/>
                 <w:sz w:val="24"/>
@@ -973,7 +1099,7 @@
             </w:pPr>
             <w:r>
               <w:rPr>
-                <w:rFonts w:hint="eastAsia" w:ascii="Times New Roman" w:hAnsi="Times New Roman" w:cs="Times New Roman"/>
+                <w:rFonts w:ascii="Times New Roman" w:hAnsi="Times New Roman" w:cs="Times New Roman" w:hint="eastAsia"/>
                 <w:sz w:val="24"/>
                 <w:szCs w:val="24"/>
               </w:rPr>
@@ -983,7 +1109,7 @@
           <w:p>
             <w:pPr>
               <w:spacing w:line="400" w:lineRule="exact"/>
-              <w:ind w:right="840" w:firstLine="1320" w:firstLineChars="550"/>
+              <w:ind w:right="840" w:firstLineChars="550" w:firstLine="1320"/>
               <w:rPr>
                 <w:rFonts w:ascii="Times New Roman" w:hAnsi="Times New Roman" w:cs="Times New Roman"/>
                 <w:sz w:val="24"/>
@@ -992,7 +1118,7 @@
             </w:pPr>
             <w:r>
               <w:rPr>
-                <w:rFonts w:hint="eastAsia" w:ascii="Times New Roman" w:hAnsi="Times New Roman" w:cs="Times New Roman"/>
+                <w:rFonts w:ascii="Times New Roman" w:hAnsi="Times New Roman" w:cs="Times New Roman" w:hint="eastAsia"/>
                 <w:sz w:val="24"/>
                 <w:szCs w:val="24"/>
               </w:rPr>
@@ -1004,39 +1130,71 @@
                 <w:sz w:val="24"/>
                 <w:szCs w:val="24"/>
               </w:rPr>
-              <w:t>：                  年   月   日</w:t>
+              <w:t>：</w:t>
+            </w:r>
+            <w:r>
+              <w:rPr>
+                <w:rFonts w:ascii="Times New Roman" w:hAnsi="Times New Roman" w:cs="Times New Roman"/>
+                <w:sz w:val="24"/>
+                <w:szCs w:val="24"/>
+              </w:rPr>
+              <w:t xml:space="preserve">                  </w:t>
+            </w:r>
+            <w:r>
+              <w:rPr>
+                <w:rFonts w:ascii="Times New Roman" w:hAnsi="Times New Roman" w:cs="Times New Roman"/>
+                <w:sz w:val="24"/>
+                <w:szCs w:val="24"/>
+              </w:rPr>
+              <w:t>年</w:t>
+            </w:r>
+            <w:r>
+              <w:rPr>
+                <w:rFonts w:ascii="Times New Roman" w:hAnsi="Times New Roman" w:cs="Times New Roman"/>
+                <w:sz w:val="24"/>
+                <w:szCs w:val="24"/>
+              </w:rPr>
+              <w:t xml:space="preserve">   </w:t>
+            </w:r>
+            <w:r>
+              <w:rPr>
+                <w:rFonts w:ascii="Times New Roman" w:hAnsi="Times New Roman" w:cs="Times New Roman"/>
+                <w:sz w:val="24"/>
+                <w:szCs w:val="24"/>
+              </w:rPr>
+              <w:t>月</w:t>
+            </w:r>
+            <w:r>
+              <w:rPr>
+                <w:rFonts w:ascii="Times New Roman" w:hAnsi="Times New Roman" w:cs="Times New Roman"/>
+                <w:sz w:val="24"/>
+                <w:szCs w:val="24"/>
+              </w:rPr>
+              <w:t xml:space="preserve">   </w:t>
+            </w:r>
+            <w:r>
+              <w:rPr>
+                <w:rFonts w:ascii="Times New Roman" w:hAnsi="Times New Roman" w:cs="Times New Roman"/>
+                <w:sz w:val="24"/>
+                <w:szCs w:val="24"/>
+              </w:rPr>
+              <w:t>日</w:t>
             </w:r>
           </w:p>
         </w:tc>
       </w:tr>
       <w:tr>
-        <w:tblPrEx>
-          <w:tblBorders>
-            <w:top w:val="single" w:color="auto" w:sz="4" w:space="0"/>
-            <w:left w:val="single" w:color="auto" w:sz="4" w:space="0"/>
-            <w:bottom w:val="single" w:color="auto" w:sz="4" w:space="0"/>
-            <w:right w:val="single" w:color="auto" w:sz="4" w:space="0"/>
-            <w:insideH w:val="single" w:color="auto" w:sz="4" w:space="0"/>
-            <w:insideV w:val="single" w:color="auto" w:sz="4" w:space="0"/>
-          </w:tblBorders>
-          <w:tblCellMar>
-            <w:top w:w="0" w:type="dxa"/>
-            <w:left w:w="108" w:type="dxa"/>
-            <w:bottom w:w="0" w:type="dxa"/>
-            <w:right w:w="108" w:type="dxa"/>
-          </w:tblCellMar>
-        </w:tblPrEx>
         <w:trPr>
-          <w:trHeight w:val="1973" w:hRule="atLeast"/>
+          <w:trHeight w:val="1973"/>
         </w:trPr>
         <w:tc>
           <w:tcPr>
             <w:tcW w:w="1849" w:type="dxa"/>
             <w:tcBorders>
-              <w:top w:val="single" w:color="auto" w:sz="4" w:space="0"/>
-              <w:left w:val="single" w:color="auto" w:sz="4" w:space="0"/>
-              <w:bottom w:val="single" w:color="auto" w:sz="4" w:space="0"/>
-              <w:right w:val="single" w:color="auto" w:sz="4" w:space="0"/>
+              <w:top w:val="single" w:sz="4" w:space="0" w:color="auto"/>
+              <w:left w:val="single" w:sz="4" w:space="0" w:color="auto"/>
+              <w:bottom w:val="single" w:sz="4" w:space="0" w:color="auto"/>
+              <w:right w:val="single" w:sz="4" w:space="0" w:color="auto"/>
             </w:tcBorders>
             <w:vAlign w:val="center"/>
           </w:tcPr>
@@ -1084,10 +1242,10 @@
             <w:tcW w:w="6582" w:type="dxa"/>
             <w:gridSpan w:val="3"/>
             <w:tcBorders>
-              <w:top w:val="single" w:color="auto" w:sz="4" w:space="0"/>
-              <w:left w:val="single" w:color="auto" w:sz="4" w:space="0"/>
-              <w:bottom w:val="single" w:color="auto" w:sz="4" w:space="0"/>
-              <w:right w:val="single" w:color="auto" w:sz="4" w:space="0"/>
+              <w:top w:val="single" w:sz="4" w:space="0" w:color="auto"/>
+              <w:left w:val="single" w:sz="4" w:space="0" w:color="auto"/>
+              <w:bottom w:val="single" w:sz="4" w:space="0" w:color="auto"/>
+              <w:right w:val="single" w:sz="4" w:space="0" w:color="auto"/>
             </w:tcBorders>
           </w:tcPr>
           <w:p>
@@ -1155,11 +1313,19 @@
                 <w:sz w:val="24"/>
                 <w:szCs w:val="24"/>
               </w:rPr>
-              <w:t xml:space="preserve">           负责人签名</w:t>
-            </w:r>
-            <w:r>
-              <w:rPr>
-                <w:rFonts w:hint="eastAsia" w:ascii="Times New Roman" w:hAnsi="Times New Roman" w:cs="Times New Roman"/>
+              <w:t xml:space="preserve">           </w:t>
+            </w:r>
+            <w:r>
+              <w:rPr>
+                <w:rFonts w:ascii="Times New Roman" w:hAnsi="Times New Roman" w:cs="Times New Roman"/>
+                <w:sz w:val="24"/>
+                <w:szCs w:val="24"/>
+              </w:rPr>
+              <w:t>负责人签名</w:t>
+            </w:r>
+            <w:r>
+              <w:rPr>
+                <w:rFonts w:ascii="Times New Roman" w:hAnsi="Times New Roman" w:cs="Times New Roman" w:hint="eastAsia"/>
                 <w:sz w:val="24"/>
                 <w:szCs w:val="24"/>
               </w:rPr>
@@ -1175,7 +1341,7 @@
             </w:r>
             <w:r>
               <w:rPr>
-                <w:rFonts w:hint="eastAsia" w:ascii="Times New Roman" w:hAnsi="Times New Roman" w:cs="Times New Roman"/>
+                <w:rFonts w:ascii="Times New Roman" w:hAnsi="Times New Roman" w:cs="Times New Roman" w:hint="eastAsia"/>
                 <w:sz w:val="24"/>
                 <w:szCs w:val="24"/>
               </w:rPr>
@@ -1187,7 +1353,39 @@
                 <w:sz w:val="24"/>
                 <w:szCs w:val="24"/>
               </w:rPr>
-              <w:t>年   月   日</w:t>
+              <w:t>年</w:t>
+            </w:r>
+            <w:r>
+              <w:rPr>
+                <w:rFonts w:ascii="Times New Roman" w:hAnsi="Times New Roman" w:cs="Times New Roman"/>
+                <w:sz w:val="24"/>
+                <w:szCs w:val="24"/>
+              </w:rPr>
+              <w:t xml:space="preserve">   </w:t>
+            </w:r>
+            <w:r>
+              <w:rPr>
+                <w:rFonts w:ascii="Times New Roman" w:hAnsi="Times New Roman" w:cs="Times New Roman"/>
+                <w:sz w:val="24"/>
+                <w:szCs w:val="24"/>
+              </w:rPr>
+              <w:t>月</w:t>
+            </w:r>
+            <w:r>
+              <w:rPr>
+                <w:rFonts w:ascii="Times New Roman" w:hAnsi="Times New Roman" w:cs="Times New Roman"/>
+                <w:sz w:val="24"/>
+                <w:szCs w:val="24"/>
+              </w:rPr>
+              <w:t xml:space="preserve">   </w:t>
+            </w:r>
+            <w:r>
+              <w:rPr>
+                <w:rFonts w:ascii="Times New Roman" w:hAnsi="Times New Roman" w:cs="Times New Roman"/>
+                <w:sz w:val="24"/>
+                <w:szCs w:val="24"/>
+              </w:rPr>
+              <w:t>日</w:t>
             </w:r>
           </w:p>
         </w:tc>
@@ -1195,412 +1393,6561 @@
     </w:tbl>
     <w:p>
       <w:pPr>
-        <w:spacing w:line="560" w:lineRule="exact"/>
-        <w:ind w:right="480"/>
+        <w:ind w:firstLineChars="300" w:firstLine="600"/>
         <w:rPr>
           <w:rFonts w:ascii="Times New Roman" w:hAnsi="Times New Roman" w:cs="Times New Roman"/>
-          <w:color w:val="000000"/>
-          <w:sz w:val="20"/>
-          <w:szCs w:val="24"/>
-        </w:rPr>
-      </w:pPr>
-      <w:r>
-        <w:rPr>
-          <w:rFonts w:ascii="Times New Roman" w:hAnsi="Times New Roman" w:cs="Times New Roman"/>
-          <w:color w:val="000000"/>
-          <w:szCs w:val="24"/>
-        </w:rPr>
-        <w:t>备注：1.</w:t>
-      </w:r>
-      <w:r>
-        <w:rPr>
-          <w:rFonts w:ascii="Times New Roman" w:hAnsi="Times New Roman" w:cs="Times New Roman"/>
-          <w:szCs w:val="24"/>
-        </w:rPr>
-        <w:t xml:space="preserve"> </w:t>
-      </w:r>
+        </w:rPr>
+      </w:pPr>
       <w:r>
         <w:rPr>
           <w:rFonts w:ascii="Times New Roman" w:hAnsi="Times New Roman" w:cs="Times New Roman"/>
           <w:sz w:val="20"/>
-          <w:szCs w:val="24"/>
-        </w:rPr>
-        <w:t>项目来源：学科竞赛/创新创业项目/课程设计/科研训练/企业实习/实践课程</w:t>
+        </w:rPr>
+        <w:t xml:space="preserve"> </w:t>
       </w:r>
       <w:r>
         <w:rPr>
           <w:rFonts w:ascii="Times New Roman" w:hAnsi="Times New Roman" w:cs="Times New Roman"/>
-          <w:color w:val="000000"/>
-          <w:sz w:val="20"/>
-          <w:szCs w:val="24"/>
-        </w:rPr>
-        <w:t>。</w:t>
-      </w:r>
-    </w:p>
-    <w:p>
-      <w:pPr>
-        <w:ind w:firstLine="630" w:firstLineChars="300"/>
+        </w:rPr>
+        <w:t xml:space="preserve"> </w:t>
+      </w:r>
+    </w:p>
+    <w:p>
+      <w:pPr>
         <w:rPr>
           <w:rFonts w:ascii="Times New Roman" w:hAnsi="Times New Roman" w:cs="Times New Roman"/>
         </w:rPr>
       </w:pPr>
-      <w:r>
-        <w:rPr>
-          <w:rFonts w:ascii="Times New Roman" w:hAnsi="Times New Roman" w:cs="Times New Roman"/>
-          <w:color w:val="000000"/>
-          <w:szCs w:val="24"/>
-        </w:rPr>
-        <w:t xml:space="preserve">2. </w:t>
-      </w:r>
-      <w:r>
-        <w:rPr>
-          <w:rFonts w:ascii="Times New Roman" w:hAnsi="Times New Roman" w:cs="Times New Roman"/>
-          <w:color w:val="000000"/>
-          <w:sz w:val="20"/>
-          <w:szCs w:val="24"/>
-        </w:rPr>
-        <w:t>请附完成证明（证据证明本人完成），项目材料（项目</w:t>
-      </w:r>
-      <w:r>
-        <w:rPr>
-          <w:rFonts w:hint="eastAsia" w:ascii="Times New Roman" w:hAnsi="Times New Roman" w:cs="Times New Roman"/>
-          <w:color w:val="000000"/>
-          <w:sz w:val="20"/>
-          <w:szCs w:val="24"/>
-        </w:rPr>
-        <w:t>结题</w:t>
-      </w:r>
-      <w:r>
-        <w:rPr>
-          <w:rFonts w:ascii="Times New Roman" w:hAnsi="Times New Roman" w:cs="Times New Roman"/>
-          <w:color w:val="000000"/>
-          <w:sz w:val="20"/>
-          <w:szCs w:val="24"/>
-        </w:rPr>
-        <w:t>报告，其他项目资料）。</w:t>
-      </w:r>
-      <w:r>
-        <w:rPr>
-          <w:rFonts w:ascii="Times New Roman" w:hAnsi="Times New Roman" w:cs="Times New Roman"/>
-          <w:sz w:val="20"/>
+    </w:p>
+    <w:p>
+      <w:pPr>
+        <w:spacing w:line="520" w:lineRule="exact"/>
+        <w:ind w:firstLineChars="200" w:firstLine="640"/>
+        <w:rPr>
+          <w:rFonts w:ascii="宋体" w:hAnsi="宋体" w:hint="eastAsia"/>
+          <w:sz w:val="32"/>
+          <w:szCs w:val="32"/>
+        </w:rPr>
+      </w:pPr>
+    </w:p>
+    <w:p>
+      <w:pPr>
+        <w:jc w:val="center"/>
+        <w:rPr>
+          <w:rFonts w:ascii="宋体" w:hAnsi="宋体"/>
+          <w:b/>
+          <w:color w:val="000000"/>
+          <w:sz w:val="44"/>
+          <w:szCs w:val="44"/>
+        </w:rPr>
+      </w:pPr>
+      <w:r>
+        <w:rPr>
+          <w:rFonts w:ascii="宋体" w:hAnsi="宋体"/>
+          <w:b/>
+          <w:color w:val="000000"/>
+          <w:sz w:val="44"/>
+          <w:szCs w:val="44"/>
+        </w:rPr>
+        <w:pict w14:anchorId="20989964">
+          <v:shapetype id="_x0000_t75" coordsize="21600,21600" o:spt="75" o:preferrelative="t" path="m@4@5l@4@11@9@11@9@5xe" filled="f" stroked="f">
+            <v:stroke joinstyle="miter"/>
+            <v:formulas>
+              <v:f eqn="if lineDrawn pixelLineWidth 0"/>
+              <v:f eqn="sum @0 1 0"/>
+              <v:f eqn="sum 0 0 @1"/>
+              <v:f eqn="prod @2 1 2"/>
+              <v:f eqn="prod @3 21600 pixelWidth"/>
+              <v:f eqn="prod @3 21600 pixelHeight"/>
+              <v:f eqn="sum @0 0 1"/>
+              <v:f eqn="prod @6 1 2"/>
+              <v:f eqn="prod @7 21600 pixelWidth"/>
+              <v:f eqn="sum @8 21600 0"/>
+              <v:f eqn="prod @7 21600 pixelHeight"/>
+              <v:f eqn="sum @10 21600 0"/>
+            </v:formulas>
+            <v:path o:extrusionok="f" gradientshapeok="t" o:connecttype="rect"/>
+            <o:lock v:ext="edit" aspectratio="t"/>
+          </v:shapetype>
+          <v:shape id="_x0000_i1025" type="#_x0000_t75" style="width:317.4pt;height:59.4pt;mso-position-horizontal-relative:page;mso-position-vertical-relative:page">
+            <v:imagedata r:id="rId5" o:title="西电科大背景透明LOGO-标准"/>
+          </v:shape>
+        </w:pict>
+      </w:r>
+    </w:p>
+    <w:p>
+      <w:pPr>
+        <w:jc w:val="center"/>
+        <w:rPr>
+          <w:rFonts w:ascii="宋体" w:hAnsi="宋体" w:hint="eastAsia"/>
+          <w:b/>
+          <w:color w:val="000000"/>
+          <w:sz w:val="44"/>
+          <w:szCs w:val="44"/>
+        </w:rPr>
+      </w:pPr>
+      <w:r>
+        <w:rPr>
+          <w:rFonts w:ascii="宋体" w:hAnsi="宋体" w:hint="eastAsia"/>
+          <w:b/>
+          <w:color w:val="000000"/>
+          <w:sz w:val="44"/>
+          <w:szCs w:val="44"/>
+        </w:rPr>
+        <w:t>计算机科学与技术学院</w:t>
+      </w:r>
+    </w:p>
+    <w:p>
+      <w:pPr>
+        <w:spacing w:line="900" w:lineRule="exact"/>
+        <w:jc w:val="center"/>
+        <w:rPr>
+          <w:rFonts w:ascii="宋体" w:hAnsi="宋体" w:hint="eastAsia"/>
+          <w:b/>
+          <w:color w:val="000000"/>
+          <w:sz w:val="44"/>
+          <w:szCs w:val="44"/>
+        </w:rPr>
+      </w:pPr>
+    </w:p>
+    <w:p>
+      <w:pPr>
+        <w:spacing w:line="900" w:lineRule="exact"/>
+        <w:jc w:val="center"/>
+        <w:rPr>
+          <w:rFonts w:ascii="宋体" w:hAnsi="宋体" w:hint="eastAsia"/>
+          <w:b/>
+          <w:color w:val="000000"/>
+          <w:sz w:val="44"/>
+          <w:szCs w:val="44"/>
+        </w:rPr>
+      </w:pPr>
+      <w:r>
+        <w:rPr>
+          <w:rFonts w:ascii="宋体" w:hAnsi="宋体" w:hint="eastAsia"/>
+          <w:b/>
+          <w:color w:val="000000"/>
+          <w:sz w:val="44"/>
+          <w:szCs w:val="44"/>
+        </w:rPr>
+        <w:t>嵌入式应用综合设计技术报告</w:t>
+      </w:r>
+    </w:p>
+    <w:p>
+      <w:pPr>
+        <w:spacing w:line="900" w:lineRule="exact"/>
+        <w:ind w:left="420"/>
+        <w:jc w:val="center"/>
+        <w:rPr>
+          <w:rFonts w:ascii="宋体" w:hAnsi="宋体" w:hint="eastAsia"/>
+          <w:b/>
+          <w:color w:val="000000"/>
+          <w:sz w:val="30"/>
+          <w:szCs w:val="30"/>
+        </w:rPr>
+      </w:pPr>
+      <w:r>
+        <w:rPr>
+          <w:rFonts w:ascii="宋体" w:hAnsi="宋体" w:hint="eastAsia"/>
+          <w:b/>
+          <w:color w:val="000000"/>
+          <w:sz w:val="30"/>
+          <w:szCs w:val="30"/>
+        </w:rPr>
+        <w:t>题     目：</w:t>
+      </w:r>
+      <w:r>
+        <w:rPr>
+          <w:rFonts w:ascii="宋体" w:hAnsi="宋体" w:hint="eastAsia"/>
+          <w:b/>
+          <w:color w:val="000000"/>
+          <w:sz w:val="30"/>
+          <w:szCs w:val="30"/>
+          <w:u w:val="thick"/>
+        </w:rPr>
+        <w:t xml:space="preserve">   </w:t>
+      </w:r>
+      <w:r>
+        <w:rPr>
+          <w:rFonts w:ascii="宋体" w:hAnsi="宋体" w:hint="eastAsia"/>
+          <w:b/>
+          <w:sz w:val="28"/>
+          <w:szCs w:val="28"/>
+          <w:u w:val="thick"/>
+        </w:rPr>
+        <w:t>基于STM32的智能小车设计</w:t>
+      </w:r>
+    </w:p>
+    <w:p>
+      <w:pPr>
+        <w:spacing w:line="360" w:lineRule="auto"/>
+        <w:ind w:firstLineChars="396" w:firstLine="1193"/>
+        <w:jc w:val="center"/>
+        <w:rPr>
+          <w:rFonts w:ascii="宋体" w:hAnsi="宋体" w:hint="eastAsia"/>
+          <w:b/>
+          <w:color w:val="000000"/>
+          <w:sz w:val="30"/>
+          <w:szCs w:val="30"/>
+          <w:u w:val="thick"/>
+        </w:rPr>
+      </w:pPr>
+      <w:r>
+        <w:rPr>
+          <w:rFonts w:ascii="宋体" w:hAnsi="宋体" w:hint="eastAsia"/>
+          <w:b/>
+          <w:color w:val="000000"/>
+          <w:sz w:val="30"/>
+          <w:szCs w:val="30"/>
+        </w:rPr>
+        <w:t>姓     名：</w:t>
+      </w:r>
+      <w:r>
+        <w:rPr>
+          <w:rFonts w:ascii="宋体" w:hAnsi="宋体" w:hint="eastAsia"/>
+          <w:b/>
+          <w:color w:val="000000"/>
+          <w:sz w:val="30"/>
+          <w:szCs w:val="30"/>
+          <w:u w:val="thick"/>
+        </w:rPr>
+        <w:t xml:space="preserve">   </w:t>
+      </w:r>
+      <w:proofErr w:type="gramStart"/>
+      <w:r>
+        <w:rPr>
+          <w:rFonts w:ascii="宋体" w:hAnsi="宋体" w:hint="eastAsia"/>
+          <w:b/>
+          <w:color w:val="000000"/>
+          <w:sz w:val="30"/>
+          <w:szCs w:val="30"/>
+          <w:u w:val="thick"/>
+        </w:rPr>
+        <w:t>杨听捷</w:t>
+      </w:r>
+      <w:proofErr w:type="gramEnd"/>
+      <w:r>
+        <w:rPr>
+          <w:rFonts w:ascii="宋体" w:hAnsi="宋体" w:hint="eastAsia"/>
+          <w:b/>
+          <w:color w:val="000000"/>
+          <w:sz w:val="30"/>
+          <w:szCs w:val="30"/>
+          <w:u w:val="thick"/>
+        </w:rPr>
+        <w:t xml:space="preserve">       </w:t>
+      </w:r>
+      <w:r>
+        <w:rPr>
+          <w:rFonts w:ascii="宋体" w:hAnsi="宋体" w:hint="eastAsia"/>
+          <w:b/>
+          <w:color w:val="000000"/>
+          <w:sz w:val="30"/>
+          <w:szCs w:val="30"/>
+        </w:rPr>
+        <w:t>学号</w:t>
+      </w:r>
+      <w:r>
+        <w:rPr>
+          <w:rFonts w:ascii="宋体" w:hAnsi="宋体" w:hint="eastAsia"/>
+          <w:b/>
+          <w:color w:val="000000"/>
+          <w:sz w:val="30"/>
+          <w:szCs w:val="30"/>
+          <w:u w:val="thick"/>
+        </w:rPr>
+        <w:t xml:space="preserve"> 22009201392</w:t>
+      </w:r>
+    </w:p>
+    <w:p>
+      <w:pPr>
+        <w:spacing w:line="360" w:lineRule="auto"/>
+        <w:ind w:firstLineChars="396" w:firstLine="1193"/>
+        <w:jc w:val="center"/>
+        <w:rPr>
+          <w:rFonts w:ascii="宋体" w:hAnsi="宋体" w:hint="eastAsia"/>
+          <w:b/>
+          <w:color w:val="000000"/>
+          <w:sz w:val="30"/>
+          <w:szCs w:val="30"/>
+          <w:u w:val="thick"/>
+        </w:rPr>
+      </w:pPr>
+      <w:r>
+        <w:rPr>
+          <w:rFonts w:ascii="宋体" w:hAnsi="宋体" w:hint="eastAsia"/>
+          <w:b/>
+          <w:color w:val="000000"/>
+          <w:sz w:val="30"/>
+          <w:szCs w:val="30"/>
+        </w:rPr>
+        <w:t>姓     名：</w:t>
+      </w:r>
+      <w:r>
+        <w:rPr>
+          <w:rFonts w:ascii="宋体" w:hAnsi="宋体" w:hint="eastAsia"/>
+          <w:b/>
+          <w:color w:val="000000"/>
+          <w:sz w:val="30"/>
+          <w:szCs w:val="30"/>
+          <w:u w:val="thick"/>
+        </w:rPr>
+        <w:t xml:space="preserve">   </w:t>
+      </w:r>
+      <w:proofErr w:type="gramStart"/>
+      <w:r>
+        <w:rPr>
+          <w:rFonts w:ascii="宋体" w:hAnsi="宋体" w:hint="eastAsia"/>
+          <w:b/>
+          <w:color w:val="000000"/>
+          <w:sz w:val="30"/>
+          <w:szCs w:val="30"/>
+          <w:u w:val="thick"/>
+        </w:rPr>
+        <w:t>王舒贤</w:t>
+      </w:r>
+      <w:proofErr w:type="gramEnd"/>
+      <w:r>
+        <w:rPr>
+          <w:rFonts w:ascii="宋体" w:hAnsi="宋体" w:hint="eastAsia"/>
+          <w:b/>
+          <w:color w:val="000000"/>
+          <w:sz w:val="30"/>
+          <w:szCs w:val="30"/>
+          <w:u w:val="thick"/>
+        </w:rPr>
+        <w:t xml:space="preserve">       </w:t>
+      </w:r>
+      <w:r>
+        <w:rPr>
+          <w:rFonts w:ascii="宋体" w:hAnsi="宋体" w:hint="eastAsia"/>
+          <w:b/>
+          <w:color w:val="000000"/>
+          <w:sz w:val="30"/>
+          <w:szCs w:val="30"/>
+        </w:rPr>
+        <w:t>学号</w:t>
+      </w:r>
+      <w:r>
+        <w:rPr>
+          <w:rFonts w:ascii="宋体" w:hAnsi="宋体" w:hint="eastAsia"/>
+          <w:b/>
+          <w:color w:val="000000"/>
+          <w:sz w:val="30"/>
+          <w:szCs w:val="30"/>
+          <w:u w:val="thick"/>
+        </w:rPr>
+        <w:t xml:space="preserve"> 22009290060</w:t>
+      </w:r>
+    </w:p>
+    <w:p>
+      <w:pPr>
+        <w:spacing w:line="360" w:lineRule="auto"/>
+        <w:ind w:firstLineChars="396" w:firstLine="1193"/>
+        <w:jc w:val="center"/>
+        <w:rPr>
+          <w:rFonts w:ascii="宋体" w:hAnsi="宋体" w:hint="eastAsia"/>
+          <w:b/>
+          <w:color w:val="000000"/>
+          <w:sz w:val="30"/>
+          <w:szCs w:val="30"/>
+        </w:rPr>
+      </w:pPr>
+      <w:r>
+        <w:rPr>
+          <w:rFonts w:ascii="宋体" w:hAnsi="宋体" w:hint="eastAsia"/>
+          <w:b/>
+          <w:color w:val="000000"/>
+          <w:sz w:val="30"/>
+          <w:szCs w:val="30"/>
+        </w:rPr>
+        <w:t>姓     名：</w:t>
+      </w:r>
+      <w:r>
+        <w:rPr>
+          <w:rFonts w:ascii="宋体" w:hAnsi="宋体" w:hint="eastAsia"/>
+          <w:b/>
+          <w:color w:val="000000"/>
+          <w:sz w:val="30"/>
+          <w:szCs w:val="30"/>
+          <w:u w:val="thick"/>
+        </w:rPr>
+        <w:t xml:space="preserve">   </w:t>
+      </w:r>
+      <w:proofErr w:type="gramStart"/>
+      <w:r>
+        <w:rPr>
+          <w:rFonts w:ascii="宋体" w:hAnsi="宋体" w:hint="eastAsia"/>
+          <w:b/>
+          <w:color w:val="000000"/>
+          <w:sz w:val="30"/>
+          <w:szCs w:val="30"/>
+          <w:u w:val="thick"/>
+        </w:rPr>
+        <w:t>刘魏征</w:t>
+      </w:r>
+      <w:proofErr w:type="gramEnd"/>
+      <w:r>
+        <w:rPr>
+          <w:rFonts w:ascii="宋体" w:hAnsi="宋体" w:hint="eastAsia"/>
+          <w:b/>
+          <w:color w:val="000000"/>
+          <w:sz w:val="30"/>
+          <w:szCs w:val="30"/>
+          <w:u w:val="thick"/>
+        </w:rPr>
+        <w:t xml:space="preserve">       </w:t>
+      </w:r>
+      <w:r>
+        <w:rPr>
+          <w:rFonts w:ascii="宋体" w:hAnsi="宋体" w:hint="eastAsia"/>
+          <w:b/>
+          <w:color w:val="000000"/>
+          <w:sz w:val="30"/>
+          <w:szCs w:val="30"/>
+        </w:rPr>
+        <w:t>学号</w:t>
+      </w:r>
+      <w:r>
+        <w:rPr>
+          <w:rFonts w:ascii="宋体" w:hAnsi="宋体" w:hint="eastAsia"/>
+          <w:b/>
+          <w:color w:val="000000"/>
+          <w:sz w:val="30"/>
+          <w:szCs w:val="30"/>
+          <w:u w:val="thick"/>
+        </w:rPr>
+        <w:t xml:space="preserve"> 22009201004</w:t>
+      </w:r>
+    </w:p>
+    <w:p>
+      <w:pPr>
+        <w:spacing w:line="900" w:lineRule="exact"/>
+        <w:ind w:left="1735" w:firstLineChars="400" w:firstLine="1205"/>
+        <w:rPr>
+          <w:rFonts w:ascii="宋体" w:hAnsi="宋体" w:hint="eastAsia"/>
+          <w:b/>
+          <w:color w:val="000000"/>
+          <w:sz w:val="30"/>
+          <w:szCs w:val="30"/>
+          <w:u w:val="single"/>
+        </w:rPr>
+      </w:pPr>
+      <w:r>
+        <w:rPr>
+          <w:rFonts w:ascii="宋体" w:hAnsi="宋体"/>
+          <w:b/>
+          <w:color w:val="000000"/>
+          <w:sz w:val="30"/>
+          <w:szCs w:val="30"/>
+        </w:rPr>
+        <w:t>指导老师：</w:t>
+      </w:r>
+      <w:r>
+        <w:rPr>
+          <w:rFonts w:ascii="宋体" w:hAnsi="宋体" w:hint="eastAsia"/>
+          <w:b/>
+          <w:color w:val="000000"/>
+          <w:sz w:val="30"/>
+          <w:szCs w:val="30"/>
         </w:rPr>
         <w:t xml:space="preserve"> </w:t>
       </w:r>
       <w:r>
         <w:rPr>
-          <w:rFonts w:ascii="Times New Roman" w:hAnsi="Times New Roman" w:cs="Times New Roman"/>
+          <w:rFonts w:ascii="宋体" w:hAnsi="宋体" w:hint="eastAsia"/>
+          <w:b/>
+          <w:color w:val="000000"/>
+          <w:sz w:val="30"/>
+          <w:szCs w:val="30"/>
+          <w:u w:val="single"/>
+        </w:rPr>
+        <w:t>吴自力</w:t>
+      </w:r>
+    </w:p>
+    <w:p>
+      <w:pPr>
+        <w:spacing w:line="900" w:lineRule="exact"/>
+        <w:ind w:firstLineChars="400" w:firstLine="1205"/>
+        <w:jc w:val="center"/>
+        <w:rPr>
+          <w:rFonts w:ascii="宋体" w:hAnsi="宋体"/>
+          <w:b/>
+          <w:color w:val="000000"/>
+          <w:sz w:val="30"/>
+          <w:szCs w:val="30"/>
+        </w:rPr>
+      </w:pPr>
+      <w:r>
+        <w:rPr>
+          <w:rFonts w:ascii="宋体" w:hAnsi="宋体"/>
+          <w:b/>
+          <w:color w:val="000000"/>
+          <w:sz w:val="30"/>
+          <w:szCs w:val="30"/>
+        </w:rPr>
+        <w:t>起止时间：</w:t>
+      </w:r>
+      <w:r>
+        <w:rPr>
+          <w:rFonts w:ascii="宋体" w:hAnsi="宋体" w:hint="eastAsia"/>
+          <w:b/>
+          <w:color w:val="000000"/>
+          <w:sz w:val="30"/>
+          <w:szCs w:val="30"/>
         </w:rPr>
         <w:t xml:space="preserve"> </w:t>
       </w:r>
-    </w:p>
-    <w:p>
-      <w:pPr>
-        <w:rPr>
-          <w:rFonts w:ascii="Times New Roman" w:hAnsi="Times New Roman" w:cs="Times New Roman"/>
+      <w:r>
+        <w:rPr>
+          <w:rFonts w:ascii="宋体" w:hAnsi="宋体"/>
+          <w:b/>
+          <w:color w:val="000000"/>
+          <w:sz w:val="30"/>
+          <w:szCs w:val="30"/>
+          <w:u w:val="single"/>
+        </w:rPr>
+        <w:t xml:space="preserve"> </w:t>
+      </w:r>
+      <w:r>
+        <w:rPr>
+          <w:rFonts w:ascii="宋体" w:hAnsi="宋体" w:hint="eastAsia"/>
+          <w:b/>
+          <w:color w:val="000000"/>
+          <w:sz w:val="30"/>
+          <w:szCs w:val="30"/>
+          <w:u w:val="single"/>
+        </w:rPr>
+        <w:t xml:space="preserve">2025  </w:t>
+      </w:r>
+      <w:r>
+        <w:rPr>
+          <w:rFonts w:ascii="宋体" w:hAnsi="宋体"/>
+          <w:b/>
+          <w:color w:val="000000"/>
+          <w:sz w:val="30"/>
+          <w:szCs w:val="30"/>
+          <w:u w:val="single"/>
+        </w:rPr>
+        <w:t>年</w:t>
+      </w:r>
+      <w:r>
+        <w:rPr>
+          <w:rFonts w:ascii="宋体" w:hAnsi="宋体" w:hint="eastAsia"/>
+          <w:b/>
+          <w:color w:val="000000"/>
+          <w:sz w:val="30"/>
+          <w:szCs w:val="30"/>
+          <w:u w:val="single"/>
+        </w:rPr>
+        <w:t xml:space="preserve"> 3 </w:t>
+      </w:r>
+      <w:r>
+        <w:rPr>
+          <w:rFonts w:ascii="宋体" w:hAnsi="宋体"/>
+          <w:b/>
+          <w:color w:val="000000"/>
+          <w:sz w:val="30"/>
+          <w:szCs w:val="30"/>
+          <w:u w:val="single"/>
+        </w:rPr>
+        <w:t xml:space="preserve">月 </w:t>
+      </w:r>
+      <w:r>
+        <w:rPr>
+          <w:rFonts w:ascii="宋体" w:hAnsi="宋体"/>
+          <w:b/>
+          <w:color w:val="000000"/>
+          <w:sz w:val="30"/>
+          <w:szCs w:val="30"/>
+        </w:rPr>
+        <w:t xml:space="preserve">至 </w:t>
+      </w:r>
+      <w:r>
+        <w:rPr>
+          <w:rFonts w:ascii="宋体" w:hAnsi="宋体" w:hint="eastAsia"/>
+          <w:b/>
+          <w:color w:val="000000"/>
+          <w:sz w:val="30"/>
+          <w:szCs w:val="30"/>
+          <w:u w:val="single"/>
+        </w:rPr>
+        <w:t xml:space="preserve">  2025  </w:t>
+      </w:r>
+      <w:r>
+        <w:rPr>
+          <w:rFonts w:ascii="宋体" w:hAnsi="宋体"/>
+          <w:b/>
+          <w:color w:val="000000"/>
+          <w:sz w:val="30"/>
+          <w:szCs w:val="30"/>
+          <w:u w:val="single"/>
+        </w:rPr>
+        <w:t>年</w:t>
+      </w:r>
+      <w:r>
+        <w:rPr>
+          <w:rFonts w:ascii="宋体" w:hAnsi="宋体" w:hint="eastAsia"/>
+          <w:b/>
+          <w:color w:val="000000"/>
+          <w:sz w:val="30"/>
+          <w:szCs w:val="30"/>
+          <w:u w:val="single"/>
+        </w:rPr>
+        <w:t xml:space="preserve"> 6 </w:t>
+      </w:r>
+      <w:r>
+        <w:rPr>
+          <w:rFonts w:ascii="宋体" w:hAnsi="宋体"/>
+          <w:b/>
+          <w:color w:val="000000"/>
+          <w:sz w:val="30"/>
+          <w:szCs w:val="30"/>
+          <w:u w:val="single"/>
+        </w:rPr>
+        <w:t>月</w:t>
+      </w:r>
+    </w:p>
+    <w:p>
+      <w:pPr>
+        <w:ind w:firstLineChars="600" w:firstLine="1807"/>
+        <w:jc w:val="center"/>
+        <w:rPr>
+          <w:rFonts w:ascii="宋体" w:hAnsi="宋体"/>
+          <w:b/>
+          <w:color w:val="000000"/>
+          <w:sz w:val="30"/>
+          <w:szCs w:val="30"/>
+          <w:u w:val="single"/>
+        </w:rPr>
+      </w:pPr>
+    </w:p>
+    <w:p>
+      <w:pPr>
+        <w:jc w:val="center"/>
+        <w:rPr>
+          <w:rFonts w:ascii="宋体" w:hAnsi="宋体"/>
+          <w:b/>
+          <w:color w:val="000000"/>
+          <w:sz w:val="30"/>
+          <w:szCs w:val="30"/>
+        </w:rPr>
+      </w:pPr>
+    </w:p>
+    <w:p>
+      <w:pPr>
+        <w:jc w:val="center"/>
+        <w:rPr>
+          <w:rFonts w:ascii="宋体" w:hAnsi="宋体"/>
+          <w:b/>
+          <w:color w:val="000000"/>
+          <w:sz w:val="30"/>
+          <w:szCs w:val="30"/>
+        </w:rPr>
+      </w:pPr>
+    </w:p>
+    <w:p>
+      <w:pPr>
+        <w:spacing w:line="360" w:lineRule="auto"/>
+        <w:jc w:val="center"/>
+        <w:rPr>
+          <w:rFonts w:ascii="宋体" w:hAnsi="宋体" w:hint="eastAsia"/>
+          <w:b/>
+          <w:color w:val="000000"/>
+          <w:sz w:val="30"/>
+          <w:szCs w:val="30"/>
+        </w:rPr>
+      </w:pPr>
+      <w:r>
+        <w:rPr>
+          <w:rFonts w:ascii="宋体" w:hAnsi="宋体"/>
+          <w:b/>
+          <w:color w:val="000000"/>
+          <w:sz w:val="30"/>
+          <w:szCs w:val="30"/>
+        </w:rPr>
+        <w:t>西安电子科技大学</w:t>
+      </w:r>
+      <w:r>
+        <w:rPr>
+          <w:rFonts w:ascii="宋体" w:hAnsi="宋体" w:hint="eastAsia"/>
+          <w:b/>
+          <w:color w:val="000000"/>
+          <w:sz w:val="30"/>
+          <w:szCs w:val="30"/>
+        </w:rPr>
+        <w:t>计算机工程系</w:t>
+      </w:r>
+    </w:p>
+    <w:p>
+      <w:pPr>
+        <w:spacing w:line="360" w:lineRule="auto"/>
+        <w:ind w:left="2940"/>
+        <w:rPr>
+          <w:rFonts w:ascii="宋体" w:hAnsi="宋体"/>
+          <w:b/>
+          <w:color w:val="000000"/>
+          <w:sz w:val="30"/>
+          <w:szCs w:val="30"/>
+        </w:rPr>
+      </w:pPr>
+      <w:r>
+        <w:rPr>
+          <w:rFonts w:ascii="宋体" w:hAnsi="宋体" w:hint="eastAsia"/>
+          <w:b/>
+          <w:color w:val="000000"/>
+          <w:sz w:val="30"/>
+          <w:szCs w:val="30"/>
+        </w:rPr>
+        <w:t>2024</w:t>
+      </w:r>
+      <w:r>
+        <w:rPr>
+          <w:rFonts w:ascii="宋体" w:hAnsi="宋体"/>
+          <w:b/>
+          <w:color w:val="000000"/>
+          <w:sz w:val="30"/>
+          <w:szCs w:val="30"/>
+        </w:rPr>
+        <w:t>年</w:t>
+      </w:r>
+      <w:r>
+        <w:rPr>
+          <w:rFonts w:ascii="宋体" w:hAnsi="宋体" w:hint="eastAsia"/>
+          <w:b/>
+          <w:color w:val="000000"/>
+          <w:sz w:val="30"/>
+          <w:szCs w:val="30"/>
+        </w:rPr>
+        <w:t>6</w:t>
+      </w:r>
+      <w:r>
+        <w:rPr>
+          <w:rFonts w:ascii="宋体" w:hAnsi="宋体"/>
+          <w:b/>
+          <w:color w:val="000000"/>
+          <w:sz w:val="30"/>
+          <w:szCs w:val="30"/>
+        </w:rPr>
+        <w:t>月制</w:t>
+      </w:r>
+    </w:p>
+    <w:p>
+      <w:pPr>
+        <w:pStyle w:val="1"/>
+        <w:rPr>
+          <w:rFonts w:ascii="宋体" w:hAnsi="宋体"/>
+          <w:b w:val="0"/>
+          <w:color w:val="000000"/>
+          <w:sz w:val="30"/>
+          <w:szCs w:val="30"/>
+        </w:rPr>
+      </w:pPr>
+      <w:r>
+        <w:rPr>
+          <w:rFonts w:ascii="宋体" w:hAnsi="宋体"/>
+          <w:b w:val="0"/>
+          <w:color w:val="000000"/>
+          <w:sz w:val="30"/>
+          <w:szCs w:val="30"/>
+        </w:rPr>
+        <w:br w:type="page"/>
+      </w:r>
+      <w:r>
+        <w:rPr>
+          <w:rFonts w:ascii="宋体" w:hAnsi="宋体" w:hint="eastAsia"/>
+        </w:rPr>
+        <w:lastRenderedPageBreak/>
+        <w:t>摘要</w:t>
+      </w:r>
+    </w:p>
+    <w:p>
+      <w:pPr>
+        <w:ind w:firstLine="420"/>
+        <w:rPr>
+          <w:rFonts w:ascii="宋体" w:hAnsi="宋体"/>
+        </w:rPr>
+      </w:pPr>
+      <w:r>
+        <w:rPr>
+          <w:rFonts w:ascii="宋体" w:hAnsi="宋体"/>
+        </w:rPr>
+        <w:t>本项目设计并实现了一款基于STM32F103C8T6微控制器的小车，</w:t>
+      </w:r>
+      <w:proofErr w:type="gramStart"/>
+      <w:r>
+        <w:rPr>
+          <w:rFonts w:ascii="宋体" w:hAnsi="宋体"/>
+        </w:rPr>
+        <w:t>具备蓝牙遥控</w:t>
+      </w:r>
+      <w:proofErr w:type="gramEnd"/>
+      <w:r>
+        <w:rPr>
+          <w:rFonts w:ascii="宋体" w:hAnsi="宋体"/>
+        </w:rPr>
+        <w:t>、超声波避障与红外循迹等功能。项目采用模块化设计思想，将主控、电机驱动、感应器件、通信模块等合理分工，兼顾了功能实现与成本控制。软件方面使用Keil5平台开发，使用C语言编写程序逻辑，实现对硬件模块的控制和交互。该小车可通过</w:t>
+      </w:r>
+      <w:proofErr w:type="gramStart"/>
+      <w:r>
+        <w:rPr>
+          <w:rFonts w:ascii="宋体" w:hAnsi="宋体"/>
+        </w:rPr>
+        <w:t>手机蓝牙进行</w:t>
+      </w:r>
+      <w:proofErr w:type="gramEnd"/>
+      <w:r>
+        <w:rPr>
+          <w:rFonts w:ascii="宋体" w:hAnsi="宋体"/>
+        </w:rPr>
+        <w:t>远程操控，也可在自动模式下实现对障碍物的检测避让以及对地面黑线的识别循迹，具备一定的智能性和扩展性。该项目不仅提高了对嵌入式系统开发流程的理解，也为后续从事机器人与智能</w:t>
+      </w:r>
+      <w:proofErr w:type="gramStart"/>
+      <w:r>
+        <w:rPr>
+          <w:rFonts w:ascii="宋体" w:hAnsi="宋体"/>
+        </w:rPr>
+        <w:t>车相关</w:t>
+      </w:r>
+      <w:proofErr w:type="gramEnd"/>
+      <w:r>
+        <w:rPr>
+          <w:rFonts w:ascii="宋体" w:hAnsi="宋体"/>
+        </w:rPr>
+        <w:t>研发打下了良好基础。</w:t>
+      </w:r>
+    </w:p>
+    <w:p>
+      <w:pPr>
+        <w:ind w:firstLine="420"/>
+        <w:rPr>
+          <w:rFonts w:ascii="宋体" w:hAnsi="宋体"/>
+          <w:color w:val="FF0000"/>
+        </w:rPr>
+      </w:pPr>
+    </w:p>
+    <w:p>
+      <w:pPr>
+        <w:pStyle w:val="1"/>
+        <w:rPr>
+          <w:rFonts w:ascii="宋体" w:hAnsi="宋体"/>
+        </w:rPr>
+      </w:pPr>
+      <w:r>
+        <w:rPr>
+          <w:rFonts w:ascii="宋体" w:hAnsi="宋体" w:hint="eastAsia"/>
+        </w:rPr>
+        <w:t xml:space="preserve">第一章 绪论    </w:t>
+      </w:r>
+    </w:p>
+    <w:p>
+      <w:pPr>
+        <w:pStyle w:val="2"/>
+        <w:rPr>
+          <w:rFonts w:ascii="宋体" w:eastAsia="宋体" w:hAnsi="宋体"/>
+          <w:w w:val="110"/>
+        </w:rPr>
+      </w:pPr>
+      <w:r>
+        <w:rPr>
+          <w:rFonts w:ascii="宋体" w:eastAsia="宋体" w:hAnsi="宋体" w:hint="eastAsia"/>
+          <w:w w:val="110"/>
+        </w:rPr>
+        <w:t>1.1 设计目的</w:t>
+      </w:r>
+    </w:p>
+    <w:p>
+      <w:pPr>
+        <w:ind w:firstLine="420"/>
+        <w:rPr>
+          <w:rFonts w:ascii="宋体" w:hAnsi="宋体"/>
+        </w:rPr>
+      </w:pPr>
+      <w:r>
+        <w:rPr>
+          <w:rFonts w:ascii="宋体" w:hAnsi="宋体"/>
+        </w:rPr>
+        <w:t>随着智能控制和嵌入式系统的快速发展，智能小车作为其综合应用的重要实践平台，越来越受到高校教学与科研的重视。通过本项目的设计与实现，能够加深对STM32嵌入式控制系统的理解，掌握基本外设模块的接口通信、信号采集与控制方法，并通过系统集成的方式，完成具有实用价值和一定智能行为的小车作品。</w:t>
+      </w:r>
+    </w:p>
+    <w:p>
+      <w:pPr>
+        <w:pStyle w:val="2"/>
+        <w:rPr>
+          <w:rFonts w:ascii="宋体" w:eastAsia="宋体" w:hAnsi="宋体"/>
+        </w:rPr>
+      </w:pPr>
+      <w:r>
+        <w:rPr>
+          <w:rFonts w:ascii="宋体" w:eastAsia="宋体" w:hAnsi="宋体" w:hint="eastAsia"/>
+        </w:rPr>
+        <w:t>1.2 研究意义</w:t>
+      </w:r>
+    </w:p>
+    <w:p>
+      <w:pPr>
+        <w:ind w:firstLine="420"/>
+        <w:rPr>
+          <w:rFonts w:ascii="宋体" w:hAnsi="宋体"/>
+        </w:rPr>
+      </w:pPr>
+      <w:r>
+        <w:rPr>
+          <w:rFonts w:ascii="宋体" w:hAnsi="宋体"/>
+        </w:rPr>
+        <w:t>本项目不仅有助于锻炼嵌入式开发能力、模块系统集成能力、软硬件调试能力，而且在智能交通、服务机器人等领域具有较高的研究借鉴价值。</w:t>
+      </w:r>
+      <w:proofErr w:type="gramStart"/>
+      <w:r>
+        <w:rPr>
+          <w:rFonts w:ascii="宋体" w:hAnsi="宋体"/>
+        </w:rPr>
+        <w:t>通过蓝牙遥控</w:t>
+      </w:r>
+      <w:proofErr w:type="gramEnd"/>
+      <w:r>
+        <w:rPr>
+          <w:rFonts w:ascii="宋体" w:hAnsi="宋体"/>
+        </w:rPr>
+        <w:t>、超声波避障、红外循迹三种典型功能模块的协作，能够模拟现实中自动驾驶中的一部分控制逻辑，具有良好的扩展性与学习价值。</w:t>
+      </w:r>
+    </w:p>
+    <w:p>
+      <w:pPr>
+        <w:pStyle w:val="3"/>
+        <w:rPr>
+          <w:rFonts w:ascii="宋体" w:hAnsi="宋体"/>
+        </w:rPr>
+      </w:pPr>
+      <w:r>
+        <w:rPr>
+          <w:rFonts w:ascii="宋体" w:hAnsi="宋体" w:hint="eastAsia"/>
+        </w:rPr>
+        <w:t>1.3 国内外研究现状</w:t>
+      </w:r>
+    </w:p>
+    <w:p>
+      <w:pPr>
+        <w:ind w:firstLine="420"/>
+        <w:rPr>
+          <w:rFonts w:ascii="宋体" w:hAnsi="宋体" w:hint="eastAsia"/>
+        </w:rPr>
+      </w:pPr>
+      <w:r>
+        <w:rPr>
+          <w:rFonts w:ascii="宋体" w:hAnsi="宋体"/>
+        </w:rPr>
+        <w:t>目前，智能小车的研究主要集中在高校与科研机构，国内已有许多高校在“智能车竞赛”背景下进行深入探索。国外在自动驾驶控制算法、视觉导航等方面已有较成熟研究，但在教学与入门实践层面，仍以模块化、嵌入式控制为主。相比于大型工业自动车，本项目设计的小车结构简洁、成本低廉、功能清晰，适合作为嵌入式开发初学者的训练平台。</w:t>
+      </w:r>
+    </w:p>
+    <w:p>
+      <w:pPr>
+        <w:pStyle w:val="1"/>
+        <w:rPr>
+          <w:rFonts w:ascii="宋体" w:hAnsi="宋体"/>
+        </w:rPr>
+      </w:pPr>
+      <w:r>
+        <w:rPr>
+          <w:rFonts w:ascii="宋体" w:hAnsi="宋体" w:hint="eastAsia"/>
+        </w:rPr>
+        <w:lastRenderedPageBreak/>
+        <w:t>第二章 系统需求分析</w:t>
+      </w:r>
+    </w:p>
+    <w:p>
+      <w:pPr>
+        <w:pStyle w:val="2"/>
+        <w:rPr>
+          <w:rFonts w:ascii="宋体" w:eastAsia="宋体" w:hAnsi="宋体"/>
+        </w:rPr>
+      </w:pPr>
+      <w:r>
+        <w:rPr>
+          <w:rFonts w:ascii="宋体" w:eastAsia="宋体" w:hAnsi="宋体" w:hint="eastAsia"/>
+        </w:rPr>
+        <w:t>2.1 功能需求</w:t>
+      </w:r>
+    </w:p>
+    <w:p>
+      <w:pPr>
+        <w:rPr>
+          <w:rFonts w:ascii="宋体" w:hAnsi="宋体"/>
+        </w:rPr>
+      </w:pPr>
+      <w:r>
+        <w:rPr>
+          <w:rFonts w:ascii="宋体" w:hAnsi="宋体"/>
+        </w:rPr>
+        <w:t>本项目小车具备以下功能：</w:t>
+      </w:r>
+    </w:p>
+    <w:p>
+      <w:pPr>
+        <w:rPr>
+          <w:rFonts w:ascii="宋体" w:hAnsi="宋体"/>
+        </w:rPr>
+      </w:pPr>
+      <w:proofErr w:type="gramStart"/>
+      <w:r>
+        <w:rPr>
+          <w:rFonts w:ascii="宋体" w:hAnsi="宋体"/>
+          <w:b/>
+          <w:bCs/>
+        </w:rPr>
+        <w:t>蓝牙遥控</w:t>
+      </w:r>
+      <w:proofErr w:type="gramEnd"/>
+      <w:r>
+        <w:rPr>
+          <w:rFonts w:ascii="宋体" w:hAnsi="宋体"/>
+        </w:rPr>
+        <w:t>：可通过</w:t>
+      </w:r>
+      <w:proofErr w:type="gramStart"/>
+      <w:r>
+        <w:rPr>
+          <w:rFonts w:ascii="宋体" w:hAnsi="宋体"/>
+        </w:rPr>
+        <w:t>手机蓝牙终端</w:t>
+      </w:r>
+      <w:proofErr w:type="gramEnd"/>
+      <w:r>
+        <w:rPr>
+          <w:rFonts w:ascii="宋体" w:hAnsi="宋体"/>
+        </w:rPr>
+        <w:t>发送控制指令，实现前进、后退、左转、右转、停止等基本操作。</w:t>
+      </w:r>
+    </w:p>
+    <w:p>
+      <w:pPr>
+        <w:rPr>
+          <w:rFonts w:ascii="宋体" w:hAnsi="宋体"/>
+        </w:rPr>
+      </w:pPr>
+      <w:r>
+        <w:rPr>
+          <w:rFonts w:ascii="宋体" w:hAnsi="宋体"/>
+          <w:b/>
+          <w:bCs/>
+        </w:rPr>
+        <w:t>超声波避障</w:t>
+      </w:r>
+      <w:r>
+        <w:rPr>
+          <w:rFonts w:ascii="宋体" w:hAnsi="宋体"/>
+        </w:rPr>
+        <w:t>：通过超声波模块获取前方障碍物距离信息，在自动模式下进行避让。</w:t>
+      </w:r>
+    </w:p>
+    <w:p>
+      <w:pPr>
+        <w:rPr>
+          <w:rFonts w:ascii="宋体" w:hAnsi="宋体"/>
+        </w:rPr>
+      </w:pPr>
+      <w:r>
+        <w:rPr>
+          <w:rFonts w:ascii="宋体" w:hAnsi="宋体"/>
+          <w:b/>
+          <w:bCs/>
+        </w:rPr>
+        <w:t>红外循迹</w:t>
+      </w:r>
+      <w:r>
+        <w:rPr>
+          <w:rFonts w:ascii="宋体" w:hAnsi="宋体"/>
+        </w:rPr>
+        <w:t>：采用TCRT5000模块检测地面黑线，实现对路线的自主跟随。</w:t>
+      </w:r>
+    </w:p>
+    <w:p>
+      <w:pPr>
+        <w:rPr>
+          <w:rFonts w:ascii="宋体" w:hAnsi="宋体"/>
+        </w:rPr>
+      </w:pPr>
+      <w:r>
+        <w:rPr>
+          <w:rFonts w:ascii="宋体" w:hAnsi="宋体"/>
+          <w:b/>
+          <w:bCs/>
+        </w:rPr>
+        <w:t>模式切换</w:t>
+      </w:r>
+      <w:r>
+        <w:rPr>
+          <w:rFonts w:ascii="宋体" w:hAnsi="宋体"/>
+        </w:rPr>
+        <w:t>：可通过程序设置</w:t>
+      </w:r>
+      <w:proofErr w:type="gramStart"/>
+      <w:r>
+        <w:rPr>
+          <w:rFonts w:ascii="宋体" w:hAnsi="宋体"/>
+        </w:rPr>
+        <w:t>或蓝牙指令</w:t>
+      </w:r>
+      <w:proofErr w:type="gramEnd"/>
+      <w:r>
+        <w:rPr>
+          <w:rFonts w:ascii="宋体" w:hAnsi="宋体"/>
+        </w:rPr>
+        <w:t>，在手动控制与自动运行之间切换。</w:t>
+      </w:r>
+    </w:p>
+    <w:p>
+      <w:pPr>
+        <w:pStyle w:val="2"/>
+        <w:rPr>
+          <w:rFonts w:ascii="宋体" w:eastAsia="宋体" w:hAnsi="宋体"/>
+        </w:rPr>
+      </w:pPr>
+      <w:r>
+        <w:rPr>
+          <w:rFonts w:ascii="宋体" w:eastAsia="宋体" w:hAnsi="宋体" w:hint="eastAsia"/>
+        </w:rPr>
+        <w:t>2.2 性能需求</w:t>
+      </w:r>
+    </w:p>
+    <w:p>
+      <w:pPr>
+        <w:rPr>
+          <w:rFonts w:ascii="宋体" w:hAnsi="宋体"/>
+        </w:rPr>
+      </w:pPr>
+      <w:r>
+        <w:rPr>
+          <w:rFonts w:ascii="宋体" w:hAnsi="宋体"/>
+        </w:rPr>
+        <w:t xml:space="preserve"> </w:t>
+      </w:r>
+      <w:r>
+        <w:rPr>
+          <w:rFonts w:ascii="宋体" w:hAnsi="宋体"/>
+          <w:b/>
+          <w:bCs/>
+        </w:rPr>
+        <w:t>实时性</w:t>
+      </w:r>
+      <w:r>
+        <w:rPr>
+          <w:rFonts w:ascii="宋体" w:hAnsi="宋体"/>
+        </w:rPr>
+        <w:t>：系统需实时响应用户遥控指令，并在自动模式下快速做出避障或转向判断。</w:t>
+      </w:r>
+    </w:p>
+    <w:p>
+      <w:pPr>
+        <w:rPr>
+          <w:rFonts w:ascii="宋体" w:hAnsi="宋体"/>
+        </w:rPr>
+      </w:pPr>
+      <w:r>
+        <w:rPr>
+          <w:rFonts w:ascii="宋体" w:hAnsi="宋体"/>
+        </w:rPr>
+        <w:t xml:space="preserve"> </w:t>
+      </w:r>
+      <w:r>
+        <w:rPr>
+          <w:rFonts w:ascii="宋体" w:hAnsi="宋体"/>
+          <w:b/>
+          <w:bCs/>
+        </w:rPr>
+        <w:t>稳定性</w:t>
+      </w:r>
+      <w:r>
+        <w:rPr>
+          <w:rFonts w:ascii="宋体" w:hAnsi="宋体"/>
+        </w:rPr>
+        <w:t>：各个模块在长时间运行中应保持稳定工作，</w:t>
+      </w:r>
+      <w:proofErr w:type="gramStart"/>
+      <w:r>
+        <w:rPr>
+          <w:rFonts w:ascii="宋体" w:hAnsi="宋体"/>
+        </w:rPr>
+        <w:t>避免卡顿</w:t>
+      </w:r>
+      <w:proofErr w:type="gramEnd"/>
+      <w:r>
+        <w:rPr>
+          <w:rFonts w:ascii="宋体" w:hAnsi="宋体"/>
+        </w:rPr>
+        <w:t>或误动作。</w:t>
+      </w:r>
+    </w:p>
+    <w:p>
+      <w:pPr>
+        <w:rPr>
+          <w:rFonts w:ascii="宋体" w:hAnsi="宋体"/>
+        </w:rPr>
+      </w:pPr>
+      <w:r>
+        <w:rPr>
+          <w:rFonts w:ascii="宋体" w:hAnsi="宋体"/>
+        </w:rPr>
+        <w:t xml:space="preserve"> </w:t>
+      </w:r>
+      <w:r>
+        <w:rPr>
+          <w:rFonts w:ascii="宋体" w:hAnsi="宋体"/>
+          <w:b/>
+          <w:bCs/>
+        </w:rPr>
+        <w:t>低功耗与长续航</w:t>
+      </w:r>
+      <w:r>
+        <w:rPr>
+          <w:rFonts w:ascii="宋体" w:hAnsi="宋体"/>
+        </w:rPr>
+        <w:t>：通过优化电源管理，提高电池供电效率，延长小车运行时间。</w:t>
+      </w:r>
+    </w:p>
+    <w:p>
+      <w:pPr>
+        <w:rPr>
+          <w:rFonts w:ascii="宋体" w:hAnsi="宋体"/>
+        </w:rPr>
+      </w:pPr>
+      <w:r>
+        <w:rPr>
+          <w:rFonts w:ascii="宋体" w:hAnsi="宋体"/>
+        </w:rPr>
+        <w:t xml:space="preserve"> </w:t>
+      </w:r>
+      <w:r>
+        <w:rPr>
+          <w:rFonts w:ascii="宋体" w:hAnsi="宋体"/>
+          <w:b/>
+          <w:bCs/>
+        </w:rPr>
+        <w:t>成本控制</w:t>
+      </w:r>
+      <w:r>
+        <w:rPr>
+          <w:rFonts w:ascii="宋体" w:hAnsi="宋体"/>
+        </w:rPr>
+        <w:t>：总成本应控制在学生可以承担的范围内，同时保证功能的完整实现。</w:t>
+      </w:r>
+    </w:p>
+    <w:p>
+      <w:pPr>
+        <w:pStyle w:val="2"/>
+        <w:rPr>
+          <w:rFonts w:ascii="宋体" w:eastAsia="宋体" w:hAnsi="宋体"/>
+        </w:rPr>
+      </w:pPr>
+      <w:r>
+        <w:rPr>
+          <w:rFonts w:ascii="宋体" w:eastAsia="宋体" w:hAnsi="宋体" w:hint="eastAsia"/>
+        </w:rPr>
+        <w:t>2.3 其他需求</w:t>
+      </w:r>
+    </w:p>
+    <w:p>
+      <w:pPr>
+        <w:rPr>
+          <w:rFonts w:ascii="宋体" w:hAnsi="宋体"/>
+        </w:rPr>
+      </w:pPr>
+      <w:r>
+        <w:rPr>
+          <w:rFonts w:ascii="宋体" w:hAnsi="宋体"/>
+        </w:rPr>
+        <w:t xml:space="preserve"> </w:t>
+      </w:r>
+      <w:r>
+        <w:rPr>
+          <w:rFonts w:ascii="宋体" w:hAnsi="宋体"/>
+          <w:b/>
+          <w:bCs/>
+        </w:rPr>
+        <w:t>易维护性</w:t>
+      </w:r>
+      <w:r>
+        <w:rPr>
+          <w:rFonts w:ascii="宋体" w:hAnsi="宋体"/>
+        </w:rPr>
+        <w:t>：各模块采用标准接口连接，便于替换和调试。</w:t>
+      </w:r>
+    </w:p>
+    <w:p>
+      <w:pPr>
+        <w:rPr>
+          <w:rFonts w:ascii="宋体" w:hAnsi="宋体"/>
+        </w:rPr>
+      </w:pPr>
+      <w:r>
+        <w:rPr>
+          <w:rFonts w:ascii="宋体" w:hAnsi="宋体"/>
+        </w:rPr>
+        <w:t xml:space="preserve"> </w:t>
+      </w:r>
+      <w:r>
+        <w:rPr>
+          <w:rFonts w:ascii="宋体" w:hAnsi="宋体"/>
+          <w:b/>
+          <w:bCs/>
+        </w:rPr>
+        <w:t>可扩展性</w:t>
+      </w:r>
+      <w:r>
+        <w:rPr>
+          <w:rFonts w:ascii="宋体" w:hAnsi="宋体"/>
+        </w:rPr>
+        <w:t>：预留接口或代码结构便于后续扩展，如加入摄像头、</w:t>
+      </w:r>
+      <w:proofErr w:type="spellStart"/>
+      <w:r>
+        <w:rPr>
+          <w:rFonts w:ascii="宋体" w:hAnsi="宋体"/>
+        </w:rPr>
+        <w:t>WiFi</w:t>
+      </w:r>
+      <w:proofErr w:type="spellEnd"/>
+      <w:r>
+        <w:rPr>
+          <w:rFonts w:ascii="宋体" w:hAnsi="宋体"/>
+        </w:rPr>
+        <w:t>模块等。</w:t>
+      </w:r>
+    </w:p>
+    <w:p>
+      <w:pPr>
+        <w:rPr>
+          <w:rFonts w:ascii="宋体" w:hAnsi="宋体" w:hint="eastAsia"/>
+        </w:rPr>
+      </w:pPr>
+      <w:r>
+        <w:rPr>
+          <w:rFonts w:ascii="宋体" w:hAnsi="宋体"/>
+        </w:rPr>
+        <w:t xml:space="preserve"> </w:t>
+      </w:r>
+      <w:r>
+        <w:rPr>
+          <w:rFonts w:ascii="宋体" w:hAnsi="宋体"/>
+          <w:b/>
+          <w:bCs/>
+        </w:rPr>
+        <w:t>安全性</w:t>
+      </w:r>
+      <w:r>
+        <w:rPr>
+          <w:rFonts w:ascii="宋体" w:hAnsi="宋体"/>
+        </w:rPr>
+        <w:t>：电源接线合理，防止短路与过载，程序运行中应有基本故障检测机制</w:t>
+      </w:r>
+    </w:p>
+    <w:p>
+      <w:pPr>
+        <w:pStyle w:val="1"/>
+        <w:rPr>
+          <w:rFonts w:ascii="宋体" w:hAnsi="宋体"/>
+        </w:rPr>
+      </w:pPr>
+      <w:r>
+        <w:rPr>
+          <w:rFonts w:ascii="宋体" w:hAnsi="宋体" w:hint="eastAsia"/>
+        </w:rPr>
+        <w:t>第三章 系统软硬件设计与实现</w:t>
+      </w:r>
+    </w:p>
+    <w:p>
+      <w:pPr>
+        <w:pStyle w:val="2"/>
+        <w:rPr>
+          <w:rFonts w:ascii="宋体" w:eastAsia="宋体" w:hAnsi="宋体"/>
+          <w:w w:val="110"/>
+        </w:rPr>
+      </w:pPr>
+      <w:r>
+        <w:rPr>
+          <w:rFonts w:ascii="宋体" w:eastAsia="宋体" w:hAnsi="宋体" w:hint="eastAsia"/>
+          <w:color w:val="000000"/>
+          <w:sz w:val="30"/>
+          <w:szCs w:val="30"/>
+        </w:rPr>
+        <w:t>3.1</w:t>
+      </w:r>
+      <w:r>
+        <w:rPr>
+          <w:rFonts w:ascii="宋体" w:eastAsia="宋体" w:hAnsi="宋体" w:hint="eastAsia"/>
+          <w:w w:val="110"/>
+        </w:rPr>
+        <w:t>方案论证与比较</w:t>
+      </w:r>
+    </w:p>
+    <w:p>
+      <w:pPr>
+        <w:ind w:firstLine="420"/>
+        <w:rPr>
+          <w:rFonts w:ascii="宋体" w:hAnsi="宋体"/>
+        </w:rPr>
+      </w:pPr>
+      <w:r>
+        <w:rPr>
+          <w:rFonts w:ascii="宋体" w:hAnsi="宋体"/>
+        </w:rPr>
+        <w:t>在设计智能小车系统时，需首先在主控平台、电机驱动方式、传感器选择等方面进行充分论证。以下是本项目几种主要实现方案的对比分析：</w:t>
+      </w:r>
+    </w:p>
+    <w:tbl>
+      <w:tblPr>
+        <w:tblW w:w="0" w:type="auto"/>
+        <w:tblCellSpacing w:w="15" w:type="dxa"/>
+        <w:tblCellMar>
+          <w:top w:w="15" w:type="dxa"/>
+          <w:left w:w="15" w:type="dxa"/>
+          <w:bottom w:w="15" w:type="dxa"/>
+          <w:right w:w="15" w:type="dxa"/>
+        </w:tblCellMar>
+        <w:tblLook w:val="04A0" w:firstRow="1" w:lastRow="0" w:firstColumn="1" w:lastColumn="0" w:noHBand="0" w:noVBand="1"/>
+      </w:tblPr>
+      <w:tblGrid>
+        <w:gridCol w:w="2334"/>
+        <w:gridCol w:w="3153"/>
+        <w:gridCol w:w="1710"/>
+        <w:gridCol w:w="1109"/>
+      </w:tblGrid>
+      <w:tr>
+        <w:trPr>
+          <w:tblHeader/>
+          <w:tblCellSpacing w:w="15" w:type="dxa"/>
+        </w:trPr>
+        <w:tc>
+          <w:tcPr>
+            <w:tcW w:w="0" w:type="auto"/>
+            <w:vAlign w:val="center"/>
+            <w:hideMark/>
+          </w:tcPr>
+          <w:p>
+            <w:pPr>
+              <w:rPr>
+                <w:rFonts w:ascii="宋体" w:hAnsi="宋体"/>
+                <w:b/>
+                <w:bCs/>
+              </w:rPr>
+            </w:pPr>
+            <w:r>
+              <w:rPr>
+                <w:rFonts w:ascii="宋体" w:hAnsi="宋体"/>
+                <w:b/>
+                <w:bCs/>
+              </w:rPr>
+              <w:t>方案</w:t>
+            </w:r>
+          </w:p>
+        </w:tc>
+        <w:tc>
+          <w:tcPr>
+            <w:tcW w:w="0" w:type="auto"/>
+            <w:vAlign w:val="center"/>
+            <w:hideMark/>
+          </w:tcPr>
+          <w:p>
+            <w:pPr>
+              <w:rPr>
+                <w:rFonts w:ascii="宋体" w:hAnsi="宋体"/>
+                <w:b/>
+                <w:bCs/>
+              </w:rPr>
+            </w:pPr>
+            <w:r>
+              <w:rPr>
+                <w:rFonts w:ascii="宋体" w:hAnsi="宋体"/>
+                <w:b/>
+                <w:bCs/>
+              </w:rPr>
+              <w:t>优点</w:t>
+            </w:r>
+          </w:p>
+        </w:tc>
+        <w:tc>
+          <w:tcPr>
+            <w:tcW w:w="0" w:type="auto"/>
+            <w:vAlign w:val="center"/>
+            <w:hideMark/>
+          </w:tcPr>
+          <w:p>
+            <w:pPr>
+              <w:rPr>
+                <w:rFonts w:ascii="宋体" w:hAnsi="宋体"/>
+                <w:b/>
+                <w:bCs/>
+              </w:rPr>
+            </w:pPr>
+            <w:r>
+              <w:rPr>
+                <w:rFonts w:ascii="宋体" w:hAnsi="宋体"/>
+                <w:b/>
+                <w:bCs/>
+              </w:rPr>
+              <w:t>缺点</w:t>
+            </w:r>
+          </w:p>
+        </w:tc>
+        <w:tc>
+          <w:tcPr>
+            <w:tcW w:w="0" w:type="auto"/>
+            <w:vAlign w:val="center"/>
+            <w:hideMark/>
+          </w:tcPr>
+          <w:p>
+            <w:pPr>
+              <w:rPr>
+                <w:rFonts w:ascii="宋体" w:hAnsi="宋体"/>
+                <w:b/>
+                <w:bCs/>
+              </w:rPr>
+            </w:pPr>
+            <w:r>
+              <w:rPr>
+                <w:rFonts w:ascii="宋体" w:hAnsi="宋体"/>
+                <w:b/>
+                <w:bCs/>
+              </w:rPr>
+              <w:t>本项目是否采用</w:t>
+            </w:r>
+          </w:p>
+        </w:tc>
+      </w:tr>
+      <w:tr>
+        <w:trPr>
+          <w:tblCellSpacing w:w="15" w:type="dxa"/>
+        </w:trPr>
+        <w:tc>
+          <w:tcPr>
+            <w:tcW w:w="0" w:type="auto"/>
+            <w:vAlign w:val="center"/>
+            <w:hideMark/>
+          </w:tcPr>
+          <w:p>
+            <w:pPr>
+              <w:rPr>
+                <w:rFonts w:ascii="宋体" w:hAnsi="宋体"/>
+              </w:rPr>
+            </w:pPr>
+            <w:r>
+              <w:rPr>
+                <w:rFonts w:ascii="宋体" w:hAnsi="宋体"/>
+                <w:b/>
+                <w:bCs/>
+              </w:rPr>
+              <w:t>主控MCU</w:t>
+            </w:r>
+            <w:r>
+              <w:rPr>
+                <w:rFonts w:ascii="宋体" w:hAnsi="宋体"/>
+              </w:rPr>
+              <w:t>：Arduino UNO</w:t>
+            </w:r>
+          </w:p>
+        </w:tc>
+        <w:tc>
+          <w:tcPr>
+            <w:tcW w:w="0" w:type="auto"/>
+            <w:vAlign w:val="center"/>
+            <w:hideMark/>
+          </w:tcPr>
+          <w:p>
+            <w:pPr>
+              <w:rPr>
+                <w:rFonts w:ascii="宋体" w:hAnsi="宋体"/>
+              </w:rPr>
+            </w:pPr>
+            <w:r>
+              <w:rPr>
+                <w:rFonts w:ascii="宋体" w:hAnsi="宋体"/>
+              </w:rPr>
+              <w:t>编程简单，社区资源丰富</w:t>
+            </w:r>
+          </w:p>
+        </w:tc>
+        <w:tc>
+          <w:tcPr>
+            <w:tcW w:w="0" w:type="auto"/>
+            <w:vAlign w:val="center"/>
+            <w:hideMark/>
+          </w:tcPr>
+          <w:p>
+            <w:pPr>
+              <w:rPr>
+                <w:rFonts w:ascii="宋体" w:hAnsi="宋体"/>
+              </w:rPr>
+            </w:pPr>
+            <w:r>
+              <w:rPr>
+                <w:rFonts w:ascii="宋体" w:hAnsi="宋体"/>
+              </w:rPr>
+              <w:t>性能不足，IO口较少</w:t>
+            </w:r>
+          </w:p>
+        </w:tc>
+        <w:tc>
+          <w:tcPr>
+            <w:tcW w:w="0" w:type="auto"/>
+            <w:vAlign w:val="center"/>
+            <w:hideMark/>
+          </w:tcPr>
+          <w:p>
+            <w:pPr>
+              <w:rPr>
+                <w:rFonts w:ascii="宋体" w:hAnsi="宋体"/>
+              </w:rPr>
+            </w:pPr>
+            <w:r>
+              <w:rPr>
+                <w:rFonts w:ascii="宋体" w:hAnsi="宋体"/>
+              </w:rPr>
+              <w:t>否</w:t>
+            </w:r>
+          </w:p>
+        </w:tc>
+      </w:tr>
+      <w:tr>
+        <w:trPr>
+          <w:tblCellSpacing w:w="15" w:type="dxa"/>
+        </w:trPr>
+        <w:tc>
+          <w:tcPr>
+            <w:tcW w:w="0" w:type="auto"/>
+            <w:vAlign w:val="center"/>
+            <w:hideMark/>
+          </w:tcPr>
+          <w:p>
+            <w:pPr>
+              <w:rPr>
+                <w:rFonts w:ascii="宋体" w:hAnsi="宋体"/>
+              </w:rPr>
+            </w:pPr>
+            <w:r>
+              <w:rPr>
+                <w:rFonts w:ascii="宋体" w:hAnsi="宋体"/>
+                <w:b/>
+                <w:bCs/>
+              </w:rPr>
+              <w:t>主控MCU</w:t>
+            </w:r>
+            <w:r>
+              <w:rPr>
+                <w:rFonts w:ascii="宋体" w:hAnsi="宋体"/>
+              </w:rPr>
+              <w:t>：STM32F103C8T6</w:t>
+            </w:r>
+          </w:p>
+        </w:tc>
+        <w:tc>
+          <w:tcPr>
+            <w:tcW w:w="0" w:type="auto"/>
+            <w:vAlign w:val="center"/>
+            <w:hideMark/>
+          </w:tcPr>
+          <w:p>
+            <w:pPr>
+              <w:rPr>
+                <w:rFonts w:ascii="宋体" w:hAnsi="宋体"/>
+              </w:rPr>
+            </w:pPr>
+            <w:r>
+              <w:rPr>
+                <w:rFonts w:ascii="宋体" w:hAnsi="宋体"/>
+              </w:rPr>
+              <w:t>性能强大，Cortex-M3架构，资源丰富，低功耗</w:t>
+            </w:r>
+          </w:p>
+        </w:tc>
+        <w:tc>
+          <w:tcPr>
+            <w:tcW w:w="0" w:type="auto"/>
+            <w:vAlign w:val="center"/>
+            <w:hideMark/>
+          </w:tcPr>
+          <w:p>
+            <w:pPr>
+              <w:rPr>
+                <w:rFonts w:ascii="宋体" w:hAnsi="宋体"/>
+              </w:rPr>
+            </w:pPr>
+            <w:r>
+              <w:rPr>
+                <w:rFonts w:ascii="宋体" w:hAnsi="宋体"/>
+              </w:rPr>
+              <w:t>编程复杂，学习曲线较陡</w:t>
+            </w:r>
+          </w:p>
+        </w:tc>
+        <w:tc>
+          <w:tcPr>
+            <w:tcW w:w="0" w:type="auto"/>
+            <w:vAlign w:val="center"/>
+            <w:hideMark/>
+          </w:tcPr>
+          <w:p>
+            <w:pPr>
+              <w:rPr>
+                <w:rFonts w:ascii="宋体" w:hAnsi="宋体"/>
+              </w:rPr>
+            </w:pPr>
+            <w:r>
+              <w:rPr>
+                <w:rFonts w:ascii="Segoe UI Symbol" w:hAnsi="Segoe UI Symbol" w:cs="Segoe UI Symbol"/>
+              </w:rPr>
+              <w:t>✔</w:t>
+            </w:r>
+            <w:r>
+              <w:rPr>
+                <w:rFonts w:ascii="宋体" w:hAnsi="宋体"/>
+              </w:rPr>
+              <w:t xml:space="preserve"> 是</w:t>
+            </w:r>
+          </w:p>
+        </w:tc>
+      </w:tr>
+      <w:tr>
+        <w:trPr>
+          <w:tblCellSpacing w:w="15" w:type="dxa"/>
+        </w:trPr>
+        <w:tc>
+          <w:tcPr>
+            <w:tcW w:w="0" w:type="auto"/>
+            <w:vAlign w:val="center"/>
+            <w:hideMark/>
+          </w:tcPr>
+          <w:p>
+            <w:pPr>
+              <w:rPr>
+                <w:rFonts w:ascii="宋体" w:hAnsi="宋体"/>
+              </w:rPr>
+            </w:pPr>
+            <w:r>
+              <w:rPr>
+                <w:rFonts w:ascii="宋体" w:hAnsi="宋体"/>
+                <w:b/>
+                <w:bCs/>
+              </w:rPr>
+              <w:t>电机驱动</w:t>
+            </w:r>
+            <w:r>
+              <w:rPr>
+                <w:rFonts w:ascii="宋体" w:hAnsi="宋体"/>
+              </w:rPr>
+              <w:t>：L298N</w:t>
+            </w:r>
+          </w:p>
+        </w:tc>
+        <w:tc>
+          <w:tcPr>
+            <w:tcW w:w="0" w:type="auto"/>
+            <w:vAlign w:val="center"/>
+            <w:hideMark/>
+          </w:tcPr>
+          <w:p>
+            <w:pPr>
+              <w:rPr>
+                <w:rFonts w:ascii="宋体" w:hAnsi="宋体"/>
+              </w:rPr>
+            </w:pPr>
+            <w:r>
+              <w:rPr>
+                <w:rFonts w:ascii="宋体" w:hAnsi="宋体"/>
+              </w:rPr>
+              <w:t>市面常见，使用方便</w:t>
+            </w:r>
+          </w:p>
+        </w:tc>
+        <w:tc>
+          <w:tcPr>
+            <w:tcW w:w="0" w:type="auto"/>
+            <w:vAlign w:val="center"/>
+            <w:hideMark/>
+          </w:tcPr>
+          <w:p>
+            <w:pPr>
+              <w:rPr>
+                <w:rFonts w:ascii="宋体" w:hAnsi="宋体"/>
+              </w:rPr>
+            </w:pPr>
+            <w:proofErr w:type="gramStart"/>
+            <w:r>
+              <w:rPr>
+                <w:rFonts w:ascii="宋体" w:hAnsi="宋体"/>
+              </w:rPr>
+              <w:t>占板面积</w:t>
+            </w:r>
+            <w:proofErr w:type="gramEnd"/>
+            <w:r>
+              <w:rPr>
+                <w:rFonts w:ascii="宋体" w:hAnsi="宋体"/>
+              </w:rPr>
+              <w:t>大，效率</w:t>
+            </w:r>
+            <w:r>
+              <w:rPr>
+                <w:rFonts w:ascii="宋体" w:hAnsi="宋体"/>
+              </w:rPr>
+              <w:lastRenderedPageBreak/>
+              <w:t>低</w:t>
+            </w:r>
+          </w:p>
+        </w:tc>
+        <w:tc>
+          <w:tcPr>
+            <w:tcW w:w="0" w:type="auto"/>
+            <w:vAlign w:val="center"/>
+            <w:hideMark/>
+          </w:tcPr>
+          <w:p>
+            <w:pPr>
+              <w:rPr>
+                <w:rFonts w:ascii="宋体" w:hAnsi="宋体"/>
+              </w:rPr>
+            </w:pPr>
+            <w:r>
+              <w:rPr>
+                <w:rFonts w:ascii="宋体" w:hAnsi="宋体"/>
+              </w:rPr>
+              <w:lastRenderedPageBreak/>
+              <w:t>否</w:t>
+            </w:r>
+          </w:p>
+        </w:tc>
+      </w:tr>
+      <w:tr>
+        <w:trPr>
+          <w:tblCellSpacing w:w="15" w:type="dxa"/>
+        </w:trPr>
+        <w:tc>
+          <w:tcPr>
+            <w:tcW w:w="0" w:type="auto"/>
+            <w:vAlign w:val="center"/>
+            <w:hideMark/>
+          </w:tcPr>
+          <w:p>
+            <w:pPr>
+              <w:rPr>
+                <w:rFonts w:ascii="宋体" w:hAnsi="宋体"/>
+              </w:rPr>
+            </w:pPr>
+            <w:r>
+              <w:rPr>
+                <w:rFonts w:ascii="宋体" w:hAnsi="宋体"/>
+                <w:b/>
+                <w:bCs/>
+              </w:rPr>
+              <w:t>电机驱动</w:t>
+            </w:r>
+            <w:r>
+              <w:rPr>
+                <w:rFonts w:ascii="宋体" w:hAnsi="宋体"/>
+              </w:rPr>
+              <w:t>：DRV8833/TB6612</w:t>
+            </w:r>
+          </w:p>
+        </w:tc>
+        <w:tc>
+          <w:tcPr>
+            <w:tcW w:w="0" w:type="auto"/>
+            <w:vAlign w:val="center"/>
+            <w:hideMark/>
+          </w:tcPr>
+          <w:p>
+            <w:pPr>
+              <w:rPr>
+                <w:rFonts w:ascii="宋体" w:hAnsi="宋体"/>
+              </w:rPr>
+            </w:pPr>
+            <w:r>
+              <w:rPr>
+                <w:rFonts w:ascii="宋体" w:hAnsi="宋体"/>
+              </w:rPr>
+              <w:t>驱动能力强，体积小，效率高</w:t>
+            </w:r>
+          </w:p>
+        </w:tc>
+        <w:tc>
+          <w:tcPr>
+            <w:tcW w:w="0" w:type="auto"/>
+            <w:vAlign w:val="center"/>
+            <w:hideMark/>
+          </w:tcPr>
+          <w:p>
+            <w:pPr>
+              <w:rPr>
+                <w:rFonts w:ascii="宋体" w:hAnsi="宋体"/>
+              </w:rPr>
+            </w:pPr>
+            <w:r>
+              <w:rPr>
+                <w:rFonts w:ascii="宋体" w:hAnsi="宋体"/>
+              </w:rPr>
+              <w:t>接线稍复杂</w:t>
+            </w:r>
+          </w:p>
+        </w:tc>
+        <w:tc>
+          <w:tcPr>
+            <w:tcW w:w="0" w:type="auto"/>
+            <w:vAlign w:val="center"/>
+            <w:hideMark/>
+          </w:tcPr>
+          <w:p>
+            <w:pPr>
+              <w:rPr>
+                <w:rFonts w:ascii="宋体" w:hAnsi="宋体"/>
+              </w:rPr>
+            </w:pPr>
+            <w:r>
+              <w:rPr>
+                <w:rFonts w:ascii="Segoe UI Symbol" w:hAnsi="Segoe UI Symbol" w:cs="Segoe UI Symbol"/>
+              </w:rPr>
+              <w:t>✔</w:t>
+            </w:r>
+            <w:r>
+              <w:rPr>
+                <w:rFonts w:ascii="宋体" w:hAnsi="宋体"/>
+              </w:rPr>
+              <w:t xml:space="preserve"> 是</w:t>
+            </w:r>
+          </w:p>
+        </w:tc>
+      </w:tr>
+      <w:tr>
+        <w:trPr>
+          <w:tblCellSpacing w:w="15" w:type="dxa"/>
+        </w:trPr>
+        <w:tc>
+          <w:tcPr>
+            <w:tcW w:w="0" w:type="auto"/>
+            <w:vAlign w:val="center"/>
+            <w:hideMark/>
+          </w:tcPr>
+          <w:p>
+            <w:pPr>
+              <w:rPr>
+                <w:rFonts w:ascii="宋体" w:hAnsi="宋体"/>
+              </w:rPr>
+            </w:pPr>
+            <w:r>
+              <w:rPr>
+                <w:rFonts w:ascii="宋体" w:hAnsi="宋体"/>
+                <w:b/>
+                <w:bCs/>
+              </w:rPr>
+              <w:t>避障传感器</w:t>
+            </w:r>
+            <w:r>
+              <w:rPr>
+                <w:rFonts w:ascii="宋体" w:hAnsi="宋体"/>
+              </w:rPr>
+              <w:t>：红外对射</w:t>
+            </w:r>
+          </w:p>
+        </w:tc>
+        <w:tc>
+          <w:tcPr>
+            <w:tcW w:w="0" w:type="auto"/>
+            <w:vAlign w:val="center"/>
+            <w:hideMark/>
+          </w:tcPr>
+          <w:p>
+            <w:pPr>
+              <w:rPr>
+                <w:rFonts w:ascii="宋体" w:hAnsi="宋体"/>
+              </w:rPr>
+            </w:pPr>
+            <w:r>
+              <w:rPr>
+                <w:rFonts w:ascii="宋体" w:hAnsi="宋体"/>
+              </w:rPr>
+              <w:t>成本低，</w:t>
+            </w:r>
+            <w:proofErr w:type="gramStart"/>
+            <w:r>
+              <w:rPr>
+                <w:rFonts w:ascii="宋体" w:hAnsi="宋体"/>
+              </w:rPr>
+              <w:t>响应快</w:t>
+            </w:r>
+            <w:proofErr w:type="gramEnd"/>
+          </w:p>
+        </w:tc>
+        <w:tc>
+          <w:tcPr>
+            <w:tcW w:w="0" w:type="auto"/>
+            <w:vAlign w:val="center"/>
+            <w:hideMark/>
+          </w:tcPr>
+          <w:p>
+            <w:pPr>
+              <w:rPr>
+                <w:rFonts w:ascii="宋体" w:hAnsi="宋体"/>
+              </w:rPr>
+            </w:pPr>
+            <w:r>
+              <w:rPr>
+                <w:rFonts w:ascii="宋体" w:hAnsi="宋体"/>
+              </w:rPr>
+              <w:t>易受环境干扰，测距短</w:t>
+            </w:r>
+          </w:p>
+        </w:tc>
+        <w:tc>
+          <w:tcPr>
+            <w:tcW w:w="0" w:type="auto"/>
+            <w:vAlign w:val="center"/>
+            <w:hideMark/>
+          </w:tcPr>
+          <w:p>
+            <w:pPr>
+              <w:rPr>
+                <w:rFonts w:ascii="宋体" w:hAnsi="宋体"/>
+              </w:rPr>
+            </w:pPr>
+            <w:r>
+              <w:rPr>
+                <w:rFonts w:ascii="宋体" w:hAnsi="宋体"/>
+              </w:rPr>
+              <w:t>否</w:t>
+            </w:r>
+          </w:p>
+        </w:tc>
+      </w:tr>
+      <w:tr>
+        <w:trPr>
+          <w:tblCellSpacing w:w="15" w:type="dxa"/>
+        </w:trPr>
+        <w:tc>
+          <w:tcPr>
+            <w:tcW w:w="0" w:type="auto"/>
+            <w:vAlign w:val="center"/>
+            <w:hideMark/>
+          </w:tcPr>
+          <w:p>
+            <w:pPr>
+              <w:rPr>
+                <w:rFonts w:ascii="宋体" w:hAnsi="宋体"/>
+              </w:rPr>
+            </w:pPr>
+            <w:r>
+              <w:rPr>
+                <w:rFonts w:ascii="宋体" w:hAnsi="宋体"/>
+                <w:b/>
+                <w:bCs/>
+              </w:rPr>
+              <w:t>避障传感器</w:t>
+            </w:r>
+            <w:r>
+              <w:rPr>
+                <w:rFonts w:ascii="宋体" w:hAnsi="宋体"/>
+              </w:rPr>
+              <w:t>：超声波HC-SR04</w:t>
+            </w:r>
+          </w:p>
+        </w:tc>
+        <w:tc>
+          <w:tcPr>
+            <w:tcW w:w="0" w:type="auto"/>
+            <w:vAlign w:val="center"/>
+            <w:hideMark/>
+          </w:tcPr>
+          <w:p>
+            <w:pPr>
+              <w:rPr>
+                <w:rFonts w:ascii="宋体" w:hAnsi="宋体"/>
+              </w:rPr>
+            </w:pPr>
+            <w:r>
+              <w:rPr>
+                <w:rFonts w:ascii="宋体" w:hAnsi="宋体"/>
+              </w:rPr>
+              <w:t>测距精度高，应用广泛</w:t>
+            </w:r>
+          </w:p>
+        </w:tc>
+        <w:tc>
+          <w:tcPr>
+            <w:tcW w:w="0" w:type="auto"/>
+            <w:vAlign w:val="center"/>
+            <w:hideMark/>
+          </w:tcPr>
+          <w:p>
+            <w:pPr>
+              <w:rPr>
+                <w:rFonts w:ascii="宋体" w:hAnsi="宋体"/>
+              </w:rPr>
+            </w:pPr>
+            <w:proofErr w:type="gramStart"/>
+            <w:r>
+              <w:rPr>
+                <w:rFonts w:ascii="宋体" w:hAnsi="宋体"/>
+              </w:rPr>
+              <w:t>安装需云台</w:t>
+            </w:r>
+            <w:proofErr w:type="gramEnd"/>
+            <w:r>
+              <w:rPr>
+                <w:rFonts w:ascii="宋体" w:hAnsi="宋体"/>
+              </w:rPr>
+              <w:t>辅助避盲区</w:t>
+            </w:r>
+          </w:p>
+        </w:tc>
+        <w:tc>
+          <w:tcPr>
+            <w:tcW w:w="0" w:type="auto"/>
+            <w:vAlign w:val="center"/>
+            <w:hideMark/>
+          </w:tcPr>
+          <w:p>
+            <w:pPr>
+              <w:rPr>
+                <w:rFonts w:ascii="宋体" w:hAnsi="宋体"/>
+              </w:rPr>
+            </w:pPr>
+            <w:r>
+              <w:rPr>
+                <w:rFonts w:ascii="Segoe UI Symbol" w:hAnsi="Segoe UI Symbol" w:cs="Segoe UI Symbol"/>
+              </w:rPr>
+              <w:t>✔</w:t>
+            </w:r>
+            <w:r>
+              <w:rPr>
+                <w:rFonts w:ascii="宋体" w:hAnsi="宋体"/>
+              </w:rPr>
+              <w:t xml:space="preserve"> 是</w:t>
+            </w:r>
+          </w:p>
+        </w:tc>
+      </w:tr>
+    </w:tbl>
+    <w:p>
+      <w:pPr>
+        <w:rPr>
+          <w:rFonts w:ascii="宋体" w:hAnsi="宋体" w:hint="eastAsia"/>
+          <w:color w:val="FF0000"/>
+          <w:w w:val="110"/>
+        </w:rPr>
+      </w:pPr>
+    </w:p>
+    <w:p>
+      <w:pPr>
+        <w:spacing w:line="360" w:lineRule="auto"/>
+        <w:rPr>
+          <w:rFonts w:ascii="宋体" w:hAnsi="宋体" w:hint="eastAsia"/>
+          <w:b/>
+          <w:color w:val="000000"/>
+          <w:sz w:val="30"/>
+          <w:szCs w:val="30"/>
+        </w:rPr>
+      </w:pPr>
+      <w:r>
+        <w:rPr>
+          <w:rFonts w:ascii="宋体" w:hAnsi="宋体" w:hint="eastAsia"/>
+          <w:b/>
+          <w:color w:val="000000"/>
+          <w:sz w:val="30"/>
+          <w:szCs w:val="30"/>
+        </w:rPr>
+        <w:t>3.2</w:t>
+      </w:r>
+      <w:r>
+        <w:rPr>
+          <w:rFonts w:ascii="宋体" w:hAnsi="宋体"/>
+          <w:b/>
+          <w:color w:val="000000"/>
+          <w:sz w:val="30"/>
+          <w:szCs w:val="30"/>
+        </w:rPr>
+        <w:t xml:space="preserve"> </w:t>
+      </w:r>
+      <w:r>
+        <w:rPr>
+          <w:rFonts w:ascii="宋体" w:hAnsi="宋体" w:hint="eastAsia"/>
+          <w:b/>
+          <w:color w:val="000000"/>
+          <w:sz w:val="30"/>
+          <w:szCs w:val="30"/>
+        </w:rPr>
+        <w:t>系统硬件设计</w:t>
+      </w:r>
+    </w:p>
+    <w:p>
+      <w:pPr>
+        <w:ind w:left="492"/>
+        <w:rPr>
+          <w:rFonts w:ascii="宋体" w:hAnsi="宋体"/>
+          <w:bCs/>
+          <w:color w:val="000000"/>
+        </w:rPr>
+      </w:pPr>
+      <w:r>
+        <w:rPr>
+          <w:rFonts w:ascii="宋体" w:hAnsi="宋体" w:hint="eastAsia"/>
+          <w:bCs/>
+          <w:color w:val="000000"/>
+        </w:rPr>
+        <w:t>硬件实际连线图如下：</w:t>
+      </w:r>
+    </w:p>
+    <w:p>
+      <w:pPr>
+        <w:ind w:left="492"/>
+        <w:jc w:val="center"/>
+        <w:rPr>
+          <w:rFonts w:ascii="宋体" w:hAnsi="宋体"/>
+          <w:noProof/>
+          <w:color w:val="000000"/>
+        </w:rPr>
+      </w:pPr>
+      <w:r>
+        <w:rPr>
+          <w:rFonts w:ascii="宋体" w:hAnsi="宋体"/>
+          <w:noProof/>
+          <w:color w:val="000000"/>
+        </w:rPr>
+        <w:pict w14:anchorId="19415F42">
+          <v:shape id="图片 1" o:spid="_x0000_i1026" type="#_x0000_t75" style="width:447.6pt;height:312.6pt;visibility:visible">
+            <v:imagedata r:id="rId6" o:title=""/>
+          </v:shape>
+        </w:pict>
+      </w:r>
+    </w:p>
+    <w:p>
+      <w:pPr>
+        <w:ind w:left="492"/>
+        <w:jc w:val="center"/>
+        <w:rPr>
+          <w:rFonts w:ascii="宋体" w:hAnsi="宋体" w:hint="eastAsia"/>
+          <w:noProof/>
+          <w:color w:val="000000"/>
+        </w:rPr>
+      </w:pPr>
+      <w:r>
+        <w:rPr>
+          <w:rFonts w:ascii="宋体" w:hAnsi="宋体" w:hint="eastAsia"/>
+          <w:noProof/>
+          <w:color w:val="000000"/>
+        </w:rPr>
+        <w:t>图1 元件接线图</w:t>
+      </w:r>
+    </w:p>
+    <w:p>
+      <w:pPr>
+        <w:ind w:left="492"/>
+        <w:rPr>
+          <w:rFonts w:ascii="宋体" w:hAnsi="宋体"/>
+          <w:noProof/>
+          <w:color w:val="000000"/>
+        </w:rPr>
+      </w:pPr>
+    </w:p>
+    <w:p>
+      <w:pPr>
+        <w:ind w:left="492"/>
+        <w:rPr>
+          <w:rFonts w:ascii="宋体" w:hAnsi="宋体"/>
+          <w:noProof/>
+          <w:color w:val="000000"/>
+        </w:rPr>
+      </w:pPr>
+      <w:r>
+        <w:rPr>
+          <w:rFonts w:ascii="宋体" w:hAnsi="宋体" w:hint="eastAsia"/>
+          <w:noProof/>
+          <w:color w:val="000000"/>
+        </w:rPr>
+        <w:t>主要分为主控模块（STM32F103T8C6），电机驱动模块，蓝牙遥控模块，超声波避障模块，红外循迹模块</w:t>
+      </w:r>
+    </w:p>
+    <w:p>
+      <w:pPr>
+        <w:ind w:left="492"/>
+        <w:rPr>
+          <w:rFonts w:ascii="宋体" w:hAnsi="宋体" w:hint="eastAsia"/>
+          <w:noProof/>
+          <w:color w:val="000000"/>
+        </w:rPr>
+      </w:pPr>
+    </w:p>
+    <w:p>
+      <w:pPr>
+        <w:ind w:left="492"/>
+        <w:rPr>
+          <w:rFonts w:ascii="宋体" w:hAnsi="宋体"/>
+          <w:noProof/>
+          <w:color w:val="000000"/>
+        </w:rPr>
+      </w:pPr>
+      <w:r>
+        <w:rPr>
+          <w:rFonts w:ascii="宋体" w:hAnsi="宋体" w:hint="eastAsia"/>
+          <w:noProof/>
+          <w:color w:val="000000"/>
+        </w:rPr>
+        <w:t>硬件框图如下：</w:t>
+      </w:r>
+    </w:p>
+    <w:p>
+      <w:pPr>
+        <w:ind w:left="492"/>
+        <w:jc w:val="center"/>
+        <w:rPr>
+          <w:rFonts w:ascii="宋体" w:hAnsi="宋体"/>
+          <w:noProof/>
+          <w:color w:val="000000"/>
+        </w:rPr>
+      </w:pPr>
+      <w:r>
+        <w:rPr>
+          <w:rFonts w:ascii="宋体" w:hAnsi="宋体"/>
+          <w:noProof/>
+          <w:color w:val="000000"/>
+        </w:rPr>
+        <w:lastRenderedPageBreak/>
+        <w:pict w14:anchorId="7BF016DA">
+          <v:shape id="_x0000_i1027" type="#_x0000_t75" style="width:336.6pt;height:260.4pt;visibility:visible">
+            <v:imagedata r:id="rId7" o:title=""/>
+          </v:shape>
+        </w:pict>
+      </w:r>
+    </w:p>
+    <w:p>
+      <w:pPr>
+        <w:ind w:left="492"/>
+        <w:jc w:val="center"/>
+        <w:rPr>
+          <w:rFonts w:ascii="宋体" w:hAnsi="宋体" w:hint="eastAsia"/>
+          <w:noProof/>
+          <w:color w:val="000000"/>
+        </w:rPr>
+      </w:pPr>
+      <w:r>
+        <w:rPr>
+          <w:rFonts w:ascii="宋体" w:hAnsi="宋体" w:hint="eastAsia"/>
+          <w:noProof/>
+          <w:color w:val="000000"/>
+        </w:rPr>
+        <w:t>图</w:t>
+      </w:r>
+      <w:r>
+        <w:rPr>
+          <w:rFonts w:ascii="宋体" w:hAnsi="宋体" w:hint="eastAsia"/>
+          <w:noProof/>
+          <w:color w:val="000000"/>
+        </w:rPr>
+        <w:t>2</w:t>
+      </w:r>
+      <w:r>
+        <w:rPr>
+          <w:rFonts w:ascii="宋体" w:hAnsi="宋体" w:hint="eastAsia"/>
+          <w:noProof/>
+          <w:color w:val="000000"/>
+        </w:rPr>
+        <w:t xml:space="preserve"> 硬件框图</w:t>
+      </w:r>
+    </w:p>
+    <w:p>
+      <w:pPr>
+        <w:ind w:left="492"/>
+        <w:rPr>
+          <w:rFonts w:ascii="宋体" w:hAnsi="宋体"/>
+          <w:noProof/>
+          <w:color w:val="000000"/>
+        </w:rPr>
+      </w:pPr>
+    </w:p>
+    <w:p>
+      <w:pPr>
+        <w:ind w:left="492"/>
+        <w:rPr>
+          <w:rFonts w:ascii="宋体" w:hAnsi="宋体"/>
+          <w:noProof/>
+          <w:color w:val="000000"/>
+        </w:rPr>
+      </w:pPr>
+      <w:r>
+        <w:rPr>
+          <w:rFonts w:ascii="宋体" w:hAnsi="宋体" w:hint="eastAsia"/>
+          <w:noProof/>
+          <w:color w:val="000000"/>
+        </w:rPr>
+        <w:t>电路原理图如下：</w:t>
+      </w:r>
+    </w:p>
+    <w:p>
+      <w:pPr>
+        <w:pStyle w:val="3"/>
+        <w:jc w:val="center"/>
+        <w:rPr>
+          <w:rFonts w:ascii="宋体" w:hAnsi="宋体"/>
+          <w:noProof/>
+          <w:color w:val="000000"/>
+          <w:szCs w:val="21"/>
+        </w:rPr>
+      </w:pPr>
+      <w:r>
+        <w:rPr>
+          <w:rFonts w:ascii="宋体" w:hAnsi="宋体"/>
+          <w:noProof/>
+          <w:color w:val="000000"/>
+          <w:szCs w:val="21"/>
+        </w:rPr>
+        <w:pict w14:anchorId="44A9AC05">
+          <v:shape id="_x0000_i1028" type="#_x0000_t75" style="width:402pt;height:283.8pt;visibility:visible">
+            <v:imagedata r:id="rId8" o:title=""/>
+          </v:shape>
+        </w:pict>
+      </w:r>
+    </w:p>
+    <w:p>
+      <w:pPr>
+        <w:jc w:val="center"/>
+        <w:rPr>
+          <w:rFonts w:ascii="宋体" w:hAnsi="宋体" w:hint="eastAsia"/>
+        </w:rPr>
+      </w:pPr>
+      <w:r>
+        <w:rPr>
+          <w:rFonts w:ascii="宋体" w:hAnsi="宋体" w:hint="eastAsia"/>
+        </w:rPr>
+        <w:t>图</w:t>
+      </w:r>
+      <w:r>
+        <w:rPr>
+          <w:rFonts w:ascii="宋体" w:hAnsi="宋体" w:hint="eastAsia"/>
+        </w:rPr>
+        <w:t>3</w:t>
+      </w:r>
+      <w:r>
+        <w:rPr>
+          <w:rFonts w:ascii="宋体" w:hAnsi="宋体" w:hint="eastAsia"/>
+        </w:rPr>
+        <w:t xml:space="preserve"> 电路原理图</w:t>
+      </w:r>
+    </w:p>
+    <w:p>
+      <w:pPr>
+        <w:rPr>
+          <w:rFonts w:ascii="宋体" w:hAnsi="宋体" w:hint="eastAsia"/>
+        </w:rPr>
+      </w:pPr>
+    </w:p>
+    <w:p>
+      <w:pPr>
+        <w:pStyle w:val="3"/>
+        <w:rPr>
+          <w:rFonts w:ascii="宋体" w:hAnsi="宋体"/>
+          <w:noProof/>
+        </w:rPr>
+      </w:pPr>
+      <w:r>
+        <w:rPr>
+          <w:rFonts w:ascii="宋体" w:hAnsi="宋体" w:hint="eastAsia"/>
+          <w:noProof/>
+        </w:rPr>
+        <w:lastRenderedPageBreak/>
+        <w:t>主控模块</w:t>
+      </w:r>
+    </w:p>
+    <w:p>
+      <w:pPr>
+        <w:rPr>
+          <w:rFonts w:ascii="宋体" w:hAnsi="宋体"/>
+        </w:rPr>
+      </w:pPr>
+      <w:r>
+        <w:rPr>
+          <w:rFonts w:ascii="宋体" w:hAnsi="宋体"/>
+        </w:rPr>
+        <w:t>STM32F103C8T6是基于ARM Cortex-M3内核的32位单片机，主频72MHz，具备丰富的外设接口（如USART、GPIO、TIM、ADC等），适合用于嵌入式控制场景。它作为整个小车系统的核心控制单元，负责读取传感器数据、处理控制逻辑、驱动电机与执行机构。</w:t>
+      </w:r>
+    </w:p>
+    <w:p>
+      <w:pPr>
+        <w:rPr>
+          <w:rFonts w:ascii="宋体" w:hAnsi="宋体"/>
+        </w:rPr>
+      </w:pPr>
+      <w:r>
+        <w:rPr>
+          <w:rFonts w:ascii="宋体" w:hAnsi="宋体"/>
+          <w:b/>
+          <w:bCs/>
+        </w:rPr>
+        <w:t>主要功能：</w:t>
+      </w:r>
+    </w:p>
+    <w:p>
+      <w:pPr>
+        <w:numPr>
+          <w:ilvl w:val="0"/>
+          <w:numId w:val="2"/>
+        </w:numPr>
+        <w:rPr>
+          <w:rFonts w:ascii="宋体" w:hAnsi="宋体"/>
+        </w:rPr>
+      </w:pPr>
+      <w:r>
+        <w:rPr>
+          <w:rFonts w:ascii="宋体" w:hAnsi="宋体"/>
+        </w:rPr>
+        <w:t>控制电机运行状态与方向</w:t>
+      </w:r>
+    </w:p>
+    <w:p>
+      <w:pPr>
+        <w:numPr>
+          <w:ilvl w:val="0"/>
+          <w:numId w:val="2"/>
+        </w:numPr>
+        <w:rPr>
+          <w:rFonts w:ascii="宋体" w:hAnsi="宋体"/>
+        </w:rPr>
+      </w:pPr>
+      <w:r>
+        <w:rPr>
+          <w:rFonts w:ascii="宋体" w:hAnsi="宋体"/>
+        </w:rPr>
+        <w:t>读取红外模块的循迹数据</w:t>
+      </w:r>
+    </w:p>
+    <w:p>
+      <w:pPr>
+        <w:numPr>
+          <w:ilvl w:val="0"/>
+          <w:numId w:val="2"/>
+        </w:numPr>
+        <w:rPr>
+          <w:rFonts w:ascii="宋体" w:hAnsi="宋体"/>
+        </w:rPr>
+      </w:pPr>
+      <w:r>
+        <w:rPr>
+          <w:rFonts w:ascii="宋体" w:hAnsi="宋体"/>
+        </w:rPr>
+        <w:t>读取超声波模块的距离信息</w:t>
+      </w:r>
+    </w:p>
+    <w:p>
+      <w:pPr>
+        <w:numPr>
+          <w:ilvl w:val="0"/>
+          <w:numId w:val="2"/>
+        </w:numPr>
+        <w:rPr>
+          <w:rFonts w:ascii="宋体" w:hAnsi="宋体"/>
+        </w:rPr>
+      </w:pPr>
+      <w:r>
+        <w:rPr>
+          <w:rFonts w:ascii="宋体" w:hAnsi="宋体"/>
+        </w:rPr>
+        <w:t>控制舵机转向</w:t>
+      </w:r>
+    </w:p>
+    <w:p>
+      <w:pPr>
+        <w:numPr>
+          <w:ilvl w:val="0"/>
+          <w:numId w:val="2"/>
+        </w:numPr>
+        <w:rPr>
+          <w:rFonts w:ascii="宋体" w:hAnsi="宋体"/>
+        </w:rPr>
+      </w:pPr>
+      <w:proofErr w:type="gramStart"/>
+      <w:r>
+        <w:rPr>
+          <w:rFonts w:ascii="宋体" w:hAnsi="宋体"/>
+        </w:rPr>
+        <w:t>接收蓝牙指令</w:t>
+      </w:r>
+      <w:proofErr w:type="gramEnd"/>
+      <w:r>
+        <w:rPr>
+          <w:rFonts w:ascii="宋体" w:hAnsi="宋体"/>
+        </w:rPr>
+        <w:t>并进行解析处理</w:t>
+      </w:r>
+    </w:p>
+    <w:p>
+      <w:pPr>
+        <w:rPr>
+          <w:rFonts w:ascii="宋体" w:hAnsi="宋体"/>
+        </w:rPr>
+      </w:pPr>
+      <w:r>
+        <w:rPr>
+          <w:rFonts w:ascii="宋体" w:hAnsi="宋体"/>
+        </w:rPr>
+        <w:t>为确保小车的各个模块能够稳定供电，使用了面包板电源模块或稳压模块进行电压转换和分配。</w:t>
+      </w:r>
+    </w:p>
+    <w:p>
+      <w:pPr>
+        <w:rPr>
+          <w:rFonts w:ascii="宋体" w:hAnsi="宋体"/>
+        </w:rPr>
+      </w:pPr>
+      <w:r>
+        <w:rPr>
+          <w:rFonts w:ascii="宋体" w:hAnsi="宋体"/>
+          <w:b/>
+          <w:bCs/>
+        </w:rPr>
+        <w:t>原理说明：</w:t>
+      </w:r>
+    </w:p>
+    <w:p>
+      <w:pPr>
+        <w:numPr>
+          <w:ilvl w:val="0"/>
+          <w:numId w:val="3"/>
+        </w:numPr>
+        <w:rPr>
+          <w:rFonts w:ascii="宋体" w:hAnsi="宋体"/>
+        </w:rPr>
+      </w:pPr>
+      <w:r>
+        <w:rPr>
+          <w:rFonts w:ascii="宋体" w:hAnsi="宋体"/>
+        </w:rPr>
+        <w:t>电池盒输出6V左右电压，供给面包板电源模块</w:t>
+      </w:r>
+    </w:p>
+    <w:p>
+      <w:pPr>
+        <w:numPr>
+          <w:ilvl w:val="0"/>
+          <w:numId w:val="3"/>
+        </w:numPr>
+        <w:rPr>
+          <w:rFonts w:ascii="宋体" w:hAnsi="宋体"/>
+        </w:rPr>
+      </w:pPr>
+      <w:r>
+        <w:rPr>
+          <w:rFonts w:ascii="宋体" w:hAnsi="宋体"/>
+        </w:rPr>
+        <w:t>面包板电源模块通过LDO稳压器转换为3.3V/5V供STM32与传感器模块使用</w:t>
+      </w:r>
+    </w:p>
+    <w:p>
+      <w:pPr>
+        <w:numPr>
+          <w:ilvl w:val="0"/>
+          <w:numId w:val="3"/>
+        </w:numPr>
+        <w:rPr>
+          <w:rFonts w:ascii="宋体" w:hAnsi="宋体"/>
+        </w:rPr>
+      </w:pPr>
+      <w:r>
+        <w:rPr>
+          <w:rFonts w:ascii="宋体" w:hAnsi="宋体"/>
+        </w:rPr>
+        <w:t>必要时增加电容滤波，避免电压波动影响系统稳定性</w:t>
+      </w:r>
+    </w:p>
+    <w:p>
+      <w:pPr>
+        <w:rPr>
+          <w:rFonts w:ascii="宋体" w:hAnsi="宋体" w:hint="eastAsia"/>
+        </w:rPr>
+      </w:pPr>
+    </w:p>
+    <w:p>
+      <w:pPr>
+        <w:pStyle w:val="3"/>
+        <w:rPr>
+          <w:rFonts w:ascii="宋体" w:hAnsi="宋体"/>
+          <w:w w:val="110"/>
+        </w:rPr>
+      </w:pPr>
+      <w:r>
+        <w:rPr>
+          <w:rFonts w:ascii="宋体" w:hAnsi="宋体" w:hint="eastAsia"/>
+          <w:w w:val="110"/>
+        </w:rPr>
+        <w:t>电机驱动模块是DRV8833</w:t>
+      </w:r>
+    </w:p>
+    <w:p>
+      <w:pPr>
+        <w:jc w:val="center"/>
+        <w:rPr>
+          <w:rFonts w:ascii="宋体" w:hAnsi="宋体"/>
+          <w:noProof/>
+          <w:w w:val="110"/>
+        </w:rPr>
+      </w:pPr>
+      <w:r>
+        <w:rPr>
+          <w:rFonts w:ascii="宋体" w:hAnsi="宋体"/>
+          <w:noProof/>
+          <w:w w:val="110"/>
+        </w:rPr>
+        <w:pict w14:anchorId="3C391B5A">
+          <v:shape id="_x0000_i1029" type="#_x0000_t75" style="width:406.8pt;height:259.2pt;visibility:visible">
+            <v:imagedata r:id="rId9" o:title=""/>
+          </v:shape>
+        </w:pict>
+      </w:r>
+    </w:p>
+    <w:p>
+      <w:pPr>
+        <w:jc w:val="center"/>
+        <w:rPr>
+          <w:rFonts w:ascii="宋体" w:hAnsi="宋体"/>
+          <w:noProof/>
+          <w:w w:val="110"/>
+        </w:rPr>
+      </w:pPr>
+      <w:r>
+        <w:rPr>
+          <w:rFonts w:ascii="宋体" w:hAnsi="宋体" w:hint="eastAsia"/>
+          <w:noProof/>
+          <w:w w:val="110"/>
+        </w:rPr>
+        <w:t>图</w:t>
+      </w:r>
+      <w:r>
+        <w:rPr>
+          <w:rFonts w:ascii="宋体" w:hAnsi="宋体" w:hint="eastAsia"/>
+          <w:noProof/>
+          <w:w w:val="110"/>
+        </w:rPr>
+        <w:t>4</w:t>
+      </w:r>
+      <w:r>
+        <w:rPr>
+          <w:rFonts w:ascii="宋体" w:hAnsi="宋体" w:hint="eastAsia"/>
+          <w:noProof/>
+          <w:w w:val="110"/>
+        </w:rPr>
+        <w:t xml:space="preserve"> 电机驱动模块</w:t>
+      </w:r>
+    </w:p>
+    <w:p>
+      <w:pPr>
+        <w:jc w:val="center"/>
+        <w:rPr>
+          <w:rFonts w:ascii="宋体" w:hAnsi="宋体" w:hint="eastAsia"/>
+          <w:noProof/>
+          <w:w w:val="110"/>
+        </w:rPr>
+      </w:pPr>
+    </w:p>
+    <w:p>
+      <w:pPr>
+        <w:rPr>
+          <w:rFonts w:ascii="宋体" w:hAnsi="宋体"/>
+          <w:w w:val="110"/>
+        </w:rPr>
+      </w:pPr>
+      <w:r>
+        <w:rPr>
+          <w:rFonts w:ascii="宋体" w:hAnsi="宋体"/>
+          <w:w w:val="110"/>
+        </w:rPr>
+        <w:t>我们要使用定时器(TIM) 2的通道(Channel) 2，使用PWMA控制左边两个轮子，PWMB控制右边两个轮子</w:t>
+      </w:r>
+    </w:p>
+    <w:p>
+      <w:pPr>
+        <w:rPr>
+          <w:rFonts w:ascii="宋体" w:hAnsi="宋体"/>
+          <w:w w:val="110"/>
+        </w:rPr>
+      </w:pPr>
+      <w:r>
+        <w:rPr>
+          <w:rFonts w:ascii="宋体" w:hAnsi="宋体"/>
+          <w:w w:val="110"/>
+        </w:rPr>
+        <w:t>这里使用pa4、pa5、pa6、pa7 做控制四个电机，根据Aspet的值控制左边与右边的</w:t>
+      </w:r>
+      <w:r>
+        <w:rPr>
+          <w:rFonts w:ascii="宋体" w:hAnsi="宋体"/>
+          <w:w w:val="110"/>
+        </w:rPr>
+        <w:lastRenderedPageBreak/>
+        <w:t>轮子</w:t>
+      </w:r>
+    </w:p>
+    <w:p>
+      <w:pPr>
+        <w:pStyle w:val="3"/>
+        <w:rPr>
+          <w:rFonts w:ascii="宋体" w:hAnsi="宋体" w:hint="eastAsia"/>
+          <w:w w:val="110"/>
+        </w:rPr>
+      </w:pPr>
+      <w:proofErr w:type="gramStart"/>
+      <w:r>
+        <w:rPr>
+          <w:rFonts w:ascii="宋体" w:hAnsi="宋体" w:hint="eastAsia"/>
+          <w:w w:val="110"/>
+        </w:rPr>
+        <w:t>蓝牙模块</w:t>
+      </w:r>
+      <w:proofErr w:type="gramEnd"/>
+    </w:p>
+    <w:p>
+      <w:pPr>
+        <w:jc w:val="center"/>
+        <w:rPr>
+          <w:rFonts w:ascii="宋体" w:hAnsi="宋体"/>
+          <w:noProof/>
+          <w:w w:val="110"/>
+        </w:rPr>
+      </w:pPr>
+      <w:r>
+        <w:rPr>
+          <w:rFonts w:ascii="宋体" w:hAnsi="宋体"/>
+          <w:noProof/>
+          <w:w w:val="110"/>
+        </w:rPr>
+        <w:pict w14:anchorId="75DB15DF">
+          <v:shape id="_x0000_i1030" type="#_x0000_t75" style="width:255.6pt;height:243.6pt;visibility:visible">
+            <v:imagedata r:id="rId10" o:title=""/>
+          </v:shape>
+        </w:pict>
+      </w:r>
+    </w:p>
+    <w:p>
+      <w:pPr>
+        <w:jc w:val="center"/>
+        <w:rPr>
+          <w:rFonts w:ascii="宋体" w:hAnsi="宋体"/>
+          <w:noProof/>
+          <w:w w:val="110"/>
+        </w:rPr>
+      </w:pPr>
+      <w:r>
+        <w:rPr>
+          <w:rFonts w:ascii="宋体" w:hAnsi="宋体" w:hint="eastAsia"/>
+          <w:noProof/>
+          <w:w w:val="110"/>
+        </w:rPr>
+        <w:t>图5 蓝牙模块</w:t>
+      </w:r>
+    </w:p>
+    <w:p>
+      <w:pPr>
+        <w:jc w:val="center"/>
+        <w:rPr>
+          <w:rFonts w:ascii="宋体" w:hAnsi="宋体" w:hint="eastAsia"/>
+          <w:noProof/>
+          <w:w w:val="110"/>
+        </w:rPr>
+      </w:pPr>
+    </w:p>
+    <w:p>
+      <w:pPr>
+        <w:rPr>
+          <w:rFonts w:ascii="宋体" w:hAnsi="宋体"/>
+          <w:noProof/>
+          <w:w w:val="110"/>
+        </w:rPr>
+      </w:pPr>
+      <w:r>
+        <w:rPr>
+          <w:rFonts w:ascii="宋体" w:hAnsi="宋体"/>
+          <w:noProof/>
+          <w:w w:val="110"/>
+        </w:rPr>
+        <w:t>HC-06为常见的蓝牙串口透传模块，实现小车与手机之间的无线通信。</w:t>
+      </w:r>
+    </w:p>
+    <w:p>
+      <w:pPr>
+        <w:rPr>
+          <w:rFonts w:ascii="宋体" w:hAnsi="宋体"/>
+          <w:noProof/>
+          <w:w w:val="110"/>
+        </w:rPr>
+      </w:pPr>
+      <w:r>
+        <w:rPr>
+          <w:rFonts w:ascii="宋体" w:hAnsi="宋体"/>
+          <w:b/>
+          <w:bCs/>
+          <w:noProof/>
+          <w:w w:val="110"/>
+        </w:rPr>
+        <w:t>原理说明：</w:t>
+      </w:r>
+    </w:p>
+    <w:p>
+      <w:pPr>
+        <w:numPr>
+          <w:ilvl w:val="0"/>
+          <w:numId w:val="6"/>
+        </w:numPr>
+        <w:rPr>
+          <w:rFonts w:ascii="宋体" w:hAnsi="宋体"/>
+          <w:noProof/>
+          <w:w w:val="110"/>
+        </w:rPr>
+      </w:pPr>
+      <w:r>
+        <w:rPr>
+          <w:rFonts w:ascii="宋体" w:hAnsi="宋体"/>
+          <w:noProof/>
+          <w:w w:val="110"/>
+        </w:rPr>
+        <w:t>模块通过UART串口与STM32通信（通常为USART1）</w:t>
+      </w:r>
+    </w:p>
+    <w:p>
+      <w:pPr>
+        <w:numPr>
+          <w:ilvl w:val="0"/>
+          <w:numId w:val="6"/>
+        </w:numPr>
+        <w:rPr>
+          <w:rFonts w:ascii="宋体" w:hAnsi="宋体"/>
+          <w:noProof/>
+          <w:w w:val="110"/>
+        </w:rPr>
+      </w:pPr>
+      <w:r>
+        <w:rPr>
+          <w:rFonts w:ascii="宋体" w:hAnsi="宋体"/>
+          <w:noProof/>
+          <w:w w:val="110"/>
+        </w:rPr>
+        <w:t>手机端通过蓝牙调试助手发送ASCII字符控制指令（如‘F’前进、‘B’后退等）</w:t>
+      </w:r>
+    </w:p>
+    <w:p>
+      <w:pPr>
+        <w:numPr>
+          <w:ilvl w:val="0"/>
+          <w:numId w:val="6"/>
+        </w:numPr>
+        <w:rPr>
+          <w:rFonts w:ascii="宋体" w:hAnsi="宋体"/>
+          <w:noProof/>
+          <w:w w:val="110"/>
+        </w:rPr>
+      </w:pPr>
+      <w:r>
+        <w:rPr>
+          <w:rFonts w:ascii="宋体" w:hAnsi="宋体"/>
+          <w:noProof/>
+          <w:w w:val="110"/>
+        </w:rPr>
+        <w:t>STM32解析串口接收内容，根据命令控制电机动作</w:t>
+      </w:r>
+    </w:p>
+    <w:p>
+      <w:pPr>
+        <w:rPr>
+          <w:rFonts w:ascii="宋体" w:hAnsi="宋体"/>
+          <w:noProof/>
+          <w:w w:val="110"/>
+        </w:rPr>
+      </w:pPr>
+    </w:p>
+    <w:p>
+      <w:pPr>
+        <w:pStyle w:val="3"/>
+        <w:rPr>
+          <w:rFonts w:ascii="宋体" w:hAnsi="宋体" w:hint="eastAsia"/>
+          <w:w w:val="110"/>
+        </w:rPr>
+      </w:pPr>
+      <w:r>
+        <w:rPr>
+          <w:rFonts w:ascii="宋体" w:hAnsi="宋体" w:hint="eastAsia"/>
+          <w:w w:val="110"/>
+        </w:rPr>
+        <w:t>自动避障模块</w:t>
+      </w:r>
+    </w:p>
+    <w:p>
+      <w:pPr>
+        <w:rPr>
+          <w:rFonts w:ascii="宋体" w:hAnsi="宋体"/>
+          <w:w w:val="110"/>
+        </w:rPr>
+      </w:pPr>
+      <w:r>
+        <w:rPr>
+          <w:rFonts w:ascii="宋体" w:hAnsi="宋体" w:hint="eastAsia"/>
+          <w:w w:val="110"/>
+        </w:rPr>
+        <w:t>舵机与超声波模</w:t>
+      </w:r>
+      <w:proofErr w:type="gramStart"/>
+      <w:r>
+        <w:rPr>
+          <w:rFonts w:ascii="宋体" w:hAnsi="宋体" w:hint="eastAsia"/>
+          <w:w w:val="110"/>
+        </w:rPr>
+        <w:t>块联合</w:t>
+      </w:r>
+      <w:proofErr w:type="gramEnd"/>
+      <w:r>
+        <w:rPr>
+          <w:rFonts w:ascii="宋体" w:hAnsi="宋体" w:hint="eastAsia"/>
+          <w:w w:val="110"/>
+        </w:rPr>
+        <w:t>使用，实现检查前面是否有障碍物，如有，左拐或右拐，如果遇到死胡同（前左右都有障碍物）停下来</w:t>
+      </w:r>
+    </w:p>
+    <w:p>
+      <w:pPr>
+        <w:rPr>
+          <w:rFonts w:ascii="宋体" w:hAnsi="宋体"/>
+          <w:w w:val="110"/>
+        </w:rPr>
+      </w:pPr>
+    </w:p>
+    <w:p>
+      <w:pPr>
+        <w:rPr>
+          <w:rFonts w:ascii="宋体" w:hAnsi="宋体"/>
+          <w:w w:val="110"/>
+        </w:rPr>
+      </w:pPr>
+      <w:r>
+        <w:rPr>
+          <w:rFonts w:ascii="宋体" w:hAnsi="宋体"/>
+          <w:w w:val="110"/>
+        </w:rPr>
+        <w:t>SG90是一种常见的180°微型舵机，采用PWM控制信号来设定角度，用于驱动超声</w:t>
+      </w:r>
+      <w:proofErr w:type="gramStart"/>
+      <w:r>
+        <w:rPr>
+          <w:rFonts w:ascii="宋体" w:hAnsi="宋体"/>
+          <w:w w:val="110"/>
+        </w:rPr>
+        <w:t>波模块云台</w:t>
+      </w:r>
+      <w:proofErr w:type="gramEnd"/>
+      <w:r>
+        <w:rPr>
+          <w:rFonts w:ascii="宋体" w:hAnsi="宋体"/>
+          <w:w w:val="110"/>
+        </w:rPr>
+        <w:t>实现方向扫描。</w:t>
+      </w:r>
+    </w:p>
+    <w:p>
+      <w:pPr>
+        <w:rPr>
+          <w:rFonts w:ascii="宋体" w:hAnsi="宋体"/>
+          <w:w w:val="110"/>
+        </w:rPr>
+      </w:pPr>
+      <w:r>
+        <w:rPr>
+          <w:rFonts w:ascii="宋体" w:hAnsi="宋体"/>
+          <w:b/>
+          <w:bCs/>
+          <w:w w:val="110"/>
+        </w:rPr>
+        <w:t>原理说明：</w:t>
+      </w:r>
+    </w:p>
+    <w:p>
+      <w:pPr>
+        <w:numPr>
+          <w:ilvl w:val="0"/>
+          <w:numId w:val="5"/>
+        </w:numPr>
+        <w:rPr>
+          <w:rFonts w:ascii="宋体" w:hAnsi="宋体"/>
+          <w:w w:val="110"/>
+        </w:rPr>
+      </w:pPr>
+      <w:r>
+        <w:rPr>
+          <w:rFonts w:ascii="宋体" w:hAnsi="宋体"/>
+          <w:w w:val="110"/>
+        </w:rPr>
+        <w:t>STM32输出周期为20ms的PWM信号（50Hz）</w:t>
+      </w:r>
+    </w:p>
+    <w:p>
+      <w:pPr>
+        <w:numPr>
+          <w:ilvl w:val="0"/>
+          <w:numId w:val="5"/>
+        </w:numPr>
+        <w:rPr>
+          <w:rFonts w:ascii="宋体" w:hAnsi="宋体"/>
+          <w:w w:val="110"/>
+        </w:rPr>
+      </w:pPr>
+      <w:r>
+        <w:rPr>
+          <w:rFonts w:ascii="宋体" w:hAnsi="宋体"/>
+          <w:w w:val="110"/>
+        </w:rPr>
+        <w:t>占空比决定舵机旋转角度（通常1ms~2ms对应0°~180°）</w:t>
+      </w:r>
+    </w:p>
+    <w:p>
+      <w:pPr>
+        <w:numPr>
+          <w:ilvl w:val="0"/>
+          <w:numId w:val="5"/>
+        </w:numPr>
+        <w:rPr>
+          <w:rFonts w:ascii="宋体" w:hAnsi="宋体"/>
+          <w:w w:val="110"/>
+        </w:rPr>
+      </w:pPr>
+      <w:r>
+        <w:rPr>
+          <w:rFonts w:ascii="宋体" w:hAnsi="宋体"/>
+          <w:w w:val="110"/>
+        </w:rPr>
+        <w:t>STM32通过调整PWM占空比控制舵机旋转至左、中、右方向，配合超声波实现左右探测</w:t>
+      </w:r>
+    </w:p>
+    <w:p>
+      <w:pPr>
+        <w:rPr>
+          <w:rFonts w:ascii="宋体" w:hAnsi="宋体" w:hint="eastAsia"/>
+          <w:w w:val="110"/>
+        </w:rPr>
+      </w:pPr>
+    </w:p>
+    <w:p>
+      <w:pPr>
+        <w:rPr>
+          <w:rFonts w:ascii="宋体" w:hAnsi="宋体"/>
+          <w:w w:val="110"/>
+        </w:rPr>
+      </w:pPr>
+      <w:r>
+        <w:rPr>
+          <w:rFonts w:ascii="宋体" w:hAnsi="宋体"/>
+          <w:w w:val="110"/>
+        </w:rPr>
+        <w:lastRenderedPageBreak/>
+        <w:t>超声波模</w:t>
+      </w:r>
+      <w:proofErr w:type="gramStart"/>
+      <w:r>
+        <w:rPr>
+          <w:rFonts w:ascii="宋体" w:hAnsi="宋体"/>
+          <w:w w:val="110"/>
+        </w:rPr>
+        <w:t>块通过</w:t>
+      </w:r>
+      <w:proofErr w:type="gramEnd"/>
+      <w:r>
+        <w:rPr>
+          <w:rFonts w:ascii="宋体" w:hAnsi="宋体"/>
+          <w:w w:val="110"/>
+        </w:rPr>
+        <w:t>发射超声波脉冲并接收其回波来测量前方障碍物的距离。</w:t>
+      </w:r>
+    </w:p>
+    <w:p>
+      <w:pPr>
+        <w:rPr>
+          <w:rFonts w:ascii="宋体" w:hAnsi="宋体"/>
+          <w:w w:val="110"/>
+        </w:rPr>
+      </w:pPr>
+      <w:r>
+        <w:rPr>
+          <w:rFonts w:ascii="宋体" w:hAnsi="宋体"/>
+          <w:b/>
+          <w:bCs/>
+          <w:w w:val="110"/>
+        </w:rPr>
+        <w:t>原理说明：</w:t>
+      </w:r>
+    </w:p>
+    <w:p>
+      <w:pPr>
+        <w:numPr>
+          <w:ilvl w:val="0"/>
+          <w:numId w:val="4"/>
+        </w:numPr>
+        <w:rPr>
+          <w:rFonts w:ascii="宋体" w:hAnsi="宋体"/>
+          <w:w w:val="110"/>
+        </w:rPr>
+      </w:pPr>
+      <w:r>
+        <w:rPr>
+          <w:rFonts w:ascii="宋体" w:hAnsi="宋体"/>
+          <w:w w:val="110"/>
+        </w:rPr>
+        <w:t>STM32向模块的Trig脚发送一个10μs的高电平脉冲</w:t>
+      </w:r>
+    </w:p>
+    <w:p>
+      <w:pPr>
+        <w:numPr>
+          <w:ilvl w:val="0"/>
+          <w:numId w:val="4"/>
+        </w:numPr>
+        <w:rPr>
+          <w:rFonts w:ascii="宋体" w:hAnsi="宋体"/>
+          <w:w w:val="110"/>
+        </w:rPr>
+      </w:pPr>
+      <w:r>
+        <w:rPr>
+          <w:rFonts w:ascii="宋体" w:hAnsi="宋体"/>
+          <w:w w:val="110"/>
+        </w:rPr>
+        <w:t>模块自动发送8个40kHz的超声波信号</w:t>
+      </w:r>
+    </w:p>
+    <w:p>
+      <w:pPr>
+        <w:numPr>
+          <w:ilvl w:val="0"/>
+          <w:numId w:val="4"/>
+        </w:numPr>
+        <w:rPr>
+          <w:rFonts w:ascii="宋体" w:hAnsi="宋体"/>
+          <w:w w:val="110"/>
+        </w:rPr>
+      </w:pPr>
+      <w:r>
+        <w:rPr>
+          <w:rFonts w:ascii="宋体" w:hAnsi="宋体"/>
+          <w:w w:val="110"/>
+        </w:rPr>
+        <w:t>接收脚Echo输出一个与回波时间成比例的高电平信号</w:t>
+      </w:r>
+    </w:p>
+    <w:p>
+      <w:pPr>
+        <w:numPr>
+          <w:ilvl w:val="0"/>
+          <w:numId w:val="4"/>
+        </w:numPr>
+        <w:rPr>
+          <w:rFonts w:ascii="宋体" w:hAnsi="宋体"/>
+          <w:w w:val="110"/>
+        </w:rPr>
+      </w:pPr>
+      <w:r>
+        <w:rPr>
+          <w:rFonts w:ascii="宋体" w:hAnsi="宋体"/>
+          <w:w w:val="110"/>
+        </w:rPr>
+        <w:t>STM32通过定时器测量高电平持续时间，计算距离：</w:t>
+      </w:r>
+    </w:p>
+    <w:p>
+      <w:pPr>
+        <w:rPr>
+          <w:rFonts w:ascii="宋体" w:hAnsi="宋体"/>
+          <w:w w:val="110"/>
+        </w:rPr>
+      </w:pPr>
+      <w:r>
+        <w:rPr>
+          <w:rFonts w:ascii="宋体" w:hAnsi="宋体"/>
+          <w:w w:val="110"/>
+        </w:rPr>
+        <w:t>距离（cm）=高电平时间（</w:t>
+      </w:r>
+      <w:proofErr w:type="spellStart"/>
+      <w:r>
+        <w:rPr>
+          <w:rFonts w:ascii="宋体" w:hAnsi="宋体"/>
+          <w:w w:val="110"/>
+        </w:rPr>
+        <w:t>μs</w:t>
+      </w:r>
+      <w:proofErr w:type="spellEnd"/>
+      <w:r>
+        <w:rPr>
+          <w:rFonts w:ascii="宋体" w:hAnsi="宋体"/>
+          <w:w w:val="110"/>
+        </w:rPr>
+        <w:t>）58\text{距离（cm）} = \frac{高电平时间（</w:t>
+      </w:r>
+      <w:proofErr w:type="spellStart"/>
+      <w:r>
+        <w:rPr>
+          <w:rFonts w:ascii="宋体" w:hAnsi="宋体"/>
+          <w:w w:val="110"/>
+        </w:rPr>
+        <w:t>μs</w:t>
+      </w:r>
+      <w:proofErr w:type="spellEnd"/>
+      <w:r>
+        <w:rPr>
+          <w:rFonts w:ascii="宋体" w:hAnsi="宋体"/>
+          <w:w w:val="110"/>
+        </w:rPr>
+        <w:t>）}{58}距离（cm）=58高电平时间（</w:t>
+      </w:r>
+      <w:proofErr w:type="spellStart"/>
+      <w:r>
+        <w:rPr>
+          <w:rFonts w:ascii="宋体" w:hAnsi="宋体"/>
+          <w:w w:val="110"/>
+        </w:rPr>
+        <w:t>μs</w:t>
+      </w:r>
+      <w:proofErr w:type="spellEnd"/>
+      <w:r>
+        <w:rPr>
+          <w:rFonts w:ascii="宋体" w:hAnsi="宋体"/>
+          <w:w w:val="110"/>
+        </w:rPr>
+        <w:t>）</w:t>
+      </w:r>
+      <w:r>
+        <w:rPr>
+          <w:w w:val="110"/>
+        </w:rPr>
+        <w:t>​</w:t>
+      </w:r>
+      <w:r>
+        <w:rPr>
+          <w:rFonts w:ascii="宋体" w:hAnsi="宋体"/>
+          <w:w w:val="110"/>
+        </w:rPr>
+        <w:t xml:space="preserve"> </w:t>
+      </w:r>
+    </w:p>
+    <w:p>
+      <w:pPr>
+        <w:numPr>
+          <w:ilvl w:val="0"/>
+          <w:numId w:val="4"/>
+        </w:numPr>
+        <w:rPr>
+          <w:rFonts w:ascii="宋体" w:hAnsi="宋体"/>
+          <w:w w:val="110"/>
+        </w:rPr>
+      </w:pPr>
+      <w:r>
+        <w:rPr>
+          <w:rFonts w:ascii="宋体" w:hAnsi="宋体"/>
+          <w:w w:val="110"/>
+        </w:rPr>
+        <w:t>超声波模块安装在云台上，由舵机带动左右旋转，以扩展探测视野</w:t>
+      </w:r>
+    </w:p>
+    <w:p>
+      <w:pPr>
+        <w:rPr>
+          <w:rFonts w:ascii="宋体" w:hAnsi="宋体" w:hint="eastAsia"/>
+          <w:w w:val="110"/>
+        </w:rPr>
+      </w:pPr>
+    </w:p>
+    <w:p>
+      <w:pPr>
+        <w:jc w:val="center"/>
+        <w:rPr>
+          <w:rFonts w:ascii="宋体" w:hAnsi="宋体"/>
+          <w:noProof/>
+          <w:w w:val="110"/>
+        </w:rPr>
+      </w:pPr>
+      <w:r>
+        <w:rPr>
+          <w:rFonts w:ascii="宋体" w:hAnsi="宋体"/>
+          <w:noProof/>
+          <w:w w:val="110"/>
+        </w:rPr>
+        <w:pict w14:anchorId="70E30578">
+          <v:shape id="_x0000_i1031" type="#_x0000_t75" style="width:262.8pt;height:116.4pt;visibility:visible">
+            <v:imagedata r:id="rId11" o:title=""/>
+          </v:shape>
+        </w:pict>
+      </w:r>
+    </w:p>
+    <w:p>
+      <w:pPr>
+        <w:jc w:val="center"/>
+        <w:rPr>
+          <w:rFonts w:ascii="宋体" w:hAnsi="宋体" w:hint="eastAsia"/>
+          <w:noProof/>
+          <w:w w:val="110"/>
+        </w:rPr>
+      </w:pPr>
+      <w:r>
+        <w:rPr>
+          <w:rFonts w:ascii="宋体" w:hAnsi="宋体" w:hint="eastAsia"/>
+          <w:noProof/>
+          <w:w w:val="110"/>
+        </w:rPr>
+        <w:t>图6 sg-90舵机</w:t>
+      </w:r>
+    </w:p>
+    <w:p>
+      <w:pPr>
+        <w:jc w:val="center"/>
+        <w:rPr>
+          <w:rFonts w:ascii="宋体" w:hAnsi="宋体"/>
+          <w:noProof/>
+          <w:w w:val="110"/>
+        </w:rPr>
+      </w:pPr>
+      <w:r>
+        <w:rPr>
+          <w:rFonts w:ascii="宋体" w:hAnsi="宋体"/>
+          <w:noProof/>
+          <w:w w:val="110"/>
+        </w:rPr>
+        <w:pict w14:anchorId="5055B75E">
+          <v:shape id="_x0000_i1032" type="#_x0000_t75" style="width:201.6pt;height:151.8pt;visibility:visible">
+            <v:imagedata r:id="rId12" o:title=""/>
+          </v:shape>
+        </w:pict>
+      </w:r>
+    </w:p>
+    <w:p>
+      <w:pPr>
+        <w:jc w:val="center"/>
+        <w:rPr>
+          <w:rFonts w:ascii="宋体" w:hAnsi="宋体" w:hint="eastAsia"/>
+          <w:noProof/>
+          <w:w w:val="110"/>
+        </w:rPr>
+      </w:pPr>
+      <w:r>
+        <w:rPr>
+          <w:rFonts w:ascii="宋体" w:hAnsi="宋体" w:hint="eastAsia"/>
+          <w:noProof/>
+          <w:w w:val="110"/>
+        </w:rPr>
+        <w:t>图7 HC-SR04</w:t>
+      </w:r>
+    </w:p>
+    <w:p>
+      <w:pPr>
+        <w:jc w:val="center"/>
+        <w:rPr>
+          <w:rFonts w:ascii="宋体" w:hAnsi="宋体"/>
+          <w:noProof/>
+          <w:w w:val="110"/>
+        </w:rPr>
+      </w:pPr>
+      <w:r>
+        <w:rPr>
+          <w:rFonts w:ascii="宋体" w:hAnsi="宋体"/>
+          <w:noProof/>
+          <w:w w:val="110"/>
+        </w:rPr>
+        <w:pict w14:anchorId="036864D9">
+          <v:shape id="_x0000_i1033" type="#_x0000_t75" style="width:406.8pt;height:112.2pt;visibility:visible">
+            <v:imagedata r:id="rId13" o:title=""/>
+          </v:shape>
+        </w:pict>
+      </w:r>
+    </w:p>
+    <w:p>
+      <w:pPr>
+        <w:jc w:val="center"/>
+        <w:rPr>
+          <w:rFonts w:ascii="宋体" w:hAnsi="宋体"/>
+          <w:noProof/>
+          <w:w w:val="110"/>
+        </w:rPr>
+      </w:pPr>
+      <w:r>
+        <w:rPr>
+          <w:rFonts w:ascii="宋体" w:hAnsi="宋体" w:hint="eastAsia"/>
+          <w:noProof/>
+          <w:w w:val="110"/>
+        </w:rPr>
+        <w:t>图8 超声波避障模块</w:t>
+      </w:r>
+    </w:p>
+    <w:p>
+      <w:pPr>
+        <w:pStyle w:val="3"/>
+        <w:rPr>
+          <w:rFonts w:ascii="宋体" w:hAnsi="宋体"/>
+          <w:noProof/>
+          <w:w w:val="110"/>
+        </w:rPr>
+      </w:pPr>
+      <w:r>
+        <w:rPr>
+          <w:rFonts w:ascii="宋体" w:hAnsi="宋体"/>
+          <w:noProof/>
+          <w:w w:val="110"/>
+        </w:rPr>
+        <w:lastRenderedPageBreak/>
+        <w:t>红外循迹模块（TCRT5000）</w:t>
+      </w:r>
+    </w:p>
+    <w:p>
+      <w:pPr>
+        <w:jc w:val="center"/>
+        <w:rPr>
+          <w:rFonts w:ascii="宋体" w:hAnsi="宋体"/>
+          <w:noProof/>
+        </w:rPr>
+      </w:pPr>
+      <w:r>
+        <w:rPr>
+          <w:rFonts w:ascii="宋体" w:hAnsi="宋体"/>
+          <w:noProof/>
+        </w:rPr>
+        <w:pict w14:anchorId="56F18830">
+          <v:shape id="_x0000_i1034" type="#_x0000_t75" style="width:406.8pt;height:202.2pt;visibility:visible">
+            <v:imagedata r:id="rId14" o:title=""/>
+          </v:shape>
+        </w:pict>
+      </w:r>
+    </w:p>
+    <w:p>
+      <w:pPr>
+        <w:jc w:val="center"/>
+        <w:rPr>
+          <w:rFonts w:ascii="宋体" w:hAnsi="宋体"/>
+          <w:noProof/>
+        </w:rPr>
+      </w:pPr>
+      <w:r>
+        <w:rPr>
+          <w:rFonts w:ascii="宋体" w:hAnsi="宋体" w:hint="eastAsia"/>
+          <w:noProof/>
+        </w:rPr>
+        <w:t>图9 红外循迹模块</w:t>
+      </w:r>
+    </w:p>
+    <w:p>
+      <w:pPr>
+        <w:jc w:val="center"/>
+        <w:rPr>
+          <w:rFonts w:ascii="宋体" w:hAnsi="宋体" w:hint="eastAsia"/>
+          <w:noProof/>
+        </w:rPr>
+      </w:pPr>
+    </w:p>
+    <w:p>
+      <w:pPr>
+        <w:ind w:firstLine="420"/>
+        <w:rPr>
+          <w:rFonts w:ascii="宋体" w:hAnsi="宋体"/>
+          <w:noProof/>
+          <w:w w:val="110"/>
+        </w:rPr>
+      </w:pPr>
+      <w:r>
+        <w:rPr>
+          <w:rFonts w:ascii="宋体" w:hAnsi="宋体"/>
+          <w:noProof/>
+          <w:w w:val="110"/>
+        </w:rPr>
+        <w:t>红外循迹模块利用红外光的反射特性识别黑色线路，用于小车巡线导航。</w:t>
+      </w:r>
+    </w:p>
+    <w:p>
+      <w:pPr>
+        <w:ind w:firstLine="360"/>
+        <w:rPr>
+          <w:rFonts w:ascii="宋体" w:hAnsi="宋体"/>
+          <w:noProof/>
+          <w:w w:val="110"/>
+        </w:rPr>
+      </w:pPr>
+      <w:r>
+        <w:rPr>
+          <w:rFonts w:ascii="宋体" w:hAnsi="宋体"/>
+          <w:b/>
+          <w:bCs/>
+          <w:noProof/>
+          <w:w w:val="110"/>
+        </w:rPr>
+        <w:t>原理说明：</w:t>
+      </w:r>
+    </w:p>
+    <w:p>
+      <w:pPr>
+        <w:numPr>
+          <w:ilvl w:val="0"/>
+          <w:numId w:val="7"/>
+        </w:numPr>
+        <w:rPr>
+          <w:rFonts w:ascii="宋体" w:hAnsi="宋体"/>
+          <w:noProof/>
+          <w:w w:val="110"/>
+        </w:rPr>
+      </w:pPr>
+      <w:r>
+        <w:rPr>
+          <w:rFonts w:ascii="宋体" w:hAnsi="宋体"/>
+          <w:noProof/>
+          <w:w w:val="110"/>
+        </w:rPr>
+        <w:t>红外发射管向地面发射红外光</w:t>
+      </w:r>
+    </w:p>
+    <w:p>
+      <w:pPr>
+        <w:numPr>
+          <w:ilvl w:val="0"/>
+          <w:numId w:val="7"/>
+        </w:numPr>
+        <w:rPr>
+          <w:rFonts w:ascii="宋体" w:hAnsi="宋体"/>
+          <w:noProof/>
+          <w:w w:val="110"/>
+        </w:rPr>
+      </w:pPr>
+      <w:r>
+        <w:rPr>
+          <w:rFonts w:ascii="宋体" w:hAnsi="宋体"/>
+          <w:noProof/>
+          <w:w w:val="110"/>
+        </w:rPr>
+        <w:t>黑线吸收红外光，白地反射红外光</w:t>
+      </w:r>
+    </w:p>
+    <w:p>
+      <w:pPr>
+        <w:numPr>
+          <w:ilvl w:val="0"/>
+          <w:numId w:val="7"/>
+        </w:numPr>
+        <w:rPr>
+          <w:rFonts w:ascii="宋体" w:hAnsi="宋体"/>
+          <w:noProof/>
+          <w:w w:val="110"/>
+        </w:rPr>
+      </w:pPr>
+      <w:r>
+        <w:rPr>
+          <w:rFonts w:ascii="宋体" w:hAnsi="宋体"/>
+          <w:noProof/>
+          <w:w w:val="110"/>
+        </w:rPr>
+        <w:t>接收管检测反射强度，并输出高/低电平信号</w:t>
+      </w:r>
+    </w:p>
+    <w:p>
+      <w:pPr>
+        <w:numPr>
+          <w:ilvl w:val="0"/>
+          <w:numId w:val="7"/>
+        </w:numPr>
+        <w:rPr>
+          <w:rFonts w:ascii="宋体" w:hAnsi="宋体"/>
+          <w:noProof/>
+          <w:w w:val="110"/>
+        </w:rPr>
+      </w:pPr>
+      <w:r>
+        <w:rPr>
+          <w:rFonts w:ascii="宋体" w:hAnsi="宋体"/>
+          <w:noProof/>
+          <w:w w:val="110"/>
+        </w:rPr>
+        <w:t>STM32读取各路模块的信号，通过逻辑判断小车是否偏离黑线，并进行相应调整</w:t>
+      </w:r>
+    </w:p>
+    <w:p>
+      <w:pPr>
+        <w:rPr>
+          <w:rFonts w:ascii="宋体" w:hAnsi="宋体"/>
+          <w:noProof/>
+          <w:w w:val="110"/>
+        </w:rPr>
+      </w:pPr>
+    </w:p>
+    <w:p>
+      <w:pPr>
+        <w:rPr>
+          <w:rFonts w:ascii="宋体" w:hAnsi="宋体"/>
+          <w:noProof/>
+          <w:w w:val="110"/>
+        </w:rPr>
+      </w:pPr>
+    </w:p>
+    <w:p>
+      <w:pPr>
+        <w:rPr>
+          <w:rFonts w:ascii="宋体" w:hAnsi="宋体" w:hint="eastAsia"/>
+          <w:noProof/>
+          <w:w w:val="110"/>
+        </w:rPr>
+      </w:pPr>
+    </w:p>
+    <w:p>
+      <w:pPr>
+        <w:spacing w:line="360" w:lineRule="auto"/>
+        <w:rPr>
+          <w:rFonts w:ascii="宋体" w:hAnsi="宋体"/>
+          <w:b/>
+          <w:color w:val="000000"/>
+          <w:sz w:val="30"/>
+          <w:szCs w:val="30"/>
+        </w:rPr>
+      </w:pPr>
+      <w:r>
+        <w:rPr>
+          <w:rFonts w:ascii="宋体" w:hAnsi="宋体" w:hint="eastAsia"/>
+          <w:b/>
+          <w:color w:val="000000"/>
+          <w:sz w:val="30"/>
+          <w:szCs w:val="30"/>
+        </w:rPr>
+        <w:t>3.3</w:t>
+      </w:r>
+      <w:r>
+        <w:rPr>
+          <w:rFonts w:ascii="宋体" w:hAnsi="宋体"/>
+          <w:b/>
+          <w:color w:val="000000"/>
+          <w:sz w:val="30"/>
+          <w:szCs w:val="30"/>
+        </w:rPr>
+        <w:t xml:space="preserve"> </w:t>
+      </w:r>
+      <w:r>
+        <w:rPr>
+          <w:rFonts w:ascii="宋体" w:hAnsi="宋体" w:hint="eastAsia"/>
+          <w:b/>
+          <w:color w:val="000000"/>
+          <w:sz w:val="30"/>
+          <w:szCs w:val="30"/>
+        </w:rPr>
+        <w:t xml:space="preserve">系统软件设计  </w:t>
+      </w:r>
+    </w:p>
+    <w:p>
+      <w:pPr>
+        <w:spacing w:line="360" w:lineRule="auto"/>
+        <w:rPr>
+          <w:rFonts w:ascii="宋体" w:hAnsi="宋体"/>
+          <w:b/>
+          <w:color w:val="000000"/>
+        </w:rPr>
+      </w:pPr>
+      <w:r>
+        <w:rPr>
+          <w:rFonts w:ascii="宋体" w:hAnsi="宋体" w:hint="eastAsia"/>
+          <w:b/>
+          <w:color w:val="000000"/>
+        </w:rPr>
+        <w:t>电机驱动模块</w:t>
+      </w:r>
+    </w:p>
+    <w:p>
+      <w:pPr>
+        <w:spacing w:line="360" w:lineRule="auto"/>
+        <w:rPr>
+          <w:rFonts w:ascii="宋体" w:hAnsi="宋体"/>
+          <w:bCs/>
+          <w:color w:val="000000"/>
+        </w:rPr>
+      </w:pPr>
+      <w:r>
+        <w:rPr>
+          <w:rFonts w:ascii="宋体" w:hAnsi="宋体"/>
+          <w:bCs/>
+          <w:color w:val="000000"/>
+        </w:rPr>
+        <w:t>我们要使用定时器(TIM) 2的通道(Channel) 2，使用PWMA控制左边两个轮子，PWMB控制右边两个轮子</w:t>
+      </w:r>
+    </w:p>
+    <w:p>
+      <w:pPr>
+        <w:spacing w:line="360" w:lineRule="auto"/>
+        <w:rPr>
+          <w:rFonts w:ascii="宋体" w:hAnsi="宋体" w:hint="eastAsia"/>
+          <w:bCs/>
+          <w:color w:val="000000"/>
+        </w:rPr>
+      </w:pPr>
+      <w:r>
+        <w:rPr>
+          <w:rFonts w:ascii="宋体" w:hAnsi="宋体"/>
+          <w:bCs/>
+          <w:color w:val="000000"/>
+        </w:rPr>
+        <w:t>这里使用pa4、pa5、pa6、pa7 做控制四个电机，根据Aspet的值控制左边与右边的轮子</w:t>
+      </w:r>
+    </w:p>
+    <w:p>
+      <w:pPr>
+        <w:spacing w:line="360" w:lineRule="auto"/>
+        <w:jc w:val="center"/>
+        <w:rPr>
+          <w:rFonts w:ascii="宋体" w:hAnsi="宋体"/>
+          <w:noProof/>
+          <w:color w:val="000000"/>
+        </w:rPr>
+      </w:pPr>
+      <w:r>
+        <w:rPr>
+          <w:rFonts w:ascii="宋体" w:hAnsi="宋体"/>
+          <w:noProof/>
+          <w:color w:val="000000"/>
+        </w:rPr>
+        <w:lastRenderedPageBreak/>
+        <w:pict w14:anchorId="0B026B7D">
+          <v:shape id="_x0000_i1035" type="#_x0000_t75" style="width:310.2pt;height:255pt;visibility:visible">
+            <v:imagedata r:id="rId15" o:title=""/>
+          </v:shape>
+        </w:pict>
+      </w:r>
+    </w:p>
+    <w:p>
+      <w:pPr>
+        <w:spacing w:line="360" w:lineRule="auto"/>
+        <w:jc w:val="center"/>
+        <w:rPr>
+          <w:rFonts w:ascii="宋体" w:hAnsi="宋体" w:hint="eastAsia"/>
+          <w:bCs/>
+          <w:color w:val="000000"/>
+        </w:rPr>
+      </w:pPr>
+      <w:r>
+        <w:rPr>
+          <w:rFonts w:ascii="宋体" w:hAnsi="宋体" w:hint="eastAsia"/>
+          <w:noProof/>
+          <w:color w:val="000000"/>
+        </w:rPr>
+        <w:t>图10 代码-电机驱动定义</w:t>
+      </w:r>
+    </w:p>
+    <w:p>
+      <w:pPr>
+        <w:spacing w:line="360" w:lineRule="auto"/>
+        <w:rPr>
+          <w:rFonts w:ascii="宋体" w:hAnsi="宋体"/>
+          <w:bCs/>
+          <w:color w:val="000000"/>
+        </w:rPr>
+      </w:pPr>
+      <w:r>
+        <w:rPr>
+          <w:rFonts w:ascii="宋体" w:hAnsi="宋体"/>
+          <w:bCs/>
+          <w:color w:val="000000"/>
+        </w:rPr>
+        <w:t>根据</w:t>
+      </w:r>
+      <w:proofErr w:type="spellStart"/>
+      <w:r>
+        <w:rPr>
+          <w:rFonts w:ascii="宋体" w:hAnsi="宋体"/>
+          <w:bCs/>
+          <w:color w:val="000000"/>
+        </w:rPr>
+        <w:t>Motor_SetSpeed</w:t>
+      </w:r>
+      <w:proofErr w:type="spellEnd"/>
+      <w:r>
+        <w:rPr>
+          <w:rFonts w:ascii="宋体" w:hAnsi="宋体"/>
+          <w:bCs/>
+          <w:color w:val="000000"/>
+        </w:rPr>
+        <w:t>的Speed参数正负值控制前进与后退、Aspet控制左轮与右轮，新建一个车模块，封装前进、后退、左拐、右拐、后左拐、后右拐等功能。</w:t>
+      </w:r>
+    </w:p>
+    <w:p>
+      <w:pPr>
+        <w:spacing w:line="360" w:lineRule="auto"/>
+        <w:jc w:val="center"/>
+        <w:rPr>
+          <w:rFonts w:ascii="宋体" w:hAnsi="宋体"/>
+          <w:noProof/>
+          <w:color w:val="000000"/>
+        </w:rPr>
+      </w:pPr>
+      <w:r>
+        <w:rPr>
+          <w:rFonts w:ascii="宋体" w:hAnsi="宋体"/>
+          <w:noProof/>
+          <w:color w:val="000000"/>
+        </w:rPr>
+        <w:pict w14:anchorId="76E249E9">
+          <v:shape id="_x0000_i1036" type="#_x0000_t75" style="width:218.4pt;height:256.2pt;visibility:visible">
+            <v:imagedata r:id="rId16" o:title=""/>
+          </v:shape>
+        </w:pict>
+      </w:r>
+    </w:p>
+    <w:p>
+      <w:pPr>
+        <w:spacing w:line="360" w:lineRule="auto"/>
+        <w:jc w:val="center"/>
+        <w:rPr>
+          <w:rFonts w:ascii="宋体" w:hAnsi="宋体" w:hint="eastAsia"/>
+          <w:noProof/>
+          <w:color w:val="000000"/>
+        </w:rPr>
+      </w:pPr>
+      <w:r>
+        <w:rPr>
+          <w:rFonts w:ascii="宋体" w:hAnsi="宋体" w:hint="eastAsia"/>
+          <w:noProof/>
+          <w:color w:val="000000"/>
+        </w:rPr>
+        <w:t>图11 代码-驱动基本功能</w:t>
+      </w:r>
+    </w:p>
+    <w:p>
+      <w:pPr>
+        <w:spacing w:line="360" w:lineRule="auto"/>
+        <w:rPr>
+          <w:rFonts w:ascii="宋体" w:hAnsi="宋体"/>
+          <w:b/>
+          <w:bCs/>
+          <w:noProof/>
+          <w:color w:val="000000"/>
+        </w:rPr>
+      </w:pPr>
+      <w:r>
+        <w:rPr>
+          <w:rFonts w:ascii="宋体" w:hAnsi="宋体" w:hint="eastAsia"/>
+          <w:b/>
+          <w:bCs/>
+          <w:noProof/>
+          <w:color w:val="000000"/>
+        </w:rPr>
+        <w:t>蓝牙模块</w:t>
+      </w:r>
+    </w:p>
+    <w:p>
+      <w:pPr>
+        <w:spacing w:line="360" w:lineRule="auto"/>
+        <w:rPr>
+          <w:rFonts w:ascii="宋体" w:hAnsi="宋体"/>
+          <w:bCs/>
+          <w:color w:val="000000"/>
+        </w:rPr>
+      </w:pPr>
+      <w:r>
+        <w:rPr>
+          <w:rFonts w:ascii="宋体" w:hAnsi="宋体"/>
+          <w:bCs/>
+          <w:color w:val="000000"/>
+        </w:rPr>
+        <w:t>串口通信里面，</w:t>
+      </w:r>
+      <w:proofErr w:type="spellStart"/>
+      <w:r>
+        <w:rPr>
+          <w:rFonts w:ascii="宋体" w:hAnsi="宋体"/>
+          <w:bCs/>
+          <w:color w:val="000000"/>
+        </w:rPr>
+        <w:t>tx</w:t>
+      </w:r>
+      <w:proofErr w:type="spellEnd"/>
+      <w:r>
+        <w:rPr>
+          <w:rFonts w:ascii="宋体" w:hAnsi="宋体"/>
+          <w:bCs/>
+          <w:color w:val="000000"/>
+        </w:rPr>
+        <w:t>发送信息，</w:t>
+      </w:r>
+      <w:proofErr w:type="spellStart"/>
+      <w:r>
+        <w:rPr>
+          <w:rFonts w:ascii="宋体" w:hAnsi="宋体"/>
+          <w:bCs/>
+          <w:color w:val="000000"/>
+        </w:rPr>
+        <w:t>rx</w:t>
+      </w:r>
+      <w:proofErr w:type="spellEnd"/>
+      <w:r>
+        <w:rPr>
+          <w:rFonts w:ascii="宋体" w:hAnsi="宋体"/>
+          <w:bCs/>
+          <w:color w:val="000000"/>
+        </w:rPr>
+        <w:t>接受信息，这里我使用了pa9口作为</w:t>
+      </w:r>
+      <w:proofErr w:type="spellStart"/>
+      <w:r>
+        <w:rPr>
+          <w:rFonts w:ascii="宋体" w:hAnsi="宋体"/>
+          <w:bCs/>
+          <w:color w:val="000000"/>
+        </w:rPr>
+        <w:t>tx</w:t>
+      </w:r>
+      <w:proofErr w:type="spellEnd"/>
+      <w:r>
+        <w:rPr>
+          <w:rFonts w:ascii="宋体" w:hAnsi="宋体"/>
+          <w:bCs/>
+          <w:color w:val="000000"/>
+        </w:rPr>
+        <w:t>，pa10作为</w:t>
+      </w:r>
+      <w:proofErr w:type="spellStart"/>
+      <w:r>
+        <w:rPr>
+          <w:rFonts w:ascii="宋体" w:hAnsi="宋体"/>
+          <w:bCs/>
+          <w:color w:val="000000"/>
+        </w:rPr>
+        <w:t>rx</w:t>
+      </w:r>
+      <w:proofErr w:type="spellEnd"/>
+    </w:p>
+    <w:p>
+      <w:pPr>
+        <w:spacing w:line="360" w:lineRule="auto"/>
+        <w:rPr>
+          <w:rFonts w:ascii="宋体" w:hAnsi="宋体"/>
+          <w:bCs/>
+          <w:color w:val="000000"/>
+        </w:rPr>
+      </w:pPr>
+      <w:r>
+        <w:rPr>
+          <w:rFonts w:ascii="宋体" w:hAnsi="宋体"/>
+          <w:bCs/>
+          <w:color w:val="000000"/>
+        </w:rPr>
+        <w:t>要注意，</w:t>
+      </w:r>
+      <w:proofErr w:type="gramStart"/>
+      <w:r>
+        <w:rPr>
+          <w:rFonts w:ascii="宋体" w:hAnsi="宋体"/>
+          <w:bCs/>
+          <w:color w:val="000000"/>
+        </w:rPr>
+        <w:t>蓝牙的</w:t>
+      </w:r>
+      <w:proofErr w:type="gramEnd"/>
+      <w:r>
+        <w:rPr>
+          <w:rFonts w:ascii="宋体" w:hAnsi="宋体"/>
+          <w:bCs/>
+          <w:color w:val="000000"/>
+        </w:rPr>
+        <w:t>TX接RX（pa10），RX接TX（pa9）</w:t>
+      </w:r>
+    </w:p>
+    <w:p>
+      <w:pPr>
+        <w:spacing w:line="360" w:lineRule="auto"/>
+        <w:jc w:val="center"/>
+        <w:rPr>
+          <w:rFonts w:ascii="宋体" w:hAnsi="宋体"/>
+          <w:noProof/>
+          <w:color w:val="000000"/>
+        </w:rPr>
+      </w:pPr>
+      <w:r>
+        <w:rPr>
+          <w:rFonts w:ascii="宋体" w:hAnsi="宋体"/>
+          <w:noProof/>
+          <w:color w:val="000000"/>
+        </w:rPr>
+        <w:lastRenderedPageBreak/>
+        <w:pict w14:anchorId="623A75FD">
+          <v:shape id="_x0000_i1037" type="#_x0000_t75" style="width:293.4pt;height:259.8pt;visibility:visible">
+            <v:imagedata r:id="rId17" o:title=""/>
+          </v:shape>
+        </w:pict>
+      </w:r>
+    </w:p>
+    <w:p>
+      <w:pPr>
+        <w:spacing w:line="360" w:lineRule="auto"/>
+        <w:jc w:val="center"/>
+        <w:rPr>
+          <w:rFonts w:ascii="宋体" w:hAnsi="宋体" w:hint="eastAsia"/>
+          <w:noProof/>
+          <w:color w:val="000000"/>
+        </w:rPr>
+      </w:pPr>
+      <w:r>
+        <w:rPr>
+          <w:rFonts w:ascii="宋体" w:hAnsi="宋体" w:hint="eastAsia"/>
+          <w:noProof/>
+          <w:color w:val="000000"/>
+        </w:rPr>
+        <w:t>图12 代码-蓝牙模块定义</w:t>
+      </w:r>
+    </w:p>
+    <w:p>
+      <w:pPr>
+        <w:spacing w:line="360" w:lineRule="auto"/>
+        <w:rPr>
+          <w:rFonts w:ascii="宋体" w:hAnsi="宋体"/>
+          <w:bCs/>
+          <w:color w:val="000000"/>
+        </w:rPr>
+      </w:pPr>
+      <w:r>
+        <w:rPr>
+          <w:rFonts w:ascii="宋体" w:hAnsi="宋体"/>
+          <w:bCs/>
+          <w:color w:val="000000"/>
+        </w:rPr>
+        <w:t>然后通过发送指定命令遥控</w:t>
+      </w:r>
+    </w:p>
+    <w:p>
+      <w:pPr>
+        <w:spacing w:line="360" w:lineRule="auto"/>
+        <w:rPr>
+          <w:rFonts w:ascii="宋体" w:hAnsi="宋体"/>
+          <w:b/>
+          <w:color w:val="000000"/>
+        </w:rPr>
+      </w:pPr>
+      <w:r>
+        <w:rPr>
+          <w:rFonts w:ascii="宋体" w:hAnsi="宋体" w:hint="eastAsia"/>
+          <w:b/>
+          <w:color w:val="000000"/>
+        </w:rPr>
+        <w:t>自动避障</w:t>
+      </w:r>
+    </w:p>
+    <w:p>
+      <w:pPr>
+        <w:spacing w:line="360" w:lineRule="auto"/>
+        <w:rPr>
+          <w:rFonts w:ascii="宋体" w:hAnsi="宋体"/>
+          <w:bCs/>
+          <w:color w:val="000000"/>
+        </w:rPr>
+      </w:pPr>
+      <w:r>
+        <w:rPr>
+          <w:rFonts w:ascii="宋体" w:hAnsi="宋体" w:hint="eastAsia"/>
+          <w:bCs/>
+          <w:color w:val="000000"/>
+        </w:rPr>
+        <w:t>舵机定义：PB0口，定时器3</w:t>
+      </w:r>
+    </w:p>
+    <w:p>
+      <w:pPr>
+        <w:spacing w:line="360" w:lineRule="auto"/>
+        <w:jc w:val="center"/>
+        <w:rPr>
+          <w:rFonts w:ascii="宋体" w:hAnsi="宋体"/>
+          <w:noProof/>
+          <w:color w:val="000000"/>
+        </w:rPr>
+      </w:pPr>
+      <w:r>
+        <w:rPr>
+          <w:rFonts w:ascii="宋体" w:hAnsi="宋体"/>
+          <w:noProof/>
+          <w:color w:val="000000"/>
+        </w:rPr>
+        <w:pict w14:anchorId="77CD5EF9">
+          <v:shape id="_x0000_i1038" type="#_x0000_t75" style="width:279.6pt;height:218.4pt;visibility:visible">
+            <v:imagedata r:id="rId18" o:title=""/>
+          </v:shape>
+        </w:pict>
+      </w:r>
+    </w:p>
+    <w:p>
+      <w:pPr>
+        <w:spacing w:line="360" w:lineRule="auto"/>
+        <w:jc w:val="center"/>
+        <w:rPr>
+          <w:rFonts w:ascii="宋体" w:hAnsi="宋体" w:hint="eastAsia"/>
+          <w:noProof/>
+          <w:color w:val="000000"/>
+        </w:rPr>
+      </w:pPr>
+      <w:r>
+        <w:rPr>
+          <w:rFonts w:ascii="宋体" w:hAnsi="宋体" w:hint="eastAsia"/>
+          <w:noProof/>
+          <w:color w:val="000000"/>
+        </w:rPr>
+        <w:t>图13 代码-舵机定义</w:t>
+      </w:r>
+    </w:p>
+    <w:p>
+      <w:pPr>
+        <w:spacing w:line="360" w:lineRule="auto"/>
+        <w:rPr>
+          <w:rFonts w:ascii="宋体" w:hAnsi="宋体"/>
+          <w:b/>
+          <w:bCs/>
+          <w:color w:val="000000"/>
+        </w:rPr>
+      </w:pPr>
+      <w:r>
+        <w:rPr>
+          <w:rFonts w:ascii="宋体" w:hAnsi="宋体"/>
+          <w:b/>
+          <w:bCs/>
+          <w:color w:val="000000"/>
+        </w:rPr>
+        <w:t>舵机初始化封装和转弯角度</w:t>
+      </w:r>
+    </w:p>
+    <w:p>
+      <w:pPr>
+        <w:spacing w:line="360" w:lineRule="auto"/>
+        <w:jc w:val="center"/>
+        <w:rPr>
+          <w:rFonts w:ascii="宋体" w:hAnsi="宋体"/>
+          <w:noProof/>
+          <w:color w:val="000000"/>
+        </w:rPr>
+      </w:pPr>
+      <w:r>
+        <w:rPr>
+          <w:rFonts w:ascii="宋体" w:hAnsi="宋体"/>
+          <w:bCs/>
+          <w:color w:val="000000"/>
+        </w:rPr>
+        <w:t>这里就直接使用江科大给出的计算公式就行</w:t>
+      </w:r>
+      <w:r>
+        <w:rPr>
+          <w:rFonts w:ascii="宋体" w:hAnsi="宋体"/>
+          <w:noProof/>
+          <w:color w:val="000000"/>
+        </w:rPr>
+        <w:lastRenderedPageBreak/>
+        <w:pict w14:anchorId="1CC15E29">
+          <v:shape id="_x0000_i1039" type="#_x0000_t75" style="width:263.4pt;height:69pt;visibility:visible">
+            <v:imagedata r:id="rId19" o:title=""/>
+          </v:shape>
+        </w:pict>
+      </w:r>
+    </w:p>
+    <w:p>
+      <w:pPr>
+        <w:spacing w:line="360" w:lineRule="auto"/>
+        <w:jc w:val="center"/>
+        <w:rPr>
+          <w:rFonts w:ascii="宋体" w:hAnsi="宋体"/>
+          <w:bCs/>
+          <w:color w:val="000000"/>
+        </w:rPr>
+      </w:pPr>
+      <w:r>
+        <w:rPr>
+          <w:rFonts w:ascii="宋体" w:hAnsi="宋体" w:hint="eastAsia"/>
+          <w:noProof/>
+          <w:color w:val="000000"/>
+        </w:rPr>
+        <w:t>图14 代码-舵机角度计算</w:t>
+      </w:r>
+    </w:p>
+    <w:p>
+      <w:pPr>
+        <w:spacing w:line="360" w:lineRule="auto"/>
+        <w:rPr>
+          <w:rFonts w:ascii="宋体" w:hAnsi="宋体"/>
+          <w:noProof/>
+          <w:color w:val="000000"/>
+        </w:rPr>
+      </w:pPr>
+      <w:r>
+        <w:rPr>
+          <w:rFonts w:ascii="宋体" w:hAnsi="宋体" w:hint="eastAsia"/>
+          <w:noProof/>
+          <w:color w:val="000000"/>
+        </w:rPr>
+        <w:t>超声波模块的自动避障逻辑</w:t>
+      </w:r>
+    </w:p>
+    <w:p>
+      <w:pPr>
+        <w:spacing w:line="360" w:lineRule="auto"/>
+        <w:jc w:val="center"/>
+        <w:rPr>
+          <w:rFonts w:ascii="宋体" w:hAnsi="宋体"/>
+          <w:noProof/>
+          <w:color w:val="000000"/>
+        </w:rPr>
+      </w:pPr>
+      <w:r>
+        <w:rPr>
+          <w:rFonts w:ascii="宋体" w:hAnsi="宋体"/>
+          <w:noProof/>
+          <w:color w:val="000000"/>
+        </w:rPr>
+        <w:pict w14:anchorId="41460D5B">
+          <v:shape id="_x0000_i1040" type="#_x0000_t75" style="width:333.6pt;height:391.8pt;visibility:visible">
+            <v:imagedata r:id="rId20" o:title=""/>
+          </v:shape>
+        </w:pict>
+      </w:r>
+    </w:p>
+    <w:p>
+      <w:pPr>
+        <w:spacing w:line="360" w:lineRule="auto"/>
+        <w:jc w:val="center"/>
+        <w:rPr>
+          <w:rFonts w:ascii="宋体" w:hAnsi="宋体" w:hint="eastAsia"/>
+          <w:noProof/>
+          <w:color w:val="000000"/>
+        </w:rPr>
+      </w:pPr>
+      <w:r>
+        <w:rPr>
+          <w:rFonts w:ascii="宋体" w:hAnsi="宋体" w:hint="eastAsia"/>
+          <w:noProof/>
+          <w:color w:val="000000"/>
+        </w:rPr>
+        <w:t>图15 代码-避障逻辑</w:t>
+      </w:r>
+    </w:p>
+    <w:p>
+      <w:pPr>
+        <w:spacing w:line="360" w:lineRule="auto"/>
+        <w:rPr>
+          <w:rFonts w:ascii="宋体" w:hAnsi="宋体"/>
+          <w:b/>
+          <w:bCs/>
+          <w:noProof/>
+          <w:color w:val="000000"/>
+        </w:rPr>
+      </w:pPr>
+      <w:r>
+        <w:rPr>
+          <w:rFonts w:ascii="宋体" w:hAnsi="宋体" w:hint="eastAsia"/>
+          <w:b/>
+          <w:bCs/>
+          <w:noProof/>
+          <w:color w:val="000000"/>
+        </w:rPr>
+        <w:t>自动循迹</w:t>
+      </w:r>
+    </w:p>
+    <w:p>
+      <w:pPr>
+        <w:spacing w:line="360" w:lineRule="auto"/>
+        <w:rPr>
+          <w:rFonts w:ascii="宋体" w:hAnsi="宋体" w:hint="eastAsia"/>
+          <w:noProof/>
+          <w:color w:val="000000"/>
+        </w:rPr>
+      </w:pPr>
+      <w:r>
+        <w:rPr>
+          <w:rFonts w:ascii="宋体" w:hAnsi="宋体" w:hint="eastAsia"/>
+          <w:noProof/>
+          <w:color w:val="000000"/>
+        </w:rPr>
+        <w:t>使用红外检测TCRT5000</w:t>
+      </w:r>
+    </w:p>
+    <w:p>
+      <w:pPr>
+        <w:spacing w:line="360" w:lineRule="auto"/>
+        <w:rPr>
+          <w:rFonts w:ascii="宋体" w:hAnsi="宋体"/>
+          <w:noProof/>
+          <w:color w:val="000000"/>
+        </w:rPr>
+      </w:pPr>
+      <w:r>
+        <w:rPr>
+          <w:rFonts w:ascii="宋体" w:hAnsi="宋体"/>
+          <w:noProof/>
+          <w:color w:val="000000"/>
+        </w:rPr>
+        <w:t>使用的PB5到PB8口，然后使用GPIO_ReadInputDataBit 读取信号，也就是0或1 ，0代表没有检测到黑线，1代表检测到黑线</w:t>
+      </w:r>
+    </w:p>
+    <w:p>
+      <w:pPr>
+        <w:spacing w:line="360" w:lineRule="auto"/>
+        <w:rPr>
+          <w:rFonts w:ascii="宋体" w:hAnsi="宋体" w:hint="eastAsia"/>
+          <w:bCs/>
+          <w:color w:val="000000"/>
+        </w:rPr>
+      </w:pPr>
+      <w:r>
+        <w:rPr>
+          <w:rFonts w:ascii="宋体" w:hAnsi="宋体" w:hint="eastAsia"/>
+          <w:bCs/>
+          <w:color w:val="000000"/>
+        </w:rPr>
+        <w:t>主流策略是检测到黑线，红外光被吸收无返回，车辆前进</w:t>
+      </w:r>
+    </w:p>
+    <w:p>
+      <w:pPr>
+        <w:spacing w:line="360" w:lineRule="auto"/>
+        <w:rPr>
+          <w:rFonts w:ascii="宋体" w:hAnsi="宋体"/>
+          <w:bCs/>
+          <w:color w:val="000000"/>
+        </w:rPr>
+      </w:pPr>
+      <w:r>
+        <w:rPr>
+          <w:rFonts w:ascii="宋体" w:hAnsi="宋体" w:hint="eastAsia"/>
+          <w:bCs/>
+          <w:color w:val="000000"/>
+        </w:rPr>
+        <w:t>红外检测要放在偏中间位置</w:t>
+      </w:r>
+    </w:p>
+    <w:p>
+      <w:pPr>
+        <w:spacing w:line="360" w:lineRule="auto"/>
+        <w:rPr>
+          <w:rFonts w:ascii="宋体" w:hAnsi="宋体" w:hint="eastAsia"/>
+          <w:bCs/>
+          <w:color w:val="000000"/>
+        </w:rPr>
+      </w:pPr>
+      <w:r>
+        <w:rPr>
+          <w:rFonts w:ascii="宋体" w:hAnsi="宋体" w:hint="eastAsia"/>
+          <w:bCs/>
+          <w:color w:val="000000"/>
+        </w:rPr>
+        <w:lastRenderedPageBreak/>
+        <w:t>但是为了显示不同，我们用检测不到红线前进，红外检测放在两边</w:t>
+      </w:r>
+    </w:p>
+    <w:p>
+      <w:pPr>
+        <w:spacing w:line="360" w:lineRule="auto"/>
+        <w:rPr>
+          <w:rFonts w:ascii="宋体" w:hAnsi="宋体" w:hint="eastAsia"/>
+          <w:bCs/>
+          <w:color w:val="000000"/>
+        </w:rPr>
+      </w:pPr>
+      <w:r>
+        <w:rPr>
+          <w:rFonts w:ascii="宋体" w:hAnsi="宋体" w:hint="eastAsia"/>
+          <w:bCs/>
+          <w:color w:val="000000"/>
+        </w:rPr>
+        <w:t>只有黑线在车中间时前进，偏离再调整</w:t>
+      </w:r>
+    </w:p>
+    <w:p>
+      <w:pPr>
+        <w:spacing w:line="360" w:lineRule="auto"/>
+        <w:rPr>
+          <w:rFonts w:ascii="宋体" w:hAnsi="宋体"/>
+          <w:bCs/>
+          <w:color w:val="000000"/>
+        </w:rPr>
+      </w:pPr>
+      <w:r>
+        <w:rPr>
+          <w:rFonts w:ascii="宋体" w:hAnsi="宋体" w:hint="eastAsia"/>
+          <w:bCs/>
+          <w:color w:val="000000"/>
+        </w:rPr>
+        <w:t>缺点就是不如检测黑线前进稳定，容易出去继续前进</w:t>
+      </w:r>
+    </w:p>
+    <w:p>
+      <w:pPr>
+        <w:spacing w:line="360" w:lineRule="auto"/>
+        <w:ind w:firstLine="420"/>
+        <w:jc w:val="center"/>
+        <w:rPr>
+          <w:rFonts w:ascii="宋体" w:hAnsi="宋体"/>
+          <w:noProof/>
+          <w:color w:val="000000"/>
+        </w:rPr>
+      </w:pPr>
+      <w:r>
+        <w:rPr>
+          <w:rFonts w:ascii="宋体" w:hAnsi="宋体"/>
+          <w:noProof/>
+          <w:color w:val="000000"/>
+        </w:rPr>
+        <w:pict w14:anchorId="377B3A52">
+          <v:shape id="_x0000_i1041" type="#_x0000_t75" style="width:283.2pt;height:261pt;visibility:visible">
+            <v:imagedata r:id="rId21" o:title=""/>
+          </v:shape>
+        </w:pict>
+      </w:r>
+    </w:p>
+    <w:p>
+      <w:pPr>
+        <w:spacing w:line="360" w:lineRule="auto"/>
+        <w:ind w:firstLine="420"/>
+        <w:jc w:val="center"/>
+        <w:rPr>
+          <w:rFonts w:ascii="宋体" w:hAnsi="宋体" w:hint="eastAsia"/>
+          <w:noProof/>
+          <w:color w:val="000000"/>
+        </w:rPr>
+      </w:pPr>
+      <w:r>
+        <w:rPr>
+          <w:rFonts w:ascii="宋体" w:hAnsi="宋体" w:hint="eastAsia"/>
+          <w:noProof/>
+          <w:color w:val="000000"/>
+        </w:rPr>
+        <w:t>图16 代码-循迹逻辑</w:t>
+      </w:r>
+    </w:p>
+    <w:p>
+      <w:pPr>
+        <w:spacing w:line="360" w:lineRule="auto"/>
+        <w:ind w:firstLine="420"/>
+        <w:rPr>
+          <w:rFonts w:ascii="宋体" w:hAnsi="宋体"/>
+          <w:bCs/>
+          <w:color w:val="000000"/>
+        </w:rPr>
+      </w:pPr>
+      <w:r>
+        <w:rPr>
+          <w:rFonts w:ascii="宋体" w:hAnsi="宋体" w:hint="eastAsia"/>
+          <w:bCs/>
+          <w:color w:val="000000"/>
+        </w:rPr>
+        <w:t>最后将功能模块打包在主函数</w:t>
+      </w:r>
+      <w:proofErr w:type="gramStart"/>
+      <w:r>
+        <w:rPr>
+          <w:rFonts w:ascii="宋体" w:hAnsi="宋体" w:hint="eastAsia"/>
+          <w:bCs/>
+          <w:color w:val="000000"/>
+        </w:rPr>
+        <w:t>通过蓝牙连接</w:t>
+      </w:r>
+      <w:proofErr w:type="gramEnd"/>
+      <w:r>
+        <w:rPr>
+          <w:rFonts w:ascii="宋体" w:hAnsi="宋体" w:hint="eastAsia"/>
+          <w:bCs/>
+          <w:color w:val="000000"/>
+        </w:rPr>
+        <w:t>发送对应命令调用</w:t>
+      </w:r>
+    </w:p>
+    <w:p>
+      <w:pPr>
+        <w:spacing w:line="360" w:lineRule="auto"/>
+        <w:ind w:firstLine="420"/>
+        <w:jc w:val="center"/>
+        <w:rPr>
+          <w:rFonts w:ascii="宋体" w:hAnsi="宋体"/>
+          <w:noProof/>
+          <w:color w:val="000000"/>
+        </w:rPr>
+      </w:pPr>
+      <w:r>
+        <w:rPr>
+          <w:rFonts w:ascii="宋体" w:hAnsi="宋体"/>
+          <w:noProof/>
+          <w:color w:val="000000"/>
+        </w:rPr>
+        <w:pict w14:anchorId="0D79229A">
+          <v:shape id="_x0000_i1042" type="#_x0000_t75" style="width:406.8pt;height:226.2pt;visibility:visible">
+            <v:imagedata r:id="rId22" o:title=""/>
+          </v:shape>
+        </w:pict>
+      </w:r>
+    </w:p>
+    <w:p>
+      <w:pPr>
+        <w:spacing w:line="360" w:lineRule="auto"/>
+        <w:ind w:firstLine="420"/>
+        <w:jc w:val="center"/>
+        <w:rPr>
+          <w:rFonts w:ascii="宋体" w:hAnsi="宋体" w:hint="eastAsia"/>
+          <w:bCs/>
+          <w:color w:val="000000"/>
+        </w:rPr>
+      </w:pPr>
+      <w:r>
+        <w:rPr>
+          <w:rFonts w:ascii="宋体" w:hAnsi="宋体" w:hint="eastAsia"/>
+          <w:noProof/>
+          <w:color w:val="000000"/>
+        </w:rPr>
+        <w:t>图17 蓝牙操控功能表</w:t>
+      </w:r>
+    </w:p>
+    <w:p>
+      <w:pPr>
+        <w:pStyle w:val="1"/>
+        <w:ind w:firstLine="132"/>
+        <w:rPr>
+          <w:rFonts w:ascii="宋体" w:hAnsi="宋体"/>
+        </w:rPr>
+      </w:pPr>
+      <w:r>
+        <w:rPr>
+          <w:rFonts w:ascii="宋体" w:hAnsi="宋体" w:hint="eastAsia"/>
+        </w:rPr>
+        <w:lastRenderedPageBreak/>
+        <w:t>第四章 系统调试与测试</w:t>
+      </w:r>
+    </w:p>
+    <w:p>
+      <w:pPr>
+        <w:numPr>
+          <w:ilvl w:val="1"/>
+          <w:numId w:val="1"/>
+        </w:numPr>
+        <w:spacing w:line="360" w:lineRule="auto"/>
+        <w:rPr>
+          <w:rFonts w:ascii="宋体" w:hAnsi="宋体"/>
+          <w:b/>
+          <w:color w:val="000000"/>
+          <w:sz w:val="30"/>
+          <w:szCs w:val="30"/>
+        </w:rPr>
+      </w:pPr>
+      <w:r>
+        <w:rPr>
+          <w:rFonts w:ascii="宋体" w:hAnsi="宋体" w:hint="eastAsia"/>
+          <w:b/>
+          <w:color w:val="000000"/>
+          <w:sz w:val="30"/>
+          <w:szCs w:val="30"/>
+        </w:rPr>
+        <w:t>硬件调试</w:t>
+      </w:r>
+    </w:p>
+    <w:p>
+      <w:pPr>
+        <w:spacing w:line="360" w:lineRule="auto"/>
+        <w:ind w:firstLine="420"/>
+        <w:rPr>
+          <w:rFonts w:ascii="宋体" w:hAnsi="宋体"/>
+          <w:w w:val="110"/>
+        </w:rPr>
+      </w:pPr>
+      <w:r>
+        <w:rPr>
+          <w:rFonts w:ascii="宋体" w:hAnsi="宋体" w:hint="eastAsia"/>
+          <w:w w:val="110"/>
+        </w:rPr>
+        <w:t>电机驱动时要注意芯片接口的顺序，不然轮子会反向转动</w:t>
+      </w:r>
+    </w:p>
+    <w:p>
+      <w:pPr>
+        <w:spacing w:line="360" w:lineRule="auto"/>
+        <w:ind w:firstLine="420"/>
+        <w:rPr>
+          <w:rFonts w:ascii="宋体" w:hAnsi="宋体"/>
+          <w:w w:val="110"/>
+        </w:rPr>
+      </w:pPr>
+      <w:proofErr w:type="gramStart"/>
+      <w:r>
+        <w:rPr>
+          <w:rFonts w:ascii="宋体" w:hAnsi="宋体" w:hint="eastAsia"/>
+          <w:w w:val="110"/>
+        </w:rPr>
+        <w:t>由于蓝牙模块</w:t>
+      </w:r>
+      <w:proofErr w:type="gramEnd"/>
+      <w:r>
+        <w:rPr>
+          <w:rFonts w:ascii="宋体" w:hAnsi="宋体" w:hint="eastAsia"/>
+          <w:w w:val="110"/>
+        </w:rPr>
+        <w:t>，舵机，电机驱动都需要5V电压，使用4节5号电池盒供电时，</w:t>
+      </w:r>
+      <w:proofErr w:type="gramStart"/>
+      <w:r>
+        <w:rPr>
+          <w:rFonts w:ascii="宋体" w:hAnsi="宋体" w:hint="eastAsia"/>
+          <w:w w:val="110"/>
+        </w:rPr>
+        <w:t>蓝牙连接</w:t>
+      </w:r>
+      <w:proofErr w:type="gramEnd"/>
+      <w:r>
+        <w:rPr>
+          <w:rFonts w:ascii="宋体" w:hAnsi="宋体" w:hint="eastAsia"/>
+          <w:w w:val="110"/>
+        </w:rPr>
+        <w:t>上只能发送一次命令就会断开，发现是电池供电输入电压不够，用MB03电源模块使用充电宝供电就正常运行</w:t>
+      </w:r>
+    </w:p>
+    <w:p>
+      <w:pPr>
+        <w:spacing w:line="360" w:lineRule="auto"/>
+        <w:rPr>
+          <w:rFonts w:ascii="宋体" w:hAnsi="宋体" w:hint="eastAsia"/>
+          <w:w w:val="110"/>
+        </w:rPr>
+      </w:pPr>
+      <w:r>
+        <w:rPr>
+          <w:rFonts w:ascii="宋体" w:hAnsi="宋体" w:hint="eastAsia"/>
+          <w:w w:val="110"/>
+        </w:rPr>
+        <w:t>舵机</w:t>
+      </w:r>
+      <w:proofErr w:type="gramStart"/>
+      <w:r>
+        <w:rPr>
+          <w:rFonts w:ascii="宋体" w:hAnsi="宋体" w:hint="eastAsia"/>
+          <w:w w:val="110"/>
+        </w:rPr>
+        <w:t>转向找</w:t>
+      </w:r>
+      <w:proofErr w:type="gramEnd"/>
+      <w:r>
+        <w:rPr>
+          <w:rFonts w:ascii="宋体" w:hAnsi="宋体" w:hint="eastAsia"/>
+          <w:w w:val="110"/>
+        </w:rPr>
+        <w:t>完路线会偏移45°，需要复位操作</w:t>
+      </w:r>
+    </w:p>
+    <w:p>
+      <w:pPr>
+        <w:numPr>
+          <w:ilvl w:val="1"/>
+          <w:numId w:val="1"/>
+        </w:numPr>
+        <w:spacing w:line="360" w:lineRule="auto"/>
+        <w:rPr>
+          <w:rFonts w:ascii="宋体" w:hAnsi="宋体"/>
+          <w:b/>
+          <w:color w:val="000000"/>
+          <w:sz w:val="30"/>
+          <w:szCs w:val="30"/>
+        </w:rPr>
+      </w:pPr>
+      <w:r>
+        <w:rPr>
+          <w:rFonts w:ascii="宋体" w:hAnsi="宋体" w:hint="eastAsia"/>
+          <w:b/>
+          <w:color w:val="000000"/>
+          <w:sz w:val="30"/>
+          <w:szCs w:val="30"/>
+        </w:rPr>
+        <w:t>软件调试</w:t>
+      </w:r>
+    </w:p>
+    <w:p>
+      <w:pPr>
+        <w:spacing w:line="360" w:lineRule="auto"/>
+        <w:ind w:firstLine="420"/>
+        <w:rPr>
+          <w:rFonts w:ascii="宋体" w:hAnsi="宋体" w:hint="eastAsia"/>
+          <w:w w:val="110"/>
+        </w:rPr>
+      </w:pPr>
+      <w:proofErr w:type="gramStart"/>
+      <w:r>
+        <w:rPr>
+          <w:rFonts w:ascii="宋体" w:hAnsi="宋体" w:hint="eastAsia"/>
+          <w:w w:val="110"/>
+        </w:rPr>
+        <w:t>蓝牙模块</w:t>
+      </w:r>
+      <w:proofErr w:type="gramEnd"/>
+      <w:r>
+        <w:rPr>
+          <w:rFonts w:ascii="宋体" w:hAnsi="宋体" w:hint="eastAsia"/>
+          <w:w w:val="110"/>
+        </w:rPr>
+        <w:t>部分输入数据和输出用调试器的按键控制，所以需要再松开和按</w:t>
+      </w:r>
+      <w:r>
+        <w:rPr>
+          <w:rFonts w:ascii="宋体" w:hAnsi="宋体" w:hint="eastAsia"/>
+          <w:w w:val="110"/>
+        </w:rPr>
+        <w:t>住</w:t>
+      </w:r>
+      <w:r>
+        <w:rPr>
+          <w:rFonts w:ascii="宋体" w:hAnsi="宋体" w:hint="eastAsia"/>
+          <w:w w:val="110"/>
+        </w:rPr>
+        <w:t>发送一次数据</w:t>
+      </w:r>
+    </w:p>
+    <w:p>
+      <w:pPr>
+        <w:numPr>
+          <w:ilvl w:val="1"/>
+          <w:numId w:val="1"/>
+        </w:numPr>
+        <w:spacing w:line="360" w:lineRule="auto"/>
+        <w:rPr>
+          <w:rFonts w:ascii="宋体" w:hAnsi="宋体"/>
+          <w:b/>
+          <w:color w:val="000000"/>
+          <w:sz w:val="30"/>
+          <w:szCs w:val="30"/>
+        </w:rPr>
+      </w:pPr>
+      <w:r>
+        <w:rPr>
+          <w:rFonts w:ascii="宋体" w:hAnsi="宋体" w:hint="eastAsia"/>
+          <w:b/>
+          <w:color w:val="000000"/>
+          <w:sz w:val="30"/>
+          <w:szCs w:val="30"/>
+        </w:rPr>
+        <w:t>测试情况</w:t>
+      </w:r>
+    </w:p>
+    <w:p>
+      <w:pPr>
+        <w:spacing w:line="360" w:lineRule="auto"/>
+        <w:ind w:left="492"/>
+        <w:rPr>
+          <w:rFonts w:ascii="宋体" w:hAnsi="宋体"/>
+          <w:w w:val="110"/>
+        </w:rPr>
+      </w:pPr>
+      <w:r>
+        <w:rPr>
+          <w:rFonts w:ascii="宋体" w:hAnsi="宋体" w:hint="eastAsia"/>
+          <w:w w:val="110"/>
+        </w:rPr>
+        <w:t>可以正常</w:t>
+      </w:r>
+      <w:proofErr w:type="gramStart"/>
+      <w:r>
+        <w:rPr>
+          <w:rFonts w:ascii="宋体" w:hAnsi="宋体" w:hint="eastAsia"/>
+          <w:w w:val="110"/>
+        </w:rPr>
+        <w:t>通过蓝牙遥控</w:t>
+      </w:r>
+      <w:proofErr w:type="gramEnd"/>
+      <w:r>
+        <w:rPr>
+          <w:rFonts w:ascii="宋体" w:hAnsi="宋体" w:hint="eastAsia"/>
+          <w:w w:val="110"/>
+        </w:rPr>
+        <w:t>小车行动，控制舵机角度</w:t>
+      </w:r>
+    </w:p>
+    <w:p>
+      <w:pPr>
+        <w:spacing w:line="360" w:lineRule="auto"/>
+        <w:ind w:left="492"/>
+        <w:rPr>
+          <w:rFonts w:ascii="宋体" w:hAnsi="宋体"/>
+          <w:w w:val="110"/>
+        </w:rPr>
+      </w:pPr>
+      <w:r>
+        <w:rPr>
+          <w:rFonts w:ascii="宋体" w:hAnsi="宋体" w:hint="eastAsia"/>
+          <w:w w:val="110"/>
+        </w:rPr>
+        <w:t>避障模块功能正常运行，能尽量不大偏移寻找出路</w:t>
+      </w:r>
+    </w:p>
+    <w:p>
+      <w:pPr>
+        <w:spacing w:line="360" w:lineRule="auto"/>
+        <w:ind w:left="492"/>
+        <w:rPr>
+          <w:rFonts w:ascii="宋体" w:hAnsi="宋体"/>
+          <w:bCs/>
+        </w:rPr>
+      </w:pPr>
+      <w:r>
+        <w:rPr>
+          <w:rFonts w:ascii="宋体" w:hAnsi="宋体" w:hint="eastAsia"/>
+          <w:bCs/>
+        </w:rPr>
+        <w:t>循迹模块由于是把黑线放入中心的策略，在黑线过短时容易超出去然后检测不到</w:t>
+      </w:r>
+    </w:p>
+    <w:p>
+      <w:pPr>
+        <w:spacing w:line="360" w:lineRule="auto"/>
+        <w:ind w:left="492"/>
+        <w:rPr>
+          <w:rFonts w:ascii="宋体" w:hAnsi="宋体" w:hint="eastAsia"/>
+          <w:bCs/>
+        </w:rPr>
+      </w:pPr>
+      <w:r>
+        <w:rPr>
+          <w:rFonts w:ascii="宋体" w:hAnsi="宋体" w:hint="eastAsia"/>
+          <w:bCs/>
+        </w:rPr>
+        <w:t>可以通过调整TCRT500检测位置和更改策略解决</w:t>
+      </w:r>
+    </w:p>
+    <w:p>
+      <w:pPr>
+        <w:pStyle w:val="1"/>
+        <w:rPr>
+          <w:rFonts w:ascii="宋体" w:hAnsi="宋体"/>
+        </w:rPr>
+      </w:pPr>
+      <w:r>
+        <w:rPr>
+          <w:rFonts w:ascii="宋体" w:hAnsi="宋体" w:hint="eastAsia"/>
+        </w:rPr>
+        <w:t>总结</w:t>
+      </w:r>
+    </w:p>
+    <w:p>
+      <w:pPr>
+        <w:ind w:firstLine="420"/>
+        <w:rPr>
+          <w:rFonts w:ascii="宋体" w:hAnsi="宋体"/>
+        </w:rPr>
+      </w:pPr>
+      <w:r>
+        <w:rPr>
+          <w:rFonts w:ascii="宋体" w:hAnsi="宋体"/>
+        </w:rPr>
+        <w:t>本项目围绕STM32F103C8T6单片机为核心，设计并实现了一款</w:t>
+      </w:r>
+      <w:proofErr w:type="gramStart"/>
+      <w:r>
+        <w:rPr>
+          <w:rFonts w:ascii="宋体" w:hAnsi="宋体"/>
+        </w:rPr>
+        <w:t>具备蓝牙遥控</w:t>
+      </w:r>
+      <w:proofErr w:type="gramEnd"/>
+      <w:r>
+        <w:rPr>
+          <w:rFonts w:ascii="宋体" w:hAnsi="宋体"/>
+        </w:rPr>
+        <w:t>、超声波避障与红外循迹功能的智能小车系统。在硬件方面，通过模块化设计，有效集成了驱动电路、感知模块与通信模块，实现了低成本、高功能集成的目标；在软件方面，使用C语言编程结合Keil5开发平台，完成了系统初始化、传感器数据处理、电机控制及逻辑判断等多个功能模块的程序编写。</w:t>
+      </w:r>
+    </w:p>
+    <w:p>
+      <w:pPr>
+        <w:ind w:firstLine="420"/>
+        <w:rPr>
+          <w:rFonts w:ascii="宋体" w:hAnsi="宋体"/>
+        </w:rPr>
+      </w:pPr>
+      <w:r>
+        <w:rPr>
+          <w:rFonts w:ascii="宋体" w:hAnsi="宋体"/>
+        </w:rPr>
+        <w:t>整个项目过程中，不仅加深了对嵌入式系统开发流程的理解和掌握，还锻炼了电路搭建、模块调试、系统集成与问题解决的能力。系统成功实现</w:t>
+      </w:r>
+      <w:proofErr w:type="gramStart"/>
+      <w:r>
+        <w:rPr>
+          <w:rFonts w:ascii="宋体" w:hAnsi="宋体"/>
+        </w:rPr>
+        <w:t>了蓝牙遥控</w:t>
+      </w:r>
+      <w:proofErr w:type="gramEnd"/>
+      <w:r>
+        <w:rPr>
+          <w:rFonts w:ascii="宋体" w:hAnsi="宋体"/>
+        </w:rPr>
+        <w:t>小车运动、自动避障及循迹导航等预期功能，运行稳定，响应及时，达到了设计目标。</w:t>
+      </w:r>
+    </w:p>
+    <w:p>
+      <w:pPr>
+        <w:spacing w:line="360" w:lineRule="auto"/>
+        <w:rPr>
+          <w:rFonts w:ascii="宋体" w:hAnsi="宋体"/>
+          <w:b/>
+          <w:color w:val="000000"/>
+          <w:sz w:val="30"/>
+          <w:szCs w:val="30"/>
+        </w:rPr>
+      </w:pPr>
+    </w:p>
+    <w:p>
+      <w:pPr>
+        <w:spacing w:line="360" w:lineRule="auto"/>
+        <w:rPr>
+          <w:rFonts w:ascii="宋体" w:hAnsi="宋体" w:hint="eastAsia"/>
+          <w:b/>
+          <w:color w:val="000000"/>
+          <w:sz w:val="30"/>
+          <w:szCs w:val="30"/>
+        </w:rPr>
+      </w:pPr>
+    </w:p>
+    <w:p>
+      <w:pPr>
+        <w:spacing w:line="360" w:lineRule="auto"/>
+        <w:rPr>
+          <w:rFonts w:ascii="宋体" w:hAnsi="宋体" w:hint="eastAsia"/>
+          <w:b/>
+          <w:color w:val="000000"/>
+          <w:sz w:val="30"/>
+          <w:szCs w:val="30"/>
+        </w:rPr>
+      </w:pPr>
+    </w:p>
+    <w:p>
+      <w:pPr>
+        <w:spacing w:line="520" w:lineRule="exact"/>
+        <w:ind w:firstLineChars="200" w:firstLine="420"/>
+        <w:jc w:val="center"/>
+        <w:rPr>
+          <w:rFonts w:ascii="宋体" w:hAnsi="宋体" w:hint="eastAsia"/>
+        </w:rPr>
+      </w:pPr>
+    </w:p>
+    <w:p>
+      <w:pPr>
+        <w:rPr>
+          <w:rFonts w:ascii="Times New Roman" w:hAnsi="Times New Roman" w:cs="Times New Roman" w:hint="eastAsia"/>
         </w:rPr>
       </w:pPr>
     </w:p>
     <w:sectPr>
       <w:pgSz w:w="11906" w:h="16838"/>
       <w:pgMar w:top="1440" w:right="1800" w:bottom="1440" w:left="1800" w:header="851" w:footer="992" w:gutter="0"/>
-      <w:cols w:space="425" w:num="1"/>
-      <w:docGrid w:type="lines" w:linePitch="312" w:charSpace="0"/>
+      <w:cols w:space="425"/>
+      <w:docGrid w:type="lines" w:linePitch="312"/>
     </w:sectPr>
   </w:body>
 </w:document>
 </file>
 
+<file path=word/numbering.xml><?xml version="1.0" encoding="utf-8"?>
+<w:numbering xmlns:wpc="http://schemas.microsoft.com/office/word/2010/wordprocessingCanvas" xmlns:cx="http://schemas.microsoft.com/office/drawing/2014/chartex" xmlns:cx1="http://schemas.microsoft.com/office/drawing/2015/9/8/chartex" xmlns:cx2="http://schemas.microsoft.com/office/drawing/2015/10/21/chartex" xmlns:cx3="http://schemas.microsoft.com/office/drawing/2016/5/9/chartex" xmlns:cx4="http://schemas.microsoft.com/office/drawing/2016/5/10/chartex" xmlns:cx5="http://schemas.microsoft.com/office/drawing/2016/5/11/chartex" xmlns:cx6="http://schemas.microsoft.com/office/drawing/2016/5/12/chartex" xmlns:cx7="http://schemas.microsoft.com/office/drawing/2016/5/13/chartex" xmlns:cx8="http://schemas.microsoft.com/office/drawing/2016/5/14/chartex" xmlns:mc="http://schemas.openxmlformats.org/markup-compatibility/2006" xmlns:aink="http://schemas.microsoft.com/office/drawing/2016/ink" xmlns:am3d="http://schemas.microsoft.com/office/drawing/2017/model3d" xmlns:o="urn:schemas-microsoft-com:office:office" xmlns:oel="http://schemas.microsoft.com/office/2019/extlst" xmlns:r="http://schemas.openxmlformats.org/officeDocument/2006/relationships" xmlns:m="http://schemas.openxmlformats.org/officeDocument/2006/math" xmlns:v="urn:schemas-microsoft-com:vml" xmlns:wp14="http://schemas.microsoft.com/office/word/2010/wordprocessingDrawing" xmlns:wp="http://schemas.openxmlformats.org/drawingml/2006/wordprocessingDrawing" xmlns:w10="urn:schemas-microsoft-com:office:word" xmlns:w="http://schemas.openxmlformats.org/wordprocessingml/2006/main" xmlns:w14="http://schemas.microsoft.com/office/word/2010/wordml" xmlns:w15="http://schemas.microsoft.com/office/word/2012/wordml" xmlns:w16cex="http://schemas.microsoft.com/office/word/2018/wordml/cex" xmlns:w16cid="http://schemas.microsoft.com/office/word/2016/wordml/cid" xmlns:w16="http://schemas.microsoft.com/office/word/2018/wordml" xmlns:w16du="http://schemas.microsoft.com/office/word/2023/wordml/word16du" xmlns:w16sdtdh="http://schemas.microsoft.com/office/word/2020/wordml/sdtdatahash" xmlns:w16sdtfl="http://schemas.microsoft.com/office/word/2024/wordml/sdtformatlock" xmlns:w16se="http://schemas.microsoft.com/office/word/2015/wordml/symex" xmlns:wpg="http://schemas.microsoft.com/office/word/2010/wordprocessingGroup" xmlns:wpi="http://schemas.microsoft.com/office/word/2010/wordprocessingInk" xmlns:wne="http://schemas.microsoft.com/office/word/2006/wordml" xmlns:wps="http://schemas.microsoft.com/office/word/2010/wordprocessingShape" mc:Ignorable="w14 w15 w16se w16cid w16 w16cex w16sdtdh w16sdtfl w16du wp14">
+  <w:abstractNum w:abstractNumId="0" w15:restartNumberingAfterBreak="0">
+    <w:nsid w:val="2DF1213F"/>
+    <w:multiLevelType w:val="multilevel"/>
+    <w:tmpl w:val="5C5221BC"/>
+    <w:lvl w:ilvl="0">
+      <w:start w:val="1"/>
+      <w:numFmt w:val="bullet"/>
+      <w:lvlText w:val=""/>
+      <w:lvlJc w:val="left"/>
+      <w:pPr>
+        <w:tabs>
+          <w:tab w:val="num" w:pos="720"/>
+        </w:tabs>
+        <w:ind w:left="720" w:hanging="360"/>
+      </w:pPr>
+      <w:rPr>
+        <w:rFonts w:ascii="Symbol" w:hAnsi="Symbol" w:hint="default"/>
+        <w:sz w:val="20"/>
+      </w:rPr>
+    </w:lvl>
+    <w:lvl w:ilvl="1" w:tentative="1">
+      <w:start w:val="1"/>
+      <w:numFmt w:val="bullet"/>
+      <w:lvlText w:val="o"/>
+      <w:lvlJc w:val="left"/>
+      <w:pPr>
+        <w:tabs>
+          <w:tab w:val="num" w:pos="1440"/>
+        </w:tabs>
+        <w:ind w:left="1440" w:hanging="360"/>
+      </w:pPr>
+      <w:rPr>
+        <w:rFonts w:ascii="Courier New" w:hAnsi="Courier New" w:hint="default"/>
+        <w:sz w:val="20"/>
+      </w:rPr>
+    </w:lvl>
+    <w:lvl w:ilvl="2" w:tentative="1">
+      <w:start w:val="1"/>
+      <w:numFmt w:val="bullet"/>
+      <w:lvlText w:val=""/>
+      <w:lvlJc w:val="left"/>
+      <w:pPr>
+        <w:tabs>
+          <w:tab w:val="num" w:pos="2160"/>
+        </w:tabs>
+        <w:ind w:left="2160" w:hanging="360"/>
+      </w:pPr>
+      <w:rPr>
+        <w:rFonts w:ascii="Wingdings" w:hAnsi="Wingdings" w:hint="default"/>
+        <w:sz w:val="20"/>
+      </w:rPr>
+    </w:lvl>
+    <w:lvl w:ilvl="3" w:tentative="1">
+      <w:start w:val="1"/>
+      <w:numFmt w:val="bullet"/>
+      <w:lvlText w:val=""/>
+      <w:lvlJc w:val="left"/>
+      <w:pPr>
+        <w:tabs>
+          <w:tab w:val="num" w:pos="2880"/>
+        </w:tabs>
+        <w:ind w:left="2880" w:hanging="360"/>
+      </w:pPr>
+      <w:rPr>
+        <w:rFonts w:ascii="Wingdings" w:hAnsi="Wingdings" w:hint="default"/>
+        <w:sz w:val="20"/>
+      </w:rPr>
+    </w:lvl>
+    <w:lvl w:ilvl="4" w:tentative="1">
+      <w:start w:val="1"/>
+      <w:numFmt w:val="bullet"/>
+      <w:lvlText w:val=""/>
+      <w:lvlJc w:val="left"/>
+      <w:pPr>
+        <w:tabs>
+          <w:tab w:val="num" w:pos="3600"/>
+        </w:tabs>
+        <w:ind w:left="3600" w:hanging="360"/>
+      </w:pPr>
+      <w:rPr>
+        <w:rFonts w:ascii="Wingdings" w:hAnsi="Wingdings" w:hint="default"/>
+        <w:sz w:val="20"/>
+      </w:rPr>
+    </w:lvl>
+    <w:lvl w:ilvl="5" w:tentative="1">
+      <w:start w:val="1"/>
+      <w:numFmt w:val="bullet"/>
+      <w:lvlText w:val=""/>
+      <w:lvlJc w:val="left"/>
+      <w:pPr>
+        <w:tabs>
+          <w:tab w:val="num" w:pos="4320"/>
+        </w:tabs>
+        <w:ind w:left="4320" w:hanging="360"/>
+      </w:pPr>
+      <w:rPr>
+        <w:rFonts w:ascii="Wingdings" w:hAnsi="Wingdings" w:hint="default"/>
+        <w:sz w:val="20"/>
+      </w:rPr>
+    </w:lvl>
+    <w:lvl w:ilvl="6" w:tentative="1">
+      <w:start w:val="1"/>
+      <w:numFmt w:val="bullet"/>
+      <w:lvlText w:val=""/>
+      <w:lvlJc w:val="left"/>
+      <w:pPr>
+        <w:tabs>
+          <w:tab w:val="num" w:pos="5040"/>
+        </w:tabs>
+        <w:ind w:left="5040" w:hanging="360"/>
+      </w:pPr>
+      <w:rPr>
+        <w:rFonts w:ascii="Wingdings" w:hAnsi="Wingdings" w:hint="default"/>
+        <w:sz w:val="20"/>
+      </w:rPr>
+    </w:lvl>
+    <w:lvl w:ilvl="7" w:tentative="1">
+      <w:start w:val="1"/>
+      <w:numFmt w:val="bullet"/>
+      <w:lvlText w:val=""/>
+      <w:lvlJc w:val="left"/>
+      <w:pPr>
+        <w:tabs>
+          <w:tab w:val="num" w:pos="5760"/>
+        </w:tabs>
+        <w:ind w:left="5760" w:hanging="360"/>
+      </w:pPr>
+      <w:rPr>
+        <w:rFonts w:ascii="Wingdings" w:hAnsi="Wingdings" w:hint="default"/>
+        <w:sz w:val="20"/>
+      </w:rPr>
+    </w:lvl>
+    <w:lvl w:ilvl="8" w:tentative="1">
+      <w:start w:val="1"/>
+      <w:numFmt w:val="bullet"/>
+      <w:lvlText w:val=""/>
+      <w:lvlJc w:val="left"/>
+      <w:pPr>
+        <w:tabs>
+          <w:tab w:val="num" w:pos="6480"/>
+        </w:tabs>
+        <w:ind w:left="6480" w:hanging="360"/>
+      </w:pPr>
+      <w:rPr>
+        <w:rFonts w:ascii="Wingdings" w:hAnsi="Wingdings" w:hint="default"/>
+        <w:sz w:val="20"/>
+      </w:rPr>
+    </w:lvl>
+  </w:abstractNum>
+  <w:abstractNum w:abstractNumId="1" w15:restartNumberingAfterBreak="0">
+    <w:nsid w:val="34612D1D"/>
+    <w:multiLevelType w:val="multilevel"/>
+    <w:tmpl w:val="BA168A32"/>
+    <w:lvl w:ilvl="0">
+      <w:start w:val="1"/>
+      <w:numFmt w:val="bullet"/>
+      <w:lvlText w:val=""/>
+      <w:lvlJc w:val="left"/>
+      <w:pPr>
+        <w:tabs>
+          <w:tab w:val="num" w:pos="720"/>
+        </w:tabs>
+        <w:ind w:left="720" w:hanging="360"/>
+      </w:pPr>
+      <w:rPr>
+        <w:rFonts w:ascii="Symbol" w:hAnsi="Symbol" w:hint="default"/>
+        <w:sz w:val="20"/>
+      </w:rPr>
+    </w:lvl>
+    <w:lvl w:ilvl="1" w:tentative="1">
+      <w:start w:val="1"/>
+      <w:numFmt w:val="bullet"/>
+      <w:lvlText w:val="o"/>
+      <w:lvlJc w:val="left"/>
+      <w:pPr>
+        <w:tabs>
+          <w:tab w:val="num" w:pos="1440"/>
+        </w:tabs>
+        <w:ind w:left="1440" w:hanging="360"/>
+      </w:pPr>
+      <w:rPr>
+        <w:rFonts w:ascii="Courier New" w:hAnsi="Courier New" w:hint="default"/>
+        <w:sz w:val="20"/>
+      </w:rPr>
+    </w:lvl>
+    <w:lvl w:ilvl="2" w:tentative="1">
+      <w:start w:val="1"/>
+      <w:numFmt w:val="bullet"/>
+      <w:lvlText w:val=""/>
+      <w:lvlJc w:val="left"/>
+      <w:pPr>
+        <w:tabs>
+          <w:tab w:val="num" w:pos="2160"/>
+        </w:tabs>
+        <w:ind w:left="2160" w:hanging="360"/>
+      </w:pPr>
+      <w:rPr>
+        <w:rFonts w:ascii="Wingdings" w:hAnsi="Wingdings" w:hint="default"/>
+        <w:sz w:val="20"/>
+      </w:rPr>
+    </w:lvl>
+    <w:lvl w:ilvl="3" w:tentative="1">
+      <w:start w:val="1"/>
+      <w:numFmt w:val="bullet"/>
+      <w:lvlText w:val=""/>
+      <w:lvlJc w:val="left"/>
+      <w:pPr>
+        <w:tabs>
+          <w:tab w:val="num" w:pos="2880"/>
+        </w:tabs>
+        <w:ind w:left="2880" w:hanging="360"/>
+      </w:pPr>
+      <w:rPr>
+        <w:rFonts w:ascii="Wingdings" w:hAnsi="Wingdings" w:hint="default"/>
+        <w:sz w:val="20"/>
+      </w:rPr>
+    </w:lvl>
+    <w:lvl w:ilvl="4" w:tentative="1">
+      <w:start w:val="1"/>
+      <w:numFmt w:val="bullet"/>
+      <w:lvlText w:val=""/>
+      <w:lvlJc w:val="left"/>
+      <w:pPr>
+        <w:tabs>
+          <w:tab w:val="num" w:pos="3600"/>
+        </w:tabs>
+        <w:ind w:left="3600" w:hanging="360"/>
+      </w:pPr>
+      <w:rPr>
+        <w:rFonts w:ascii="Wingdings" w:hAnsi="Wingdings" w:hint="default"/>
+        <w:sz w:val="20"/>
+      </w:rPr>
+    </w:lvl>
+    <w:lvl w:ilvl="5" w:tentative="1">
+      <w:start w:val="1"/>
+      <w:numFmt w:val="bullet"/>
+      <w:lvlText w:val=""/>
+      <w:lvlJc w:val="left"/>
+      <w:pPr>
+        <w:tabs>
+          <w:tab w:val="num" w:pos="4320"/>
+        </w:tabs>
+        <w:ind w:left="4320" w:hanging="360"/>
+      </w:pPr>
+      <w:rPr>
+        <w:rFonts w:ascii="Wingdings" w:hAnsi="Wingdings" w:hint="default"/>
+        <w:sz w:val="20"/>
+      </w:rPr>
+    </w:lvl>
+    <w:lvl w:ilvl="6" w:tentative="1">
+      <w:start w:val="1"/>
+      <w:numFmt w:val="bullet"/>
+      <w:lvlText w:val=""/>
+      <w:lvlJc w:val="left"/>
+      <w:pPr>
+        <w:tabs>
+          <w:tab w:val="num" w:pos="5040"/>
+        </w:tabs>
+        <w:ind w:left="5040" w:hanging="360"/>
+      </w:pPr>
+      <w:rPr>
+        <w:rFonts w:ascii="Wingdings" w:hAnsi="Wingdings" w:hint="default"/>
+        <w:sz w:val="20"/>
+      </w:rPr>
+    </w:lvl>
+    <w:lvl w:ilvl="7" w:tentative="1">
+      <w:start w:val="1"/>
+      <w:numFmt w:val="bullet"/>
+      <w:lvlText w:val=""/>
+      <w:lvlJc w:val="left"/>
+      <w:pPr>
+        <w:tabs>
+          <w:tab w:val="num" w:pos="5760"/>
+        </w:tabs>
+        <w:ind w:left="5760" w:hanging="360"/>
+      </w:pPr>
+      <w:rPr>
+        <w:rFonts w:ascii="Wingdings" w:hAnsi="Wingdings" w:hint="default"/>
+        <w:sz w:val="20"/>
+      </w:rPr>
+    </w:lvl>
+    <w:lvl w:ilvl="8" w:tentative="1">
+      <w:start w:val="1"/>
+      <w:numFmt w:val="bullet"/>
+      <w:lvlText w:val=""/>
+      <w:lvlJc w:val="left"/>
+      <w:pPr>
+        <w:tabs>
+          <w:tab w:val="num" w:pos="6480"/>
+        </w:tabs>
+        <w:ind w:left="6480" w:hanging="360"/>
+      </w:pPr>
+      <w:rPr>
+        <w:rFonts w:ascii="Wingdings" w:hAnsi="Wingdings" w:hint="default"/>
+        <w:sz w:val="20"/>
+      </w:rPr>
+    </w:lvl>
+  </w:abstractNum>
+  <w:abstractNum w:abstractNumId="2" w15:restartNumberingAfterBreak="0">
+    <w:nsid w:val="3EAC1B8A"/>
+    <w:multiLevelType w:val="multilevel"/>
+    <w:tmpl w:val="55DEAFA4"/>
+    <w:lvl w:ilvl="0">
+      <w:start w:val="1"/>
+      <w:numFmt w:val="bullet"/>
+      <w:lvlText w:val=""/>
+      <w:lvlJc w:val="left"/>
+      <w:pPr>
+        <w:tabs>
+          <w:tab w:val="num" w:pos="720"/>
+        </w:tabs>
+        <w:ind w:left="720" w:hanging="360"/>
+      </w:pPr>
+      <w:rPr>
+        <w:rFonts w:ascii="Symbol" w:hAnsi="Symbol" w:hint="default"/>
+        <w:sz w:val="20"/>
+      </w:rPr>
+    </w:lvl>
+    <w:lvl w:ilvl="1" w:tentative="1">
+      <w:start w:val="1"/>
+      <w:numFmt w:val="bullet"/>
+      <w:lvlText w:val="o"/>
+      <w:lvlJc w:val="left"/>
+      <w:pPr>
+        <w:tabs>
+          <w:tab w:val="num" w:pos="1440"/>
+        </w:tabs>
+        <w:ind w:left="1440" w:hanging="360"/>
+      </w:pPr>
+      <w:rPr>
+        <w:rFonts w:ascii="Courier New" w:hAnsi="Courier New" w:hint="default"/>
+        <w:sz w:val="20"/>
+      </w:rPr>
+    </w:lvl>
+    <w:lvl w:ilvl="2" w:tentative="1">
+      <w:start w:val="1"/>
+      <w:numFmt w:val="bullet"/>
+      <w:lvlText w:val=""/>
+      <w:lvlJc w:val="left"/>
+      <w:pPr>
+        <w:tabs>
+          <w:tab w:val="num" w:pos="2160"/>
+        </w:tabs>
+        <w:ind w:left="2160" w:hanging="360"/>
+      </w:pPr>
+      <w:rPr>
+        <w:rFonts w:ascii="Wingdings" w:hAnsi="Wingdings" w:hint="default"/>
+        <w:sz w:val="20"/>
+      </w:rPr>
+    </w:lvl>
+    <w:lvl w:ilvl="3" w:tentative="1">
+      <w:start w:val="1"/>
+      <w:numFmt w:val="bullet"/>
+      <w:lvlText w:val=""/>
+      <w:lvlJc w:val="left"/>
+      <w:pPr>
+        <w:tabs>
+          <w:tab w:val="num" w:pos="2880"/>
+        </w:tabs>
+        <w:ind w:left="2880" w:hanging="360"/>
+      </w:pPr>
+      <w:rPr>
+        <w:rFonts w:ascii="Wingdings" w:hAnsi="Wingdings" w:hint="default"/>
+        <w:sz w:val="20"/>
+      </w:rPr>
+    </w:lvl>
+    <w:lvl w:ilvl="4" w:tentative="1">
+      <w:start w:val="1"/>
+      <w:numFmt w:val="bullet"/>
+      <w:lvlText w:val=""/>
+      <w:lvlJc w:val="left"/>
+      <w:pPr>
+        <w:tabs>
+          <w:tab w:val="num" w:pos="3600"/>
+        </w:tabs>
+        <w:ind w:left="3600" w:hanging="360"/>
+      </w:pPr>
+      <w:rPr>
+        <w:rFonts w:ascii="Wingdings" w:hAnsi="Wingdings" w:hint="default"/>
+        <w:sz w:val="20"/>
+      </w:rPr>
+    </w:lvl>
+    <w:lvl w:ilvl="5" w:tentative="1">
+      <w:start w:val="1"/>
+      <w:numFmt w:val="bullet"/>
+      <w:lvlText w:val=""/>
+      <w:lvlJc w:val="left"/>
+      <w:pPr>
+        <w:tabs>
+          <w:tab w:val="num" w:pos="4320"/>
+        </w:tabs>
+        <w:ind w:left="4320" w:hanging="360"/>
+      </w:pPr>
+      <w:rPr>
+        <w:rFonts w:ascii="Wingdings" w:hAnsi="Wingdings" w:hint="default"/>
+        <w:sz w:val="20"/>
+      </w:rPr>
+    </w:lvl>
+    <w:lvl w:ilvl="6" w:tentative="1">
+      <w:start w:val="1"/>
+      <w:numFmt w:val="bullet"/>
+      <w:lvlText w:val=""/>
+      <w:lvlJc w:val="left"/>
+      <w:pPr>
+        <w:tabs>
+          <w:tab w:val="num" w:pos="5040"/>
+        </w:tabs>
+        <w:ind w:left="5040" w:hanging="360"/>
+      </w:pPr>
+      <w:rPr>
+        <w:rFonts w:ascii="Wingdings" w:hAnsi="Wingdings" w:hint="default"/>
+        <w:sz w:val="20"/>
+      </w:rPr>
+    </w:lvl>
+    <w:lvl w:ilvl="7" w:tentative="1">
+      <w:start w:val="1"/>
+      <w:numFmt w:val="bullet"/>
+      <w:lvlText w:val=""/>
+      <w:lvlJc w:val="left"/>
+      <w:pPr>
+        <w:tabs>
+          <w:tab w:val="num" w:pos="5760"/>
+        </w:tabs>
+        <w:ind w:left="5760" w:hanging="360"/>
+      </w:pPr>
+      <w:rPr>
+        <w:rFonts w:ascii="Wingdings" w:hAnsi="Wingdings" w:hint="default"/>
+        <w:sz w:val="20"/>
+      </w:rPr>
+    </w:lvl>
+    <w:lvl w:ilvl="8" w:tentative="1">
+      <w:start w:val="1"/>
+      <w:numFmt w:val="bullet"/>
+      <w:lvlText w:val=""/>
+      <w:lvlJc w:val="left"/>
+      <w:pPr>
+        <w:tabs>
+          <w:tab w:val="num" w:pos="6480"/>
+        </w:tabs>
+        <w:ind w:left="6480" w:hanging="360"/>
+      </w:pPr>
+      <w:rPr>
+        <w:rFonts w:ascii="Wingdings" w:hAnsi="Wingdings" w:hint="default"/>
+        <w:sz w:val="20"/>
+      </w:rPr>
+    </w:lvl>
+  </w:abstractNum>
+  <w:abstractNum w:abstractNumId="3" w15:restartNumberingAfterBreak="0">
+    <w:nsid w:val="6C4F6E04"/>
+    <w:multiLevelType w:val="multilevel"/>
+    <w:tmpl w:val="AAE837EA"/>
+    <w:lvl w:ilvl="0">
+      <w:start w:val="1"/>
+      <w:numFmt w:val="decimal"/>
+      <w:lvlText w:val="%1."/>
+      <w:lvlJc w:val="left"/>
+      <w:pPr>
+        <w:ind w:left="492" w:hanging="360"/>
+      </w:pPr>
+      <w:rPr>
+        <w:rFonts w:hint="default"/>
+      </w:rPr>
+    </w:lvl>
+    <w:lvl w:ilvl="1">
+      <w:start w:val="1"/>
+      <w:numFmt w:val="decimal"/>
+      <w:isLgl/>
+      <w:lvlText w:val="%1.%2"/>
+      <w:lvlJc w:val="left"/>
+      <w:pPr>
+        <w:ind w:left="852" w:hanging="720"/>
+      </w:pPr>
+      <w:rPr>
+        <w:rFonts w:hint="default"/>
+      </w:rPr>
+    </w:lvl>
+    <w:lvl w:ilvl="2">
+      <w:start w:val="1"/>
+      <w:numFmt w:val="decimal"/>
+      <w:isLgl/>
+      <w:lvlText w:val="%1.%2.%3"/>
+      <w:lvlJc w:val="left"/>
+      <w:pPr>
+        <w:ind w:left="852" w:hanging="720"/>
+      </w:pPr>
+      <w:rPr>
+        <w:rFonts w:hint="default"/>
+      </w:rPr>
+    </w:lvl>
+    <w:lvl w:ilvl="3">
+      <w:start w:val="1"/>
+      <w:numFmt w:val="decimal"/>
+      <w:isLgl/>
+      <w:lvlText w:val="%1.%2.%3.%4"/>
+      <w:lvlJc w:val="left"/>
+      <w:pPr>
+        <w:ind w:left="1212" w:hanging="1080"/>
+      </w:pPr>
+      <w:rPr>
+        <w:rFonts w:hint="default"/>
+      </w:rPr>
+    </w:lvl>
+    <w:lvl w:ilvl="4">
+      <w:start w:val="1"/>
+      <w:numFmt w:val="decimal"/>
+      <w:isLgl/>
+      <w:lvlText w:val="%1.%2.%3.%4.%5"/>
+      <w:lvlJc w:val="left"/>
+      <w:pPr>
+        <w:ind w:left="1212" w:hanging="1080"/>
+      </w:pPr>
+      <w:rPr>
+        <w:rFonts w:hint="default"/>
+      </w:rPr>
+    </w:lvl>
+    <w:lvl w:ilvl="5">
+      <w:start w:val="1"/>
+      <w:numFmt w:val="decimal"/>
+      <w:isLgl/>
+      <w:lvlText w:val="%1.%2.%3.%4.%5.%6"/>
+      <w:lvlJc w:val="left"/>
+      <w:pPr>
+        <w:ind w:left="1572" w:hanging="1440"/>
+      </w:pPr>
+      <w:rPr>
+        <w:rFonts w:hint="default"/>
+      </w:rPr>
+    </w:lvl>
+    <w:lvl w:ilvl="6">
+      <w:start w:val="1"/>
+      <w:numFmt w:val="decimal"/>
+      <w:isLgl/>
+      <w:lvlText w:val="%1.%2.%3.%4.%5.%6.%7"/>
+      <w:lvlJc w:val="left"/>
+      <w:pPr>
+        <w:ind w:left="1932" w:hanging="1800"/>
+      </w:pPr>
+      <w:rPr>
+        <w:rFonts w:hint="default"/>
+      </w:rPr>
+    </w:lvl>
+    <w:lvl w:ilvl="7">
+      <w:start w:val="1"/>
+      <w:numFmt w:val="decimal"/>
+      <w:isLgl/>
+      <w:lvlText w:val="%1.%2.%3.%4.%5.%6.%7.%8"/>
+      <w:lvlJc w:val="left"/>
+      <w:pPr>
+        <w:ind w:left="1932" w:hanging="1800"/>
+      </w:pPr>
+      <w:rPr>
+        <w:rFonts w:hint="default"/>
+      </w:rPr>
+    </w:lvl>
+    <w:lvl w:ilvl="8">
+      <w:start w:val="1"/>
+      <w:numFmt w:val="decimal"/>
+      <w:isLgl/>
+      <w:lvlText w:val="%1.%2.%3.%4.%5.%6.%7.%8.%9"/>
+      <w:lvlJc w:val="left"/>
+      <w:pPr>
+        <w:ind w:left="2292" w:hanging="2160"/>
+      </w:pPr>
+      <w:rPr>
+        <w:rFonts w:hint="default"/>
+      </w:rPr>
+    </w:lvl>
+  </w:abstractNum>
+  <w:abstractNum w:abstractNumId="4" w15:restartNumberingAfterBreak="0">
+    <w:nsid w:val="712722C1"/>
+    <w:multiLevelType w:val="multilevel"/>
+    <w:tmpl w:val="0B783F84"/>
+    <w:lvl w:ilvl="0">
+      <w:start w:val="1"/>
+      <w:numFmt w:val="bullet"/>
+      <w:lvlText w:val=""/>
+      <w:lvlJc w:val="left"/>
+      <w:pPr>
+        <w:tabs>
+          <w:tab w:val="num" w:pos="720"/>
+        </w:tabs>
+        <w:ind w:left="720" w:hanging="360"/>
+      </w:pPr>
+      <w:rPr>
+        <w:rFonts w:ascii="Symbol" w:hAnsi="Symbol" w:hint="default"/>
+        <w:sz w:val="20"/>
+      </w:rPr>
+    </w:lvl>
+    <w:lvl w:ilvl="1" w:tentative="1">
+      <w:start w:val="1"/>
+      <w:numFmt w:val="bullet"/>
+      <w:lvlText w:val="o"/>
+      <w:lvlJc w:val="left"/>
+      <w:pPr>
+        <w:tabs>
+          <w:tab w:val="num" w:pos="1440"/>
+        </w:tabs>
+        <w:ind w:left="1440" w:hanging="360"/>
+      </w:pPr>
+      <w:rPr>
+        <w:rFonts w:ascii="Courier New" w:hAnsi="Courier New" w:hint="default"/>
+        <w:sz w:val="20"/>
+      </w:rPr>
+    </w:lvl>
+    <w:lvl w:ilvl="2" w:tentative="1">
+      <w:start w:val="1"/>
+      <w:numFmt w:val="bullet"/>
+      <w:lvlText w:val=""/>
+      <w:lvlJc w:val="left"/>
+      <w:pPr>
+        <w:tabs>
+          <w:tab w:val="num" w:pos="2160"/>
+        </w:tabs>
+        <w:ind w:left="2160" w:hanging="360"/>
+      </w:pPr>
+      <w:rPr>
+        <w:rFonts w:ascii="Wingdings" w:hAnsi="Wingdings" w:hint="default"/>
+        <w:sz w:val="20"/>
+      </w:rPr>
+    </w:lvl>
+    <w:lvl w:ilvl="3" w:tentative="1">
+      <w:start w:val="1"/>
+      <w:numFmt w:val="bullet"/>
+      <w:lvlText w:val=""/>
+      <w:lvlJc w:val="left"/>
+      <w:pPr>
+        <w:tabs>
+          <w:tab w:val="num" w:pos="2880"/>
+        </w:tabs>
+        <w:ind w:left="2880" w:hanging="360"/>
+      </w:pPr>
+      <w:rPr>
+        <w:rFonts w:ascii="Wingdings" w:hAnsi="Wingdings" w:hint="default"/>
+        <w:sz w:val="20"/>
+      </w:rPr>
+    </w:lvl>
+    <w:lvl w:ilvl="4" w:tentative="1">
+      <w:start w:val="1"/>
+      <w:numFmt w:val="bullet"/>
+      <w:lvlText w:val=""/>
+      <w:lvlJc w:val="left"/>
+      <w:pPr>
+        <w:tabs>
+          <w:tab w:val="num" w:pos="3600"/>
+        </w:tabs>
+        <w:ind w:left="3600" w:hanging="360"/>
+      </w:pPr>
+      <w:rPr>
+        <w:rFonts w:ascii="Wingdings" w:hAnsi="Wingdings" w:hint="default"/>
+        <w:sz w:val="20"/>
+      </w:rPr>
+    </w:lvl>
+    <w:lvl w:ilvl="5" w:tentative="1">
+      <w:start w:val="1"/>
+      <w:numFmt w:val="bullet"/>
+      <w:lvlText w:val=""/>
+      <w:lvlJc w:val="left"/>
+      <w:pPr>
+        <w:tabs>
+          <w:tab w:val="num" w:pos="4320"/>
+        </w:tabs>
+        <w:ind w:left="4320" w:hanging="360"/>
+      </w:pPr>
+      <w:rPr>
+        <w:rFonts w:ascii="Wingdings" w:hAnsi="Wingdings" w:hint="default"/>
+        <w:sz w:val="20"/>
+      </w:rPr>
+    </w:lvl>
+    <w:lvl w:ilvl="6" w:tentative="1">
+      <w:start w:val="1"/>
+      <w:numFmt w:val="bullet"/>
+      <w:lvlText w:val=""/>
+      <w:lvlJc w:val="left"/>
+      <w:pPr>
+        <w:tabs>
+          <w:tab w:val="num" w:pos="5040"/>
+        </w:tabs>
+        <w:ind w:left="5040" w:hanging="360"/>
+      </w:pPr>
+      <w:rPr>
+        <w:rFonts w:ascii="Wingdings" w:hAnsi="Wingdings" w:hint="default"/>
+        <w:sz w:val="20"/>
+      </w:rPr>
+    </w:lvl>
+    <w:lvl w:ilvl="7" w:tentative="1">
+      <w:start w:val="1"/>
+      <w:numFmt w:val="bullet"/>
+      <w:lvlText w:val=""/>
+      <w:lvlJc w:val="left"/>
+      <w:pPr>
+        <w:tabs>
+          <w:tab w:val="num" w:pos="5760"/>
+        </w:tabs>
+        <w:ind w:left="5760" w:hanging="360"/>
+      </w:pPr>
+      <w:rPr>
+        <w:rFonts w:ascii="Wingdings" w:hAnsi="Wingdings" w:hint="default"/>
+        <w:sz w:val="20"/>
+      </w:rPr>
+    </w:lvl>
+    <w:lvl w:ilvl="8" w:tentative="1">
+      <w:start w:val="1"/>
+      <w:numFmt w:val="bullet"/>
+      <w:lvlText w:val=""/>
+      <w:lvlJc w:val="left"/>
+      <w:pPr>
+        <w:tabs>
+          <w:tab w:val="num" w:pos="6480"/>
+        </w:tabs>
+        <w:ind w:left="6480" w:hanging="360"/>
+      </w:pPr>
+      <w:rPr>
+        <w:rFonts w:ascii="Wingdings" w:hAnsi="Wingdings" w:hint="default"/>
+        <w:sz w:val="20"/>
+      </w:rPr>
+    </w:lvl>
+  </w:abstractNum>
+  <w:abstractNum w:abstractNumId="5" w15:restartNumberingAfterBreak="0">
+    <w:nsid w:val="7C0D6472"/>
+    <w:multiLevelType w:val="multilevel"/>
+    <w:tmpl w:val="63A8B5DC"/>
+    <w:lvl w:ilvl="0">
+      <w:start w:val="1"/>
+      <w:numFmt w:val="bullet"/>
+      <w:lvlText w:val=""/>
+      <w:lvlJc w:val="left"/>
+      <w:pPr>
+        <w:tabs>
+          <w:tab w:val="num" w:pos="720"/>
+        </w:tabs>
+        <w:ind w:left="720" w:hanging="360"/>
+      </w:pPr>
+      <w:rPr>
+        <w:rFonts w:ascii="Symbol" w:hAnsi="Symbol" w:hint="default"/>
+        <w:sz w:val="20"/>
+      </w:rPr>
+    </w:lvl>
+    <w:lvl w:ilvl="1" w:tentative="1">
+      <w:start w:val="1"/>
+      <w:numFmt w:val="bullet"/>
+      <w:lvlText w:val="o"/>
+      <w:lvlJc w:val="left"/>
+      <w:pPr>
+        <w:tabs>
+          <w:tab w:val="num" w:pos="1440"/>
+        </w:tabs>
+        <w:ind w:left="1440" w:hanging="360"/>
+      </w:pPr>
+      <w:rPr>
+        <w:rFonts w:ascii="Courier New" w:hAnsi="Courier New" w:hint="default"/>
+        <w:sz w:val="20"/>
+      </w:rPr>
+    </w:lvl>
+    <w:lvl w:ilvl="2" w:tentative="1">
+      <w:start w:val="1"/>
+      <w:numFmt w:val="bullet"/>
+      <w:lvlText w:val=""/>
+      <w:lvlJc w:val="left"/>
+      <w:pPr>
+        <w:tabs>
+          <w:tab w:val="num" w:pos="2160"/>
+        </w:tabs>
+        <w:ind w:left="2160" w:hanging="360"/>
+      </w:pPr>
+      <w:rPr>
+        <w:rFonts w:ascii="Wingdings" w:hAnsi="Wingdings" w:hint="default"/>
+        <w:sz w:val="20"/>
+      </w:rPr>
+    </w:lvl>
+    <w:lvl w:ilvl="3" w:tentative="1">
+      <w:start w:val="1"/>
+      <w:numFmt w:val="bullet"/>
+      <w:lvlText w:val=""/>
+      <w:lvlJc w:val="left"/>
+      <w:pPr>
+        <w:tabs>
+          <w:tab w:val="num" w:pos="2880"/>
+        </w:tabs>
+        <w:ind w:left="2880" w:hanging="360"/>
+      </w:pPr>
+      <w:rPr>
+        <w:rFonts w:ascii="Wingdings" w:hAnsi="Wingdings" w:hint="default"/>
+        <w:sz w:val="20"/>
+      </w:rPr>
+    </w:lvl>
+    <w:lvl w:ilvl="4" w:tentative="1">
+      <w:start w:val="1"/>
+      <w:numFmt w:val="bullet"/>
+      <w:lvlText w:val=""/>
+      <w:lvlJc w:val="left"/>
+      <w:pPr>
+        <w:tabs>
+          <w:tab w:val="num" w:pos="3600"/>
+        </w:tabs>
+        <w:ind w:left="3600" w:hanging="360"/>
+      </w:pPr>
+      <w:rPr>
+        <w:rFonts w:ascii="Wingdings" w:hAnsi="Wingdings" w:hint="default"/>
+        <w:sz w:val="20"/>
+      </w:rPr>
+    </w:lvl>
+    <w:lvl w:ilvl="5" w:tentative="1">
+      <w:start w:val="1"/>
+      <w:numFmt w:val="bullet"/>
+      <w:lvlText w:val=""/>
+      <w:lvlJc w:val="left"/>
+      <w:pPr>
+        <w:tabs>
+          <w:tab w:val="num" w:pos="4320"/>
+        </w:tabs>
+        <w:ind w:left="4320" w:hanging="360"/>
+      </w:pPr>
+      <w:rPr>
+        <w:rFonts w:ascii="Wingdings" w:hAnsi="Wingdings" w:hint="default"/>
+        <w:sz w:val="20"/>
+      </w:rPr>
+    </w:lvl>
+    <w:lvl w:ilvl="6" w:tentative="1">
+      <w:start w:val="1"/>
+      <w:numFmt w:val="bullet"/>
+      <w:lvlText w:val=""/>
+      <w:lvlJc w:val="left"/>
+      <w:pPr>
+        <w:tabs>
+          <w:tab w:val="num" w:pos="5040"/>
+        </w:tabs>
+        <w:ind w:left="5040" w:hanging="360"/>
+      </w:pPr>
+      <w:rPr>
+        <w:rFonts w:ascii="Wingdings" w:hAnsi="Wingdings" w:hint="default"/>
+        <w:sz w:val="20"/>
+      </w:rPr>
+    </w:lvl>
+    <w:lvl w:ilvl="7" w:tentative="1">
+      <w:start w:val="1"/>
+      <w:numFmt w:val="bullet"/>
+      <w:lvlText w:val=""/>
+      <w:lvlJc w:val="left"/>
+      <w:pPr>
+        <w:tabs>
+          <w:tab w:val="num" w:pos="5760"/>
+        </w:tabs>
+        <w:ind w:left="5760" w:hanging="360"/>
+      </w:pPr>
+      <w:rPr>
+        <w:rFonts w:ascii="Wingdings" w:hAnsi="Wingdings" w:hint="default"/>
+        <w:sz w:val="20"/>
+      </w:rPr>
+    </w:lvl>
+    <w:lvl w:ilvl="8" w:tentative="1">
+      <w:start w:val="1"/>
+      <w:numFmt w:val="bullet"/>
+      <w:lvlText w:val=""/>
+      <w:lvlJc w:val="left"/>
+      <w:pPr>
+        <w:tabs>
+          <w:tab w:val="num" w:pos="6480"/>
+        </w:tabs>
+        <w:ind w:left="6480" w:hanging="360"/>
+      </w:pPr>
+      <w:rPr>
+        <w:rFonts w:ascii="Wingdings" w:hAnsi="Wingdings" w:hint="default"/>
+        <w:sz w:val="20"/>
+      </w:rPr>
+    </w:lvl>
+  </w:abstractNum>
+  <w:abstractNum w:abstractNumId="6" w15:restartNumberingAfterBreak="0">
+    <w:nsid w:val="7C2610B1"/>
+    <w:multiLevelType w:val="multilevel"/>
+    <w:tmpl w:val="2140E396"/>
+    <w:lvl w:ilvl="0">
+      <w:start w:val="1"/>
+      <w:numFmt w:val="bullet"/>
+      <w:lvlText w:val=""/>
+      <w:lvlJc w:val="left"/>
+      <w:pPr>
+        <w:tabs>
+          <w:tab w:val="num" w:pos="720"/>
+        </w:tabs>
+        <w:ind w:left="720" w:hanging="360"/>
+      </w:pPr>
+      <w:rPr>
+        <w:rFonts w:ascii="Symbol" w:hAnsi="Symbol" w:hint="default"/>
+        <w:sz w:val="20"/>
+      </w:rPr>
+    </w:lvl>
+    <w:lvl w:ilvl="1" w:tentative="1">
+      <w:start w:val="1"/>
+      <w:numFmt w:val="bullet"/>
+      <w:lvlText w:val="o"/>
+      <w:lvlJc w:val="left"/>
+      <w:pPr>
+        <w:tabs>
+          <w:tab w:val="num" w:pos="1440"/>
+        </w:tabs>
+        <w:ind w:left="1440" w:hanging="360"/>
+      </w:pPr>
+      <w:rPr>
+        <w:rFonts w:ascii="Courier New" w:hAnsi="Courier New" w:hint="default"/>
+        <w:sz w:val="20"/>
+      </w:rPr>
+    </w:lvl>
+    <w:lvl w:ilvl="2" w:tentative="1">
+      <w:start w:val="1"/>
+      <w:numFmt w:val="bullet"/>
+      <w:lvlText w:val=""/>
+      <w:lvlJc w:val="left"/>
+      <w:pPr>
+        <w:tabs>
+          <w:tab w:val="num" w:pos="2160"/>
+        </w:tabs>
+        <w:ind w:left="2160" w:hanging="360"/>
+      </w:pPr>
+      <w:rPr>
+        <w:rFonts w:ascii="Wingdings" w:hAnsi="Wingdings" w:hint="default"/>
+        <w:sz w:val="20"/>
+      </w:rPr>
+    </w:lvl>
+    <w:lvl w:ilvl="3" w:tentative="1">
+      <w:start w:val="1"/>
+      <w:numFmt w:val="bullet"/>
+      <w:lvlText w:val=""/>
+      <w:lvlJc w:val="left"/>
+      <w:pPr>
+        <w:tabs>
+          <w:tab w:val="num" w:pos="2880"/>
+        </w:tabs>
+        <w:ind w:left="2880" w:hanging="360"/>
+      </w:pPr>
+      <w:rPr>
+        <w:rFonts w:ascii="Wingdings" w:hAnsi="Wingdings" w:hint="default"/>
+        <w:sz w:val="20"/>
+      </w:rPr>
+    </w:lvl>
+    <w:lvl w:ilvl="4" w:tentative="1">
+      <w:start w:val="1"/>
+      <w:numFmt w:val="bullet"/>
+      <w:lvlText w:val=""/>
+      <w:lvlJc w:val="left"/>
+      <w:pPr>
+        <w:tabs>
+          <w:tab w:val="num" w:pos="3600"/>
+        </w:tabs>
+        <w:ind w:left="3600" w:hanging="360"/>
+      </w:pPr>
+      <w:rPr>
+        <w:rFonts w:ascii="Wingdings" w:hAnsi="Wingdings" w:hint="default"/>
+        <w:sz w:val="20"/>
+      </w:rPr>
+    </w:lvl>
+    <w:lvl w:ilvl="5" w:tentative="1">
+      <w:start w:val="1"/>
+      <w:numFmt w:val="bullet"/>
+      <w:lvlText w:val=""/>
+      <w:lvlJc w:val="left"/>
+      <w:pPr>
+        <w:tabs>
+          <w:tab w:val="num" w:pos="4320"/>
+        </w:tabs>
+        <w:ind w:left="4320" w:hanging="360"/>
+      </w:pPr>
+      <w:rPr>
+        <w:rFonts w:ascii="Wingdings" w:hAnsi="Wingdings" w:hint="default"/>
+        <w:sz w:val="20"/>
+      </w:rPr>
+    </w:lvl>
+    <w:lvl w:ilvl="6" w:tentative="1">
+      <w:start w:val="1"/>
+      <w:numFmt w:val="bullet"/>
+      <w:lvlText w:val=""/>
+      <w:lvlJc w:val="left"/>
+      <w:pPr>
+        <w:tabs>
+          <w:tab w:val="num" w:pos="5040"/>
+        </w:tabs>
+        <w:ind w:left="5040" w:hanging="360"/>
+      </w:pPr>
+      <w:rPr>
+        <w:rFonts w:ascii="Wingdings" w:hAnsi="Wingdings" w:hint="default"/>
+        <w:sz w:val="20"/>
+      </w:rPr>
+    </w:lvl>
+    <w:lvl w:ilvl="7" w:tentative="1">
+      <w:start w:val="1"/>
+      <w:numFmt w:val="bullet"/>
+      <w:lvlText w:val=""/>
+      <w:lvlJc w:val="left"/>
+      <w:pPr>
+        <w:tabs>
+          <w:tab w:val="num" w:pos="5760"/>
+        </w:tabs>
+        <w:ind w:left="5760" w:hanging="360"/>
+      </w:pPr>
+      <w:rPr>
+        <w:rFonts w:ascii="Wingdings" w:hAnsi="Wingdings" w:hint="default"/>
+        <w:sz w:val="20"/>
+      </w:rPr>
+    </w:lvl>
+    <w:lvl w:ilvl="8" w:tentative="1">
+      <w:start w:val="1"/>
+      <w:numFmt w:val="bullet"/>
+      <w:lvlText w:val=""/>
+      <w:lvlJc w:val="left"/>
+      <w:pPr>
+        <w:tabs>
+          <w:tab w:val="num" w:pos="6480"/>
+        </w:tabs>
+        <w:ind w:left="6480" w:hanging="360"/>
+      </w:pPr>
+      <w:rPr>
+        <w:rFonts w:ascii="Wingdings" w:hAnsi="Wingdings" w:hint="default"/>
+        <w:sz w:val="20"/>
+      </w:rPr>
+    </w:lvl>
+  </w:abstractNum>
+  <w:num w:numId="1" w16cid:durableId="852183707">
+    <w:abstractNumId w:val="3"/>
+  </w:num>
+  <w:num w:numId="2" w16cid:durableId="169756834">
+    <w:abstractNumId w:val="1"/>
+  </w:num>
+  <w:num w:numId="3" w16cid:durableId="1167593437">
+    <w:abstractNumId w:val="2"/>
+  </w:num>
+  <w:num w:numId="4" w16cid:durableId="1156919304">
+    <w:abstractNumId w:val="6"/>
+  </w:num>
+  <w:num w:numId="5" w16cid:durableId="1538663445">
+    <w:abstractNumId w:val="5"/>
+  </w:num>
+  <w:num w:numId="6" w16cid:durableId="2141919903">
+    <w:abstractNumId w:val="0"/>
+  </w:num>
+  <w:num w:numId="7" w16cid:durableId="1054246">
+    <w:abstractNumId w:val="4"/>
+  </w:num>
+</w:numbering>
+</file>
+
 <file path=word/styles.xml><?xml version="1.0" encoding="utf-8"?>
-<w:styles xmlns:mc="http://schemas.openxmlformats.org/markup-compatibility/2006" xmlns:o="urn:schemas-microsoft-com:office:office" xmlns:r="http://schemas.openxmlformats.org/officeDocument/2006/relationships" xmlns:m="http://schemas.openxmlformats.org/officeDocument/2006/math" xmlns:v="urn:schemas-microsoft-com:vml" xmlns:w="http://schemas.openxmlformats.org/wordprocessingml/2006/main" xmlns:w14="http://schemas.microsoft.com/office/word/2010/wordml" xmlns:w10="urn:schemas-microsoft-com:office:word" xmlns:sl="http://schemas.openxmlformats.org/schemaLibrary/2006/main" xmlns:wpsCustomData="http://www.wps.cn/officeDocument/2013/wpsCustomData" mc:Ignorable="w14">
+<w:styles xmlns:mc="http://schemas.openxmlformats.org/markup-compatibility/2006" xmlns:r="http://schemas.openxmlformats.org/officeDocument/2006/relationships" xmlns:w="http://schemas.openxmlformats.org/wordprocessingml/2006/main" xmlns:w14="http://schemas.microsoft.com/office/word/2010/wordml" xmlns:w15="http://schemas.microsoft.com/office/word/2012/wordml" xmlns:w16cex="http://schemas.microsoft.com/office/word/2018/wordml/cex" xmlns:w16cid="http://schemas.microsoft.com/office/word/2016/wordml/cid" xmlns:w16="http://schemas.microsoft.com/office/word/2018/wordml" xmlns:w16du="http://schemas.microsoft.com/office/word/2023/wordml/word16du" xmlns:w16sdtdh="http://schemas.microsoft.com/office/word/2020/wordml/sdtdatahash" xmlns:w16sdtfl="http://schemas.microsoft.com/office/word/2024/wordml/sdtformatlock" xmlns:w16se="http://schemas.microsoft.com/office/word/2015/wordml/symex" mc:Ignorable="w14 w15 w16se w16cid w16 w16cex w16sdtdh w16sdtfl w16du">
   <w:docDefaults>
     <w:rPrDefault>
       <w:rPr>
-        <w:rFonts w:ascii="Calibri" w:hAnsi="Calibri" w:eastAsia="宋体" w:cs="Times New Roman"/>
+        <w:rFonts w:ascii="Calibri" w:eastAsia="宋体" w:hAnsi="Calibri" w:cs="Times New Roman"/>
+        <w:lang w:val="en-US" w:eastAsia="zh-CN" w:bidi="ar-SA"/>
       </w:rPr>
     </w:rPrDefault>
     <w:pPrDefault/>
   </w:docDefaults>
-  <w:latentStyles w:count="260" w:defQFormat="0" w:defUnhideWhenUsed="1" w:defSemiHidden="1" w:defUIPriority="99" w:defLockedState="0">
-    <w:lsdException w:qFormat="1" w:unhideWhenUsed="0" w:uiPriority="0" w:semiHidden="0" w:name="Normal"/>
-    <w:lsdException w:qFormat="1" w:unhideWhenUsed="0" w:uiPriority="9" w:semiHidden="0" w:name="heading 1"/>
-    <w:lsdException w:qFormat="1" w:uiPriority="9" w:name="heading 2"/>
-    <w:lsdException w:qFormat="1" w:uiPriority="9" w:name="heading 3"/>
-    <w:lsdException w:qFormat="1" w:uiPriority="9" w:name="heading 4"/>
-    <w:lsdException w:qFormat="1" w:uiPriority="9" w:name="heading 5"/>
-    <w:lsdException w:qFormat="1" w:uiPriority="9" w:name="heading 6"/>
-    <w:lsdException w:qFormat="1" w:uiPriority="9" w:name="heading 7"/>
-    <w:lsdException w:qFormat="1" w:uiPriority="9" w:name="heading 8"/>
-    <w:lsdException w:qFormat="1" w:uiPriority="9" w:name="heading 9"/>
-    <w:lsdException w:uiPriority="99" w:name="index 1"/>
-    <w:lsdException w:uiPriority="99" w:name="index 2"/>
-    <w:lsdException w:uiPriority="99" w:name="index 3"/>
-    <w:lsdException w:uiPriority="99" w:name="index 4"/>
-    <w:lsdException w:uiPriority="99" w:name="index 5"/>
-    <w:lsdException w:uiPriority="99" w:name="index 6"/>
-    <w:lsdException w:uiPriority="99" w:name="index 7"/>
-    <w:lsdException w:uiPriority="99" w:name="index 8"/>
-    <w:lsdException w:uiPriority="99" w:name="index 9"/>
-    <w:lsdException w:uiPriority="39" w:name="toc 1"/>
-    <w:lsdException w:uiPriority="39" w:name="toc 2"/>
-    <w:lsdException w:uiPriority="39" w:name="toc 3"/>
-    <w:lsdException w:uiPriority="39" w:name="toc 4"/>
-    <w:lsdException w:uiPriority="39" w:name="toc 5"/>
-    <w:lsdException w:uiPriority="39" w:name="toc 6"/>
-    <w:lsdException w:uiPriority="39" w:name="toc 7"/>
-    <w:lsdException w:uiPriority="39" w:name="toc 8"/>
-    <w:lsdException w:uiPriority="39" w:name="toc 9"/>
-    <w:lsdException w:uiPriority="99" w:name="Normal Indent"/>
-    <w:lsdException w:uiPriority="99" w:name="footnote text"/>
-    <w:lsdException w:uiPriority="99" w:name="annotation text"/>
-    <w:lsdException w:qFormat="1" w:uiPriority="99" w:semiHidden="0" w:name="header"/>
-    <w:lsdException w:qFormat="1" w:uiPriority="99" w:semiHidden="0" w:name="footer"/>
-    <w:lsdException w:uiPriority="99" w:name="index heading"/>
-    <w:lsdException w:qFormat="1" w:uiPriority="35" w:name="caption"/>
-    <w:lsdException w:uiPriority="99" w:name="table of figures"/>
-    <w:lsdException w:uiPriority="99" w:name="envelope address"/>
-    <w:lsdException w:uiPriority="99" w:name="envelope return"/>
-    <w:lsdException w:uiPriority="99" w:name="footnote reference"/>
-    <w:lsdException w:uiPriority="99" w:name="annotation reference"/>
-    <w:lsdException w:uiPriority="99" w:name="line number"/>
-    <w:lsdException w:uiPriority="99" w:name="page number"/>
-    <w:lsdException w:uiPriority="99" w:name="endnote reference"/>
-    <w:lsdException w:uiPriority="99" w:name="endnote text"/>
-    <w:lsdException w:uiPriority="99" w:name="table of authorities"/>
-    <w:lsdException w:uiPriority="99" w:name="macro"/>
-    <w:lsdException w:uiPriority="99" w:name="toa heading"/>
-    <w:lsdException w:uiPriority="99" w:name="List"/>
-    <w:lsdException w:uiPriority="99" w:name="List Bullet"/>
-    <w:lsdException w:uiPriority="99" w:name="List Number"/>
-    <w:lsdException w:uiPriority="99" w:name="List 2"/>
-    <w:lsdException w:uiPriority="99" w:name="List 3"/>
-    <w:lsdException w:uiPriority="99" w:name="List 4"/>
-    <w:lsdException w:uiPriority="99" w:name="List 5"/>
-    <w:lsdException w:uiPriority="99" w:name="List Bullet 2"/>
-    <w:lsdException w:uiPriority="99" w:name="List Bullet 3"/>
-    <w:lsdException w:uiPriority="99" w:name="List Bullet 4"/>
-    <w:lsdException w:uiPriority="99" w:name="List Bullet 5"/>
-    <w:lsdException w:uiPriority="99" w:name="List Number 2"/>
-    <w:lsdException w:uiPriority="99" w:name="List Number 3"/>
-    <w:lsdException w:uiPriority="99" w:name="List Number 4"/>
-    <w:lsdException w:uiPriority="99" w:name="List Number 5"/>
-    <w:lsdException w:qFormat="1" w:unhideWhenUsed="0" w:uiPriority="10" w:semiHidden="0" w:name="Title"/>
-    <w:lsdException w:uiPriority="99" w:name="Closing"/>
-    <w:lsdException w:uiPriority="99" w:name="Signature"/>
-    <w:lsdException w:qFormat="1" w:uiPriority="1" w:name="Default Paragraph Font"/>
-    <w:lsdException w:uiPriority="99" w:name="Body Text"/>
-    <w:lsdException w:uiPriority="99" w:name="Body Text Indent"/>
-    <w:lsdException w:uiPriority="99" w:name="List Continue"/>
-    <w:lsdException w:uiPriority="99" w:name="List Continue 2"/>
-    <w:lsdException w:uiPriority="99" w:name="List Continue 3"/>
-    <w:lsdException w:uiPriority="99" w:name="List Continue 4"/>
-    <w:lsdException w:uiPriority="99" w:name="List Continue 5"/>
-    <w:lsdException w:uiPriority="99" w:name="Message Header"/>
-    <w:lsdException w:qFormat="1" w:unhideWhenUsed="0" w:uiPriority="11" w:semiHidden="0" w:name="Subtitle"/>
-    <w:lsdException w:uiPriority="99" w:name="Salutation"/>
-    <w:lsdException w:qFormat="1" w:uiPriority="99" w:name="Date"/>
-    <w:lsdException w:uiPriority="99" w:name="Body Text First Indent"/>
-    <w:lsdException w:uiPriority="99" w:name="Body Text First Indent 2"/>
-    <w:lsdException w:uiPriority="99" w:name="Note Heading"/>
-    <w:lsdException w:uiPriority="99" w:name="Body Text 2"/>
-    <w:lsdException w:uiPriority="99" w:name="Body Text 3"/>
-    <w:lsdException w:uiPriority="99" w:name="Body Text Indent 2"/>
-    <w:lsdException w:uiPriority="99" w:name="Body Text Indent 3"/>
-    <w:lsdException w:uiPriority="99" w:name="Block Text"/>
-    <w:lsdException w:qFormat="1" w:uiPriority="99" w:semiHidden="0" w:name="Hyperlink"/>
-    <w:lsdException w:uiPriority="99" w:name="FollowedHyperlink"/>
-    <w:lsdException w:qFormat="1" w:unhideWhenUsed="0" w:uiPriority="22" w:semiHidden="0" w:name="Strong"/>
-    <w:lsdException w:qFormat="1" w:unhideWhenUsed="0" w:uiPriority="20" w:semiHidden="0" w:name="Emphasis"/>
-    <w:lsdException w:uiPriority="99" w:name="Document Map"/>
-    <w:lsdException w:uiPriority="99" w:name="Plain Text"/>
-    <w:lsdException w:uiPriority="99" w:name="E-mail Signature"/>
-    <w:lsdException w:uiPriority="99" w:name="Normal (Web)"/>
-    <w:lsdException w:uiPriority="99" w:name="HTML Acronym"/>
-    <w:lsdException w:uiPriority="99" w:name="HTML Address"/>
-    <w:lsdException w:uiPriority="99" w:name="HTML Cite"/>
-    <w:lsdException w:uiPriority="99" w:name="HTML Code"/>
-    <w:lsdException w:uiPriority="99" w:name="HTML Definition"/>
-    <w:lsdException w:uiPriority="99" w:name="HTML Keyboard"/>
-    <w:lsdException w:uiPriority="99" w:name="HTML Preformatted"/>
-    <w:lsdException w:uiPriority="99" w:name="HTML Sample"/>
-    <w:lsdException w:uiPriority="99" w:name="HTML Typewriter"/>
-    <w:lsdException w:uiPriority="99" w:name="HTML Variable"/>
-    <w:lsdException w:qFormat="1" w:uiPriority="99" w:name="Normal Table"/>
-    <w:lsdException w:uiPriority="99" w:name="annotation subject"/>
-    <w:lsdException w:uiPriority="99" w:name="Table Simple 1"/>
-    <w:lsdException w:uiPriority="99" w:name="Table Simple 2"/>
-    <w:lsdException w:uiPriority="99" w:name="Table Simple 3"/>
-    <w:lsdException w:uiPriority="99" w:name="Table Classic 1"/>
-    <w:lsdException w:uiPriority="99" w:name="Table Classic 2"/>
-    <w:lsdException w:uiPriority="99" w:name="Table Classic 3"/>
-    <w:lsdException w:uiPriority="99" w:name="Table Classic 4"/>
-    <w:lsdException w:uiPriority="99" w:name="Table Colorful 1"/>
-    <w:lsdException w:uiPriority="99" w:name="Table Colorful 2"/>
-    <w:lsdException w:uiPriority="99" w:name="Table Colorful 3"/>
-    <w:lsdException w:uiPriority="99" w:name="Table Columns 1"/>
-    <w:lsdException w:uiPriority="99" w:name="Table Columns 2"/>
-    <w:lsdException w:uiPriority="99" w:name="Table Columns 3"/>
-    <w:lsdException w:uiPriority="99" w:name="Table Columns 4"/>
-    <w:lsdException w:uiPriority="99" w:name="Table Columns 5"/>
-    <w:lsdException w:uiPriority="99" w:name="Table Grid 1"/>
-    <w:lsdException w:uiPriority="99" w:name="Table Grid 2"/>
-    <w:lsdException w:uiPriority="99" w:name="Table Grid 3"/>
-    <w:lsdException w:uiPriority="99" w:name="Table Grid 4"/>
-    <w:lsdException w:uiPriority="99" w:name="Table Grid 5"/>
-    <w:lsdException w:uiPriority="99" w:name="Table Grid 6"/>
-    <w:lsdException w:uiPriority="99" w:name="Table Grid 7"/>
-    <w:lsdException w:uiPriority="99" w:name="Table Grid 8"/>
-    <w:lsdException w:uiPriority="99" w:name="Table List 1"/>
-    <w:lsdException w:uiPriority="99" w:name="Table List 2"/>
-    <w:lsdException w:uiPriority="99" w:name="Table List 3"/>
-    <w:lsdException w:uiPriority="99" w:name="Table List 4"/>
-    <w:lsdException w:uiPriority="99" w:name="Table List 5"/>
-    <w:lsdException w:uiPriority="99" w:name="Table List 6"/>
-    <w:lsdException w:uiPriority="99" w:name="Table List 7"/>
-    <w:lsdException w:uiPriority="99" w:name="Table List 8"/>
-    <w:lsdException w:uiPriority="99" w:name="Table 3D effects 1"/>
-    <w:lsdException w:uiPriority="99" w:name="Table 3D effects 2"/>
-    <w:lsdException w:uiPriority="99" w:name="Table 3D effects 3"/>
-    <w:lsdException w:uiPriority="99" w:name="Table Contemporary"/>
-    <w:lsdException w:uiPriority="99" w:name="Table Elegant"/>
-    <w:lsdException w:uiPriority="99" w:name="Table Professional"/>
-    <w:lsdException w:uiPriority="99" w:name="Table Subtle 1"/>
-    <w:lsdException w:uiPriority="99" w:name="Table Subtle 2"/>
-    <w:lsdException w:uiPriority="99" w:name="Table Web 1"/>
-    <w:lsdException w:uiPriority="99" w:name="Table Web 2"/>
-    <w:lsdException w:uiPriority="99" w:name="Table Web 3"/>
-    <w:lsdException w:qFormat="1" w:uiPriority="99" w:name="Balloon Text"/>
-    <w:lsdException w:qFormat="1" w:unhideWhenUsed="0" w:uiPriority="39" w:semiHidden="0" w:name="Table Grid"/>
-    <w:lsdException w:uiPriority="99" w:name="Table Theme"/>
-    <w:lsdException w:unhideWhenUsed="0" w:uiPriority="60" w:semiHidden="0" w:name="Light Shading"/>
-    <w:lsdException w:unhideWhenUsed="0" w:uiPriority="61" w:semiHidden="0" w:name="Light List"/>
-    <w:lsdException w:unhideWhenUsed="0" w:uiPriority="62" w:semiHidden="0" w:name="Light Grid"/>
-    <w:lsdException w:unhideWhenUsed="0" w:uiPriority="63" w:semiHidden="0" w:name="Medium Shading 1"/>
-    <w:lsdException w:unhideWhenUsed="0" w:uiPriority="64" w:semiHidden="0" w:name="Medium Shading 2"/>
-    <w:lsdException w:unhideWhenUsed="0" w:uiPriority="65" w:semiHidden="0" w:name="Medium List 1"/>
-    <w:lsdException w:unhideWhenUsed="0" w:uiPriority="66" w:semiHidden="0" w:name="Medium List 2"/>
-    <w:lsdException w:unhideWhenUsed="0" w:uiPriority="67" w:semiHidden="0" w:name="Medium Grid 1"/>
-    <w:lsdException w:unhideWhenUsed="0" w:uiPriority="68" w:semiHidden="0" w:name="Medium Grid 2"/>
-    <w:lsdException w:unhideWhenUsed="0" w:uiPriority="69" w:semiHidden="0" w:name="Medium Grid 3"/>
-    <w:lsdException w:unhideWhenUsed="0" w:uiPriority="70" w:semiHidden="0" w:name="Dark List"/>
-    <w:lsdException w:unhideWhenUsed="0" w:uiPriority="71" w:semiHidden="0" w:name="Colorful Shading"/>
-    <w:lsdException w:unhideWhenUsed="0" w:uiPriority="72" w:semiHidden="0" w:name="Colorful List"/>
-    <w:lsdException w:unhideWhenUsed="0" w:uiPriority="73" w:semiHidden="0" w:name="Colorful Grid"/>
-    <w:lsdException w:unhideWhenUsed="0" w:uiPriority="60" w:semiHidden="0" w:name="Light Shading Accent 1"/>
-    <w:lsdException w:unhideWhenUsed="0" w:uiPriority="61" w:semiHidden="0" w:name="Light List Accent 1"/>
-    <w:lsdException w:unhideWhenUsed="0" w:uiPriority="62" w:semiHidden="0" w:name="Light Grid Accent 1"/>
-    <w:lsdException w:unhideWhenUsed="0" w:uiPriority="63" w:semiHidden="0" w:name="Medium Shading 1 Accent 1"/>
-    <w:lsdException w:unhideWhenUsed="0" w:uiPriority="64" w:semiHidden="0" w:name="Medium Shading 2 Accent 1"/>
-    <w:lsdException w:unhideWhenUsed="0" w:uiPriority="65" w:semiHidden="0" w:name="Medium List 1 Accent 1"/>
-    <w:lsdException w:qFormat="1" w:unhideWhenUsed="0" w:uiPriority="34" w:semiHidden="0" w:name="List Paragraph"/>
-    <w:lsdException w:unhideWhenUsed="0" w:uiPriority="66" w:semiHidden="0" w:name="Medium List 2 Accent 1"/>
-    <w:lsdException w:unhideWhenUsed="0" w:uiPriority="67" w:semiHidden="0" w:name="Medium Grid 1 Accent 1"/>
-    <w:lsdException w:unhideWhenUsed="0" w:uiPriority="68" w:semiHidden="0" w:name="Medium Grid 2 Accent 1"/>
-    <w:lsdException w:unhideWhenUsed="0" w:uiPriority="69" w:semiHidden="0" w:name="Medium Grid 3 Accent 1"/>
-    <w:lsdException w:unhideWhenUsed="0" w:uiPriority="70" w:semiHidden="0" w:name="Dark List Accent 1"/>
-    <w:lsdException w:unhideWhenUsed="0" w:uiPriority="71" w:semiHidden="0" w:name="Colorful Shading Accent 1"/>
-    <w:lsdException w:unhideWhenUsed="0" w:uiPriority="72" w:semiHidden="0" w:name="Colorful List Accent 1"/>
-    <w:lsdException w:unhideWhenUsed="0" w:uiPriority="73" w:semiHidden="0" w:name="Colorful Grid Accent 1"/>
-    <w:lsdException w:unhideWhenUsed="0" w:uiPriority="60" w:semiHidden="0" w:name="Light Shading Accent 2"/>
-    <w:lsdException w:unhideWhenUsed="0" w:uiPriority="61" w:semiHidden="0" w:name="Light List Accent 2"/>
-    <w:lsdException w:unhideWhenUsed="0" w:uiPriority="62" w:semiHidden="0" w:name="Light Grid Accent 2"/>
-    <w:lsdException w:unhideWhenUsed="0" w:uiPriority="63" w:semiHidden="0" w:name="Medium Shading 1 Accent 2"/>
-    <w:lsdException w:unhideWhenUsed="0" w:uiPriority="64" w:semiHidden="0" w:name="Medium Shading 2 Accent 2"/>
-    <w:lsdException w:unhideWhenUsed="0" w:uiPriority="65" w:semiHidden="0" w:name="Medium List 1 Accent 2"/>
-    <w:lsdException w:unhideWhenUsed="0" w:uiPriority="66" w:semiHidden="0" w:name="Medium List 2 Accent 2"/>
-    <w:lsdException w:unhideWhenUsed="0" w:uiPriority="67" w:semiHidden="0" w:name="Medium Grid 1 Accent 2"/>
-    <w:lsdException w:unhideWhenUsed="0" w:uiPriority="68" w:semiHidden="0" w:name="Medium Grid 2 Accent 2"/>
-    <w:lsdException w:unhideWhenUsed="0" w:uiPriority="69" w:semiHidden="0" w:name="Medium Grid 3 Accent 2"/>
-    <w:lsdException w:unhideWhenUsed="0" w:uiPriority="70" w:semiHidden="0" w:name="Dark List Accent 2"/>
-    <w:lsdException w:unhideWhenUsed="0" w:uiPriority="71" w:semiHidden="0" w:name="Colorful Shading Accent 2"/>
-    <w:lsdException w:unhideWhenUsed="0" w:uiPriority="72" w:semiHidden="0" w:name="Colorful List Accent 2"/>
-    <w:lsdException w:unhideWhenUsed="0" w:uiPriority="73" w:semiHidden="0" w:name="Colorful Grid Accent 2"/>
-    <w:lsdException w:unhideWhenUsed="0" w:uiPriority="60" w:semiHidden="0" w:name="Light Shading Accent 3"/>
-    <w:lsdException w:unhideWhenUsed="0" w:uiPriority="61" w:semiHidden="0" w:name="Light List Accent 3"/>
-    <w:lsdException w:unhideWhenUsed="0" w:uiPriority="62" w:semiHidden="0" w:name="Light Grid Accent 3"/>
-    <w:lsdException w:unhideWhenUsed="0" w:uiPriority="63" w:semiHidden="0" w:name="Medium Shading 1 Accent 3"/>
-    <w:lsdException w:unhideWhenUsed="0" w:uiPriority="64" w:semiHidden="0" w:name="Medium Shading 2 Accent 3"/>
-    <w:lsdException w:unhideWhenUsed="0" w:uiPriority="65" w:semiHidden="0" w:name="Medium List 1 Accent 3"/>
-    <w:lsdException w:unhideWhenUsed="0" w:uiPriority="66" w:semiHidden="0" w:name="Medium List 2 Accent 3"/>
-    <w:lsdException w:unhideWhenUsed="0" w:uiPriority="67" w:semiHidden="0" w:name="Medium Grid 1 Accent 3"/>
-    <w:lsdException w:unhideWhenUsed="0" w:uiPriority="68" w:semiHidden="0" w:name="Medium Grid 2 Accent 3"/>
-    <w:lsdException w:unhideWhenUsed="0" w:uiPriority="69" w:semiHidden="0" w:name="Medium Grid 3 Accent 3"/>
-    <w:lsdException w:unhideWhenUsed="0" w:uiPriority="70" w:semiHidden="0" w:name="Dark List Accent 3"/>
-    <w:lsdException w:unhideWhenUsed="0" w:uiPriority="71" w:semiHidden="0" w:name="Colorful Shading Accent 3"/>
-    <w:lsdException w:unhideWhenUsed="0" w:uiPriority="72" w:semiHidden="0" w:name="Colorful List Accent 3"/>
-    <w:lsdException w:unhideWhenUsed="0" w:uiPriority="73" w:semiHidden="0" w:name="Colorful Grid Accent 3"/>
-    <w:lsdException w:unhideWhenUsed="0" w:uiPriority="60" w:semiHidden="0" w:name="Light Shading Accent 4"/>
-    <w:lsdException w:unhideWhenUsed="0" w:uiPriority="61" w:semiHidden="0" w:name="Light List Accent 4"/>
-    <w:lsdException w:unhideWhenUsed="0" w:uiPriority="62" w:semiHidden="0" w:name="Light Grid Accent 4"/>
-    <w:lsdException w:unhideWhenUsed="0" w:uiPriority="63" w:semiHidden="0" w:name="Medium Shading 1 Accent 4"/>
-    <w:lsdException w:unhideWhenUsed="0" w:uiPriority="64" w:semiHidden="0" w:name="Medium Shading 2 Accent 4"/>
-    <w:lsdException w:unhideWhenUsed="0" w:uiPriority="65" w:semiHidden="0" w:name="Medium List 1 Accent 4"/>
-    <w:lsdException w:unhideWhenUsed="0" w:uiPriority="66" w:semiHidden="0" w:name="Medium List 2 Accent 4"/>
-    <w:lsdException w:unhideWhenUsed="0" w:uiPriority="67" w:semiHidden="0" w:name="Medium Grid 1 Accent 4"/>
-    <w:lsdException w:unhideWhenUsed="0" w:uiPriority="68" w:semiHidden="0" w:name="Medium Grid 2 Accent 4"/>
-    <w:lsdException w:unhideWhenUsed="0" w:uiPriority="69" w:semiHidden="0" w:name="Medium Grid 3 Accent 4"/>
-    <w:lsdException w:unhideWhenUsed="0" w:uiPriority="70" w:semiHidden="0" w:name="Dark List Accent 4"/>
-    <w:lsdException w:unhideWhenUsed="0" w:uiPriority="71" w:semiHidden="0" w:name="Colorful Shading Accent 4"/>
-    <w:lsdException w:unhideWhenUsed="0" w:uiPriority="72" w:semiHidden="0" w:name="Colorful List Accent 4"/>
-    <w:lsdException w:unhideWhenUsed="0" w:uiPriority="73" w:semiHidden="0" w:name="Colorful Grid Accent 4"/>
-    <w:lsdException w:unhideWhenUsed="0" w:uiPriority="60" w:semiHidden="0" w:name="Light Shading Accent 5"/>
-    <w:lsdException w:unhideWhenUsed="0" w:uiPriority="61" w:semiHidden="0" w:name="Light List Accent 5"/>
-    <w:lsdException w:unhideWhenUsed="0" w:uiPriority="62" w:semiHidden="0" w:name="Light Grid Accent 5"/>
-    <w:lsdException w:unhideWhenUsed="0" w:uiPriority="63" w:semiHidden="0" w:name="Medium Shading 1 Accent 5"/>
-    <w:lsdException w:unhideWhenUsed="0" w:uiPriority="64" w:semiHidden="0" w:name="Medium Shading 2 Accent 5"/>
-    <w:lsdException w:unhideWhenUsed="0" w:uiPriority="65" w:semiHidden="0" w:name="Medium List 1 Accent 5"/>
-    <w:lsdException w:unhideWhenUsed="0" w:uiPriority="66" w:semiHidden="0" w:name="Medium List 2 Accent 5"/>
-    <w:lsdException w:unhideWhenUsed="0" w:uiPriority="67" w:semiHidden="0" w:name="Medium Grid 1 Accent 5"/>
-    <w:lsdException w:unhideWhenUsed="0" w:uiPriority="68" w:semiHidden="0" w:name="Medium Grid 2 Accent 5"/>
-    <w:lsdException w:unhideWhenUsed="0" w:uiPriority="69" w:semiHidden="0" w:name="Medium Grid 3 Accent 5"/>
-    <w:lsdException w:unhideWhenUsed="0" w:uiPriority="70" w:semiHidden="0" w:name="Dark List Accent 5"/>
-    <w:lsdException w:unhideWhenUsed="0" w:uiPriority="71" w:semiHidden="0" w:name="Colorful Shading Accent 5"/>
-    <w:lsdException w:unhideWhenUsed="0" w:uiPriority="72" w:semiHidden="0" w:name="Colorful List Accent 5"/>
-    <w:lsdException w:unhideWhenUsed="0" w:uiPriority="73" w:semiHidden="0" w:name="Colorful Grid Accent 5"/>
-    <w:lsdException w:unhideWhenUsed="0" w:uiPriority="60" w:semiHidden="0" w:name="Light Shading Accent 6"/>
-    <w:lsdException w:unhideWhenUsed="0" w:uiPriority="61" w:semiHidden="0" w:name="Light List Accent 6"/>
-    <w:lsdException w:unhideWhenUsed="0" w:uiPriority="62" w:semiHidden="0" w:name="Light Grid Accent 6"/>
-    <w:lsdException w:unhideWhenUsed="0" w:uiPriority="63" w:semiHidden="0" w:name="Medium Shading 1 Accent 6"/>
-    <w:lsdException w:unhideWhenUsed="0" w:uiPriority="64" w:semiHidden="0" w:name="Medium Shading 2 Accent 6"/>
-    <w:lsdException w:unhideWhenUsed="0" w:uiPriority="65" w:semiHidden="0" w:name="Medium List 1 Accent 6"/>
-    <w:lsdException w:unhideWhenUsed="0" w:uiPriority="66" w:semiHidden="0" w:name="Medium List 2 Accent 6"/>
-    <w:lsdException w:unhideWhenUsed="0" w:uiPriority="67" w:semiHidden="0" w:name="Medium Grid 1 Accent 6"/>
-    <w:lsdException w:unhideWhenUsed="0" w:uiPriority="68" w:semiHidden="0" w:name="Medium Grid 2 Accent 6"/>
-    <w:lsdException w:unhideWhenUsed="0" w:uiPriority="69" w:semiHidden="0" w:name="Medium Grid 3 Accent 6"/>
-    <w:lsdException w:unhideWhenUsed="0" w:uiPriority="70" w:semiHidden="0" w:name="Dark List Accent 6"/>
-    <w:lsdException w:unhideWhenUsed="0" w:uiPriority="71" w:semiHidden="0" w:name="Colorful Shading Accent 6"/>
-    <w:lsdException w:unhideWhenUsed="0" w:uiPriority="72" w:semiHidden="0" w:name="Colorful List Accent 6"/>
-    <w:lsdException w:unhideWhenUsed="0" w:uiPriority="73" w:semiHidden="0" w:name="Colorful Grid Accent 6"/>
+  <w:latentStyles w:defLockedState="0" w:defUIPriority="99" w:defSemiHidden="0" w:defUnhideWhenUsed="0" w:defQFormat="0" w:count="376">
+    <w:lsdException w:name="Normal" w:uiPriority="0" w:qFormat="1"/>
+    <w:lsdException w:name="heading 1" w:uiPriority="0" w:qFormat="1"/>
+    <w:lsdException w:name="heading 2" w:semiHidden="1" w:uiPriority="0" w:unhideWhenUsed="1" w:qFormat="1"/>
+    <w:lsdException w:name="heading 3" w:semiHidden="1" w:uiPriority="0" w:unhideWhenUsed="1" w:qFormat="1"/>
+    <w:lsdException w:name="heading 4" w:semiHidden="1" w:uiPriority="9" w:unhideWhenUsed="1" w:qFormat="1"/>
+    <w:lsdException w:name="heading 5" w:semiHidden="1" w:uiPriority="9" w:unhideWhenUsed="1" w:qFormat="1"/>
+    <w:lsdException w:name="heading 6" w:semiHidden="1" w:uiPriority="9" w:unhideWhenUsed="1" w:qFormat="1"/>
+    <w:lsdException w:name="heading 7" w:semiHidden="1" w:uiPriority="9" w:unhideWhenUsed="1" w:qFormat="1"/>
+    <w:lsdException w:name="heading 8" w:semiHidden="1" w:uiPriority="9" w:unhideWhenUsed="1" w:qFormat="1"/>
+    <w:lsdException w:name="heading 9" w:semiHidden="1" w:uiPriority="9" w:unhideWhenUsed="1" w:qFormat="1"/>
+    <w:lsdException w:name="index 1" w:semiHidden="1" w:unhideWhenUsed="1"/>
+    <w:lsdException w:name="index 2" w:semiHidden="1" w:unhideWhenUsed="1"/>
+    <w:lsdException w:name="index 3" w:semiHidden="1" w:unhideWhenUsed="1"/>
+    <w:lsdException w:name="index 4" w:semiHidden="1" w:unhideWhenUsed="1"/>
+    <w:lsdException w:name="index 5" w:semiHidden="1" w:unhideWhenUsed="1"/>
+    <w:lsdException w:name="index 6" w:semiHidden="1" w:unhideWhenUsed="1"/>
+    <w:lsdException w:name="index 7" w:semiHidden="1" w:unhideWhenUsed="1"/>
+    <w:lsdException w:name="index 8" w:semiHidden="1" w:unhideWhenUsed="1"/>
+    <w:lsdException w:name="index 9" w:semiHidden="1" w:unhideWhenUsed="1"/>
+    <w:lsdException w:name="toc 1" w:semiHidden="1" w:uiPriority="39" w:unhideWhenUsed="1"/>
+    <w:lsdException w:name="toc 2" w:semiHidden="1" w:uiPriority="39" w:unhideWhenUsed="1"/>
+    <w:lsdException w:name="toc 3" w:semiHidden="1" w:uiPriority="39" w:unhideWhenUsed="1"/>
+    <w:lsdException w:name="toc 4" w:semiHidden="1" w:uiPriority="39" w:unhideWhenUsed="1"/>
+    <w:lsdException w:name="toc 5" w:semiHidden="1" w:uiPriority="39" w:unhideWhenUsed="1"/>
+    <w:lsdException w:name="toc 6" w:semiHidden="1" w:uiPriority="39" w:unhideWhenUsed="1"/>
+    <w:lsdException w:name="toc 7" w:semiHidden="1" w:uiPriority="39" w:unhideWhenUsed="1"/>
+    <w:lsdException w:name="toc 8" w:semiHidden="1" w:uiPriority="39" w:unhideWhenUsed="1"/>
+    <w:lsdException w:name="toc 9" w:semiHidden="1" w:uiPriority="39" w:unhideWhenUsed="1"/>
+    <w:lsdException w:name="Normal Indent" w:semiHidden="1" w:unhideWhenUsed="1"/>
+    <w:lsdException w:name="footnote text" w:semiHidden="1" w:unhideWhenUsed="1"/>
+    <w:lsdException w:name="annotation text" w:semiHidden="1" w:unhideWhenUsed="1"/>
+    <w:lsdException w:name="header" w:unhideWhenUsed="1" w:qFormat="1"/>
+    <w:lsdException w:name="footer" w:unhideWhenUsed="1" w:qFormat="1"/>
+    <w:lsdException w:name="index heading" w:semiHidden="1" w:unhideWhenUsed="1"/>
+    <w:lsdException w:name="caption" w:semiHidden="1" w:uiPriority="35" w:unhideWhenUsed="1" w:qFormat="1"/>
+    <w:lsdException w:name="table of figures" w:semiHidden="1" w:unhideWhenUsed="1"/>
+    <w:lsdException w:name="envelope address" w:semiHidden="1" w:unhideWhenUsed="1"/>
+    <w:lsdException w:name="envelope return" w:semiHidden="1" w:unhideWhenUsed="1"/>
+    <w:lsdException w:name="footnote reference" w:semiHidden="1" w:unhideWhenUsed="1"/>
+    <w:lsdException w:name="annotation reference" w:semiHidden="1" w:unhideWhenUsed="1"/>
+    <w:lsdException w:name="line number" w:semiHidden="1" w:unhideWhenUsed="1"/>
+    <w:lsdException w:name="page number" w:semiHidden="1" w:unhideWhenUsed="1"/>
+    <w:lsdException w:name="endnote reference" w:semiHidden="1" w:unhideWhenUsed="1"/>
+    <w:lsdException w:name="endnote text" w:semiHidden="1" w:unhideWhenUsed="1"/>
+    <w:lsdException w:name="table of authorities" w:semiHidden="1" w:unhideWhenUsed="1"/>
+    <w:lsdException w:name="macro" w:semiHidden="1" w:unhideWhenUsed="1"/>
+    <w:lsdException w:name="toa heading" w:semiHidden="1" w:unhideWhenUsed="1"/>
+    <w:lsdException w:name="List" w:semiHidden="1" w:unhideWhenUsed="1"/>
+    <w:lsdException w:name="List Bullet" w:semiHidden="1" w:unhideWhenUsed="1"/>
+    <w:lsdException w:name="List Number" w:semiHidden="1" w:unhideWhenUsed="1"/>
+    <w:lsdException w:name="List 2" w:semiHidden="1" w:unhideWhenUsed="1"/>
+    <w:lsdException w:name="List 3" w:semiHidden="1" w:unhideWhenUsed="1"/>
+    <w:lsdException w:name="List 4" w:semiHidden="1" w:unhideWhenUsed="1"/>
+    <w:lsdException w:name="List 5" w:semiHidden="1" w:unhideWhenUsed="1"/>
+    <w:lsdException w:name="List Bullet 2" w:semiHidden="1" w:unhideWhenUsed="1"/>
+    <w:lsdException w:name="List Bullet 3" w:semiHidden="1" w:unhideWhenUsed="1"/>
+    <w:lsdException w:name="List Bullet 4" w:semiHidden="1" w:unhideWhenUsed="1"/>
+    <w:lsdException w:name="List Bullet 5" w:semiHidden="1" w:unhideWhenUsed="1"/>
+    <w:lsdException w:name="List Number 2" w:semiHidden="1" w:unhideWhenUsed="1"/>
+    <w:lsdException w:name="List Number 3" w:semiHidden="1" w:unhideWhenUsed="1"/>
+    <w:lsdException w:name="List Number 4" w:semiHidden="1" w:unhideWhenUsed="1"/>
+    <w:lsdException w:name="List Number 5" w:semiHidden="1" w:unhideWhenUsed="1"/>
+    <w:lsdException w:name="Title" w:uiPriority="10" w:qFormat="1"/>
+    <w:lsdException w:name="Closing" w:semiHidden="1" w:unhideWhenUsed="1"/>
+    <w:lsdException w:name="Signature" w:semiHidden="1" w:unhideWhenUsed="1"/>
+    <w:lsdException w:name="Default Paragraph Font" w:semiHidden="1" w:uiPriority="1" w:unhideWhenUsed="1" w:qFormat="1"/>
+    <w:lsdException w:name="Body Text" w:semiHidden="1" w:unhideWhenUsed="1"/>
+    <w:lsdException w:name="Body Text Indent" w:semiHidden="1" w:unhideWhenUsed="1"/>
+    <w:lsdException w:name="List Continue" w:semiHidden="1" w:unhideWhenUsed="1"/>
+    <w:lsdException w:name="List Continue 2" w:semiHidden="1" w:unhideWhenUsed="1"/>
+    <w:lsdException w:name="List Continue 3" w:semiHidden="1" w:unhideWhenUsed="1"/>
+    <w:lsdException w:name="List Continue 4" w:semiHidden="1" w:unhideWhenUsed="1"/>
+    <w:lsdException w:name="List Continue 5" w:semiHidden="1" w:unhideWhenUsed="1"/>
+    <w:lsdException w:name="Message Header" w:semiHidden="1" w:unhideWhenUsed="1"/>
+    <w:lsdException w:name="Subtitle" w:uiPriority="11" w:qFormat="1"/>
+    <w:lsdException w:name="Salutation" w:semiHidden="1" w:unhideWhenUsed="1"/>
+    <w:lsdException w:name="Date" w:semiHidden="1" w:unhideWhenUsed="1" w:qFormat="1"/>
+    <w:lsdException w:name="Body Text First Indent" w:semiHidden="1" w:unhideWhenUsed="1"/>
+    <w:lsdException w:name="Body Text First Indent 2" w:semiHidden="1" w:unhideWhenUsed="1"/>
+    <w:lsdException w:name="Note Heading" w:semiHidden="1" w:unhideWhenUsed="1"/>
+    <w:lsdException w:name="Body Text 2" w:semiHidden="1" w:unhideWhenUsed="1"/>
+    <w:lsdException w:name="Body Text 3" w:semiHidden="1" w:unhideWhenUsed="1"/>
+    <w:lsdException w:name="Body Text Indent 2" w:semiHidden="1" w:unhideWhenUsed="1"/>
+    <w:lsdException w:name="Body Text Indent 3" w:semiHidden="1" w:unhideWhenUsed="1"/>
+    <w:lsdException w:name="Block Text" w:semiHidden="1" w:unhideWhenUsed="1"/>
+    <w:lsdException w:name="Hyperlink" w:unhideWhenUsed="1" w:qFormat="1"/>
+    <w:lsdException w:name="FollowedHyperlink" w:semiHidden="1" w:unhideWhenUsed="1"/>
+    <w:lsdException w:name="Strong" w:uiPriority="22" w:qFormat="1"/>
+    <w:lsdException w:name="Emphasis" w:uiPriority="20" w:qFormat="1"/>
+    <w:lsdException w:name="Document Map" w:semiHidden="1" w:unhideWhenUsed="1"/>
+    <w:lsdException w:name="Plain Text" w:semiHidden="1" w:unhideWhenUsed="1"/>
+    <w:lsdException w:name="E-mail Signature" w:semiHidden="1" w:unhideWhenUsed="1"/>
+    <w:lsdException w:name="HTML Top of Form" w:semiHidden="1" w:unhideWhenUsed="1"/>
+    <w:lsdException w:name="HTML Bottom of Form" w:semiHidden="1" w:unhideWhenUsed="1"/>
+    <w:lsdException w:name="Normal (Web)" w:semiHidden="1" w:unhideWhenUsed="1"/>
+    <w:lsdException w:name="HTML Acronym" w:semiHidden="1" w:unhideWhenUsed="1"/>
+    <w:lsdException w:name="HTML Address" w:semiHidden="1" w:unhideWhenUsed="1"/>
+    <w:lsdException w:name="HTML Cite" w:semiHidden="1" w:unhideWhenUsed="1"/>
+    <w:lsdException w:name="HTML Code" w:semiHidden="1" w:unhideWhenUsed="1"/>
+    <w:lsdException w:name="HTML Definition" w:semiHidden="1" w:unhideWhenUsed="1"/>
+    <w:lsdException w:name="HTML Keyboard" w:semiHidden="1" w:unhideWhenUsed="1"/>
+    <w:lsdException w:name="HTML Preformatted" w:semiHidden="1" w:unhideWhenUsed="1"/>
+    <w:lsdException w:name="HTML Sample" w:semiHidden="1" w:unhideWhenUsed="1"/>
+    <w:lsdException w:name="HTML Typewriter" w:semiHidden="1" w:unhideWhenUsed="1"/>
+    <w:lsdException w:name="HTML Variable" w:semiHidden="1" w:unhideWhenUsed="1"/>
+    <w:lsdException w:name="Normal Table" w:semiHidden="1" w:unhideWhenUsed="1" w:qFormat="1"/>
+    <w:lsdException w:name="annotation subject" w:semiHidden="1" w:unhideWhenUsed="1"/>
+    <w:lsdException w:name="No List" w:semiHidden="1" w:unhideWhenUsed="1"/>
+    <w:lsdException w:name="Outline List 1" w:semiHidden="1" w:unhideWhenUsed="1"/>
+    <w:lsdException w:name="Outline List 2" w:semiHidden="1" w:unhideWhenUsed="1"/>
+    <w:lsdException w:name="Outline List 3" w:semiHidden="1" w:unhideWhenUsed="1"/>
+    <w:lsdException w:name="Table Simple 1" w:semiHidden="1" w:unhideWhenUsed="1"/>
+    <w:lsdException w:name="Table Simple 2" w:semiHidden="1" w:unhideWhenUsed="1"/>
+    <w:lsdException w:name="Table Simple 3" w:semiHidden="1" w:unhideWhenUsed="1"/>
+    <w:lsdException w:name="Table Classic 1" w:semiHidden="1" w:unhideWhenUsed="1"/>
+    <w:lsdException w:name="Table Classic 2" w:semiHidden="1" w:unhideWhenUsed="1"/>
+    <w:lsdException w:name="Table Classic 3" w:semiHidden="1" w:unhideWhenUsed="1"/>
+    <w:lsdException w:name="Table Classic 4" w:semiHidden="1" w:unhideWhenUsed="1"/>
+    <w:lsdException w:name="Table Colorful 1" w:semiHidden="1" w:unhideWhenUsed="1"/>
+    <w:lsdException w:name="Table Colorful 2" w:semiHidden="1" w:unhideWhenUsed="1"/>
+    <w:lsdException w:name="Table Colorful 3" w:semiHidden="1" w:unhideWhenUsed="1"/>
+    <w:lsdException w:name="Table Columns 1" w:semiHidden="1" w:unhideWhenUsed="1"/>
+    <w:lsdException w:name="Table Columns 2" w:semiHidden="1" w:unhideWhenUsed="1"/>
+    <w:lsdException w:name="Table Columns 3" w:semiHidden="1" w:unhideWhenUsed="1"/>
+    <w:lsdException w:name="Table Columns 4" w:semiHidden="1" w:unhideWhenUsed="1"/>
+    <w:lsdException w:name="Table Columns 5" w:semiHidden="1" w:unhideWhenUsed="1"/>
+    <w:lsdException w:name="Table Grid 1" w:semiHidden="1" w:unhideWhenUsed="1"/>
+    <w:lsdException w:name="Table Grid 2" w:semiHidden="1" w:unhideWhenUsed="1"/>
+    <w:lsdException w:name="Table Grid 3" w:semiHidden="1" w:unhideWhenUsed="1"/>
+    <w:lsdException w:name="Table Grid 4" w:semiHidden="1" w:unhideWhenUsed="1"/>
+    <w:lsdException w:name="Table Grid 5" w:semiHidden="1" w:unhideWhenUsed="1"/>
+    <w:lsdException w:name="Table Grid 6" w:semiHidden="1" w:unhideWhenUsed="1"/>
+    <w:lsdException w:name="Table Grid 7" w:semiHidden="1" w:unhideWhenUsed="1"/>
+    <w:lsdException w:name="Table Grid 8" w:semiHidden="1" w:unhideWhenUsed="1"/>
+    <w:lsdException w:name="Table List 1" w:semiHidden="1" w:unhideWhenUsed="1"/>
+    <w:lsdException w:name="Table List 2" w:semiHidden="1" w:unhideWhenUsed="1"/>
+    <w:lsdException w:name="Table List 3" w:semiHidden="1" w:unhideWhenUsed="1"/>
+    <w:lsdException w:name="Table List 4" w:semiHidden="1" w:unhideWhenUsed="1"/>
+    <w:lsdException w:name="Table List 5" w:semiHidden="1" w:unhideWhenUsed="1"/>
+    <w:lsdException w:name="Table List 6" w:semiHidden="1" w:unhideWhenUsed="1"/>
+    <w:lsdException w:name="Table List 7" w:semiHidden="1" w:unhideWhenUsed="1"/>
+    <w:lsdException w:name="Table List 8" w:semiHidden="1" w:unhideWhenUsed="1"/>
+    <w:lsdException w:name="Table 3D effects 1" w:semiHidden="1" w:unhideWhenUsed="1"/>
+    <w:lsdException w:name="Table 3D effects 2" w:semiHidden="1" w:unhideWhenUsed="1"/>
+    <w:lsdException w:name="Table 3D effects 3" w:semiHidden="1" w:unhideWhenUsed="1"/>
+    <w:lsdException w:name="Table Contemporary" w:semiHidden="1" w:unhideWhenUsed="1"/>
+    <w:lsdException w:name="Table Elegant" w:semiHidden="1" w:unhideWhenUsed="1"/>
+    <w:lsdException w:name="Table Professional" w:semiHidden="1" w:unhideWhenUsed="1"/>
+    <w:lsdException w:name="Table Subtle 1" w:semiHidden="1" w:unhideWhenUsed="1"/>
+    <w:lsdException w:name="Table Subtle 2" w:semiHidden="1" w:unhideWhenUsed="1"/>
+    <w:lsdException w:name="Table Web 1" w:semiHidden="1" w:unhideWhenUsed="1"/>
+    <w:lsdException w:name="Table Web 2" w:semiHidden="1" w:unhideWhenUsed="1"/>
+    <w:lsdException w:name="Table Web 3" w:semiHidden="1" w:unhideWhenUsed="1"/>
+    <w:lsdException w:name="Balloon Text" w:semiHidden="1" w:unhideWhenUsed="1" w:qFormat="1"/>
+    <w:lsdException w:name="Table Grid" w:uiPriority="39" w:qFormat="1"/>
+    <w:lsdException w:name="Table Theme" w:semiHidden="1" w:unhideWhenUsed="1"/>
+    <w:lsdException w:name="Placeholder Text" w:semiHidden="1" w:unhideWhenUsed="1"/>
+    <w:lsdException w:name="No Spacing" w:semiHidden="1" w:unhideWhenUsed="1"/>
+    <w:lsdException w:name="Light Shading" w:uiPriority="60"/>
+    <w:lsdException w:name="Light List" w:uiPriority="61"/>
+    <w:lsdException w:name="Light Grid" w:uiPriority="62"/>
+    <w:lsdException w:name="Medium Shading 1" w:uiPriority="63"/>
+    <w:lsdException w:name="Medium Shading 2" w:uiPriority="64"/>
+    <w:lsdException w:name="Medium List 1" w:uiPriority="65"/>
+    <w:lsdException w:name="Medium List 2" w:uiPriority="66"/>
+    <w:lsdException w:name="Medium Grid 1" w:uiPriority="67"/>
+    <w:lsdException w:name="Medium Grid 2" w:uiPriority="68"/>
+    <w:lsdException w:name="Medium Grid 3" w:uiPriority="69"/>
+    <w:lsdException w:name="Dark List" w:uiPriority="70"/>
+    <w:lsdException w:name="Colorful Shading" w:uiPriority="71"/>
+    <w:lsdException w:name="Colorful List" w:uiPriority="72"/>
+    <w:lsdException w:name="Colorful Grid" w:uiPriority="73"/>
+    <w:lsdException w:name="Light Shading Accent 1" w:uiPriority="60"/>
+    <w:lsdException w:name="Light List Accent 1" w:uiPriority="61"/>
+    <w:lsdException w:name="Light Grid Accent 1" w:uiPriority="62"/>
+    <w:lsdException w:name="Medium Shading 1 Accent 1" w:uiPriority="63"/>
+    <w:lsdException w:name="Medium Shading 2 Accent 1" w:uiPriority="64"/>
+    <w:lsdException w:name="Medium List 1 Accent 1" w:uiPriority="65"/>
+    <w:lsdException w:name="Revision" w:semiHidden="1" w:unhideWhenUsed="1"/>
+    <w:lsdException w:name="List Paragraph" w:uiPriority="34" w:qFormat="1"/>
+    <w:lsdException w:name="Quote" w:semiHidden="1" w:unhideWhenUsed="1"/>
+    <w:lsdException w:name="Intense Quote" w:semiHidden="1" w:unhideWhenUsed="1"/>
+    <w:lsdException w:name="Medium List 2 Accent 1" w:uiPriority="66"/>
+    <w:lsdException w:name="Medium Grid 1 Accent 1" w:uiPriority="67"/>
+    <w:lsdException w:name="Medium Grid 2 Accent 1" w:uiPriority="68"/>
+    <w:lsdException w:name="Medium Grid 3 Accent 1" w:uiPriority="69"/>
+    <w:lsdException w:name="Dark List Accent 1" w:uiPriority="70"/>
+    <w:lsdException w:name="Colorful Shading Accent 1" w:uiPriority="71"/>
+    <w:lsdException w:name="Colorful List Accent 1" w:uiPriority="72"/>
+    <w:lsdException w:name="Colorful Grid Accent 1" w:uiPriority="73"/>
+    <w:lsdException w:name="Light Shading Accent 2" w:uiPriority="60"/>
+    <w:lsdException w:name="Light List Accent 2" w:uiPriority="61"/>
+    <w:lsdException w:name="Light Grid Accent 2" w:uiPriority="62"/>
+    <w:lsdException w:name="Medium Shading 1 Accent 2" w:uiPriority="63"/>
+    <w:lsdException w:name="Medium Shading 2 Accent 2" w:uiPriority="64"/>
+    <w:lsdException w:name="Medium List 1 Accent 2" w:uiPriority="65"/>
+    <w:lsdException w:name="Medium List 2 Accent 2" w:uiPriority="66"/>
+    <w:lsdException w:name="Medium Grid 1 Accent 2" w:uiPriority="67"/>
+    <w:lsdException w:name="Medium Grid 2 Accent 2" w:uiPriority="68"/>
+    <w:lsdException w:name="Medium Grid 3 Accent 2" w:uiPriority="69"/>
+    <w:lsdException w:name="Dark List Accent 2" w:uiPriority="70"/>
+    <w:lsdException w:name="Colorful Shading Accent 2" w:uiPriority="71"/>
+    <w:lsdException w:name="Colorful List Accent 2" w:uiPriority="72"/>
+    <w:lsdException w:name="Colorful Grid Accent 2" w:uiPriority="73"/>
+    <w:lsdException w:name="Light Shading Accent 3" w:uiPriority="60"/>
+    <w:lsdException w:name="Light List Accent 3" w:uiPriority="61"/>
+    <w:lsdException w:name="Light Grid Accent 3" w:uiPriority="62"/>
+    <w:lsdException w:name="Medium Shading 1 Accent 3" w:uiPriority="63"/>
+    <w:lsdException w:name="Medium Shading 2 Accent 3" w:uiPriority="64"/>
+    <w:lsdException w:name="Medium List 1 Accent 3" w:uiPriority="65"/>
+    <w:lsdException w:name="Medium List 2 Accent 3" w:uiPriority="66"/>
+    <w:lsdException w:name="Medium Grid 1 Accent 3" w:uiPriority="67"/>
+    <w:lsdException w:name="Medium Grid 2 Accent 3" w:uiPriority="68"/>
+    <w:lsdException w:name="Medium Grid 3 Accent 3" w:uiPriority="69"/>
+    <w:lsdException w:name="Dark List Accent 3" w:uiPriority="70"/>
+    <w:lsdException w:name="Colorful Shading Accent 3" w:uiPriority="71"/>
+    <w:lsdException w:name="Colorful List Accent 3" w:uiPriority="72"/>
+    <w:lsdException w:name="Colorful Grid Accent 3" w:uiPriority="73"/>
+    <w:lsdException w:name="Light Shading Accent 4" w:uiPriority="60"/>
+    <w:lsdException w:name="Light List Accent 4" w:uiPriority="61"/>
+    <w:lsdException w:name="Light Grid Accent 4" w:uiPriority="62"/>
+    <w:lsdException w:name="Medium Shading 1 Accent 4" w:uiPriority="63"/>
+    <w:lsdException w:name="Medium Shading 2 Accent 4" w:uiPriority="64"/>
+    <w:lsdException w:name="Medium List 1 Accent 4" w:uiPriority="65"/>
+    <w:lsdException w:name="Medium List 2 Accent 4" w:uiPriority="66"/>
+    <w:lsdException w:name="Medium Grid 1 Accent 4" w:uiPriority="67"/>
+    <w:lsdException w:name="Medium Grid 2 Accent 4" w:uiPriority="68"/>
+    <w:lsdException w:name="Medium Grid 3 Accent 4" w:uiPriority="69"/>
+    <w:lsdException w:name="Dark List Accent 4" w:uiPriority="70"/>
+    <w:lsdException w:name="Colorful Shading Accent 4" w:uiPriority="71"/>
+    <w:lsdException w:name="Colorful List Accent 4" w:uiPriority="72"/>
+    <w:lsdException w:name="Colorful Grid Accent 4" w:uiPriority="73"/>
+    <w:lsdException w:name="Light Shading Accent 5" w:uiPriority="60"/>
+    <w:lsdException w:name="Light List Accent 5" w:uiPriority="61"/>
+    <w:lsdException w:name="Light Grid Accent 5" w:uiPriority="62"/>
+    <w:lsdException w:name="Medium Shading 1 Accent 5" w:uiPriority="63"/>
+    <w:lsdException w:name="Medium Shading 2 Accent 5" w:uiPriority="64"/>
+    <w:lsdException w:name="Medium List 1 Accent 5" w:uiPriority="65"/>
+    <w:lsdException w:name="Medium List 2 Accent 5" w:uiPriority="66"/>
+    <w:lsdException w:name="Medium Grid 1 Accent 5" w:uiPriority="67"/>
+    <w:lsdException w:name="Medium Grid 2 Accent 5" w:uiPriority="68"/>
+    <w:lsdException w:name="Medium Grid 3 Accent 5" w:uiPriority="69"/>
+    <w:lsdException w:name="Dark List Accent 5" w:uiPriority="70"/>
+    <w:lsdException w:name="Colorful Shading Accent 5" w:uiPriority="71"/>
+    <w:lsdException w:name="Colorful List Accent 5" w:uiPriority="72"/>
+    <w:lsdException w:name="Colorful Grid Accent 5" w:uiPriority="73"/>
+    <w:lsdException w:name="Light Shading Accent 6" w:uiPriority="60"/>
+    <w:lsdException w:name="Light List Accent 6" w:uiPriority="61"/>
+    <w:lsdException w:name="Light Grid Accent 6" w:uiPriority="62"/>
+    <w:lsdException w:name="Medium Shading 1 Accent 6" w:uiPriority="63"/>
+    <w:lsdException w:name="Medium Shading 2 Accent 6" w:uiPriority="64"/>
+    <w:lsdException w:name="Medium List 1 Accent 6" w:uiPriority="65"/>
+    <w:lsdException w:name="Medium List 2 Accent 6" w:uiPriority="66"/>
+    <w:lsdException w:name="Medium Grid 1 Accent 6" w:uiPriority="67"/>
+    <w:lsdException w:name="Medium Grid 2 Accent 6" w:uiPriority="68"/>
+    <w:lsdException w:name="Medium Grid 3 Accent 6" w:uiPriority="69"/>
+    <w:lsdException w:name="Dark List Accent 6" w:uiPriority="70"/>
+    <w:lsdException w:name="Colorful Shading Accent 6" w:uiPriority="71"/>
+    <w:lsdException w:name="Colorful List Accent 6" w:uiPriority="72"/>
+    <w:lsdException w:name="Colorful Grid Accent 6" w:uiPriority="73"/>
+    <w:lsdException w:name="Subtle Emphasis" w:uiPriority="19" w:qFormat="1"/>
+    <w:lsdException w:name="Intense Emphasis" w:uiPriority="21" w:qFormat="1"/>
+    <w:lsdException w:name="Subtle Reference" w:uiPriority="31" w:qFormat="1"/>
+    <w:lsdException w:name="Intense Reference" w:uiPriority="32" w:qFormat="1"/>
+    <w:lsdException w:name="Book Title" w:uiPriority="33" w:qFormat="1"/>
+    <w:lsdException w:name="Bibliography" w:semiHidden="1" w:uiPriority="37" w:unhideWhenUsed="1"/>
+    <w:lsdException w:name="TOC Heading" w:semiHidden="1" w:uiPriority="39" w:unhideWhenUsed="1" w:qFormat="1"/>
+    <w:lsdException w:name="Plain Table 1" w:uiPriority="41"/>
+    <w:lsdException w:name="Plain Table 2" w:uiPriority="42"/>
+    <w:lsdException w:name="Plain Table 3" w:uiPriority="43"/>
+    <w:lsdException w:name="Plain Table 4" w:uiPriority="44"/>
+    <w:lsdException w:name="Plain Table 5" w:uiPriority="45"/>
+    <w:lsdException w:name="Grid Table Light" w:uiPriority="40"/>
+    <w:lsdException w:name="Grid Table 1 Light" w:uiPriority="46"/>
+    <w:lsdException w:name="Grid Table 2" w:uiPriority="47"/>
+    <w:lsdException w:name="Grid Table 3" w:uiPriority="48"/>
+    <w:lsdException w:name="Grid Table 4" w:uiPriority="49"/>
+    <w:lsdException w:name="Grid Table 5 Dark" w:uiPriority="50"/>
+    <w:lsdException w:name="Grid Table 6 Colorful" w:uiPriority="51"/>
+    <w:lsdException w:name="Grid Table 7 Colorful" w:uiPriority="52"/>
+    <w:lsdException w:name="Grid Table 1 Light Accent 1" w:uiPriority="46"/>
+    <w:lsdException w:name="Grid Table 2 Accent 1" w:uiPriority="47"/>
+    <w:lsdException w:name="Grid Table 3 Accent 1" w:uiPriority="48"/>
+    <w:lsdException w:name="Grid Table 4 Accent 1" w:uiPriority="49"/>
+    <w:lsdException w:name="Grid Table 5 Dark Accent 1" w:uiPriority="50"/>
+    <w:lsdException w:name="Grid Table 6 Colorful Accent 1" w:uiPriority="51"/>
+    <w:lsdException w:name="Grid Table 7 Colorful Accent 1" w:uiPriority="52"/>
+    <w:lsdException w:name="Grid Table 1 Light Accent 2" w:uiPriority="46"/>
+    <w:lsdException w:name="Grid Table 2 Accent 2" w:uiPriority="47"/>
+    <w:lsdException w:name="Grid Table 3 Accent 2" w:uiPriority="48"/>
+    <w:lsdException w:name="Grid Table 4 Accent 2" w:uiPriority="49"/>
+    <w:lsdException w:name="Grid Table 5 Dark Accent 2" w:uiPriority="50"/>
+    <w:lsdException w:name="Grid Table 6 Colorful Accent 2" w:uiPriority="51"/>
+    <w:lsdException w:name="Grid Table 7 Colorful Accent 2" w:uiPriority="52"/>
+    <w:lsdException w:name="Grid Table 1 Light Accent 3" w:uiPriority="46"/>
+    <w:lsdException w:name="Grid Table 2 Accent 3" w:uiPriority="47"/>
+    <w:lsdException w:name="Grid Table 3 Accent 3" w:uiPriority="48"/>
+    <w:lsdException w:name="Grid Table 4 Accent 3" w:uiPriority="49"/>
+    <w:lsdException w:name="Grid Table 5 Dark Accent 3" w:uiPriority="50"/>
+    <w:lsdException w:name="Grid Table 6 Colorful Accent 3" w:uiPriority="51"/>
+    <w:lsdException w:name="Grid Table 7 Colorful Accent 3" w:uiPriority="52"/>
+    <w:lsdException w:name="Grid Table 1 Light Accent 4" w:uiPriority="46"/>
+    <w:lsdException w:name="Grid Table 2 Accent 4" w:uiPriority="47"/>
+    <w:lsdException w:name="Grid Table 3 Accent 4" w:uiPriority="48"/>
+    <w:lsdException w:name="Grid Table 4 Accent 4" w:uiPriority="49"/>
+    <w:lsdException w:name="Grid Table 5 Dark Accent 4" w:uiPriority="50"/>
+    <w:lsdException w:name="Grid Table 6 Colorful Accent 4" w:uiPriority="51"/>
+    <w:lsdException w:name="Grid Table 7 Colorful Accent 4" w:uiPriority="52"/>
+    <w:lsdException w:name="Grid Table 1 Light Accent 5" w:uiPriority="46"/>
+    <w:lsdException w:name="Grid Table 2 Accent 5" w:uiPriority="47"/>
+    <w:lsdException w:name="Grid Table 3 Accent 5" w:uiPriority="48"/>
+    <w:lsdException w:name="Grid Table 4 Accent 5" w:uiPriority="49"/>
+    <w:lsdException w:name="Grid Table 5 Dark Accent 5" w:uiPriority="50"/>
+    <w:lsdException w:name="Grid Table 6 Colorful Accent 5" w:uiPriority="51"/>
+    <w:lsdException w:name="Grid Table 7 Colorful Accent 5" w:uiPriority="52"/>
+    <w:lsdException w:name="Grid Table 1 Light Accent 6" w:uiPriority="46"/>
+    <w:lsdException w:name="Grid Table 2 Accent 6" w:uiPriority="47"/>
+    <w:lsdException w:name="Grid Table 3 Accent 6" w:uiPriority="48"/>
+    <w:lsdException w:name="Grid Table 4 Accent 6" w:uiPriority="49"/>
+    <w:lsdException w:name="Grid Table 5 Dark Accent 6" w:uiPriority="50"/>
+    <w:lsdException w:name="Grid Table 6 Colorful Accent 6" w:uiPriority="51"/>
+    <w:lsdException w:name="Grid Table 7 Colorful Accent 6" w:uiPriority="52"/>
+    <w:lsdException w:name="List Table 1 Light" w:uiPriority="46"/>
+    <w:lsdException w:name="List Table 2" w:uiPriority="47"/>
+    <w:lsdException w:name="List Table 3" w:uiPriority="48"/>
+    <w:lsdException w:name="List Table 4" w:uiPriority="49"/>
+    <w:lsdException w:name="List Table 5 Dark" w:uiPriority="50"/>
+    <w:lsdException w:name="List Table 6 Colorful" w:uiPriority="51"/>
+    <w:lsdException w:name="List Table 7 Colorful" w:uiPriority="52"/>
+    <w:lsdException w:name="List Table 1 Light Accent 1" w:uiPriority="46"/>
+    <w:lsdException w:name="List Table 2 Accent 1" w:uiPriority="47"/>
+    <w:lsdException w:name="List Table 3 Accent 1" w:uiPriority="48"/>
+    <w:lsdException w:name="List Table 4 Accent 1" w:uiPriority="49"/>
+    <w:lsdException w:name="List Table 5 Dark Accent 1" w:uiPriority="50"/>
+    <w:lsdException w:name="List Table 6 Colorful Accent 1" w:uiPriority="51"/>
+    <w:lsdException w:name="List Table 7 Colorful Accent 1" w:uiPriority="52"/>
+    <w:lsdException w:name="List Table 1 Light Accent 2" w:uiPriority="46"/>
+    <w:lsdException w:name="List Table 2 Accent 2" w:uiPriority="47"/>
+    <w:lsdException w:name="List Table 3 Accent 2" w:uiPriority="48"/>
+    <w:lsdException w:name="List Table 4 Accent 2" w:uiPriority="49"/>
+    <w:lsdException w:name="List Table 5 Dark Accent 2" w:uiPriority="50"/>
+    <w:lsdException w:name="List Table 6 Colorful Accent 2" w:uiPriority="51"/>
+    <w:lsdException w:name="List Table 7 Colorful Accent 2" w:uiPriority="52"/>
+    <w:lsdException w:name="List Table 1 Light Accent 3" w:uiPriority="46"/>
+    <w:lsdException w:name="List Table 2 Accent 3" w:uiPriority="47"/>
+    <w:lsdException w:name="List Table 3 Accent 3" w:uiPriority="48"/>
+    <w:lsdException w:name="List Table 4 Accent 3" w:uiPriority="49"/>
+    <w:lsdException w:name="List Table 5 Dark Accent 3" w:uiPriority="50"/>
+    <w:lsdException w:name="List Table 6 Colorful Accent 3" w:uiPriority="51"/>
+    <w:lsdException w:name="List Table 7 Colorful Accent 3" w:uiPriority="52"/>
+    <w:lsdException w:name="List Table 1 Light Accent 4" w:uiPriority="46"/>
+    <w:lsdException w:name="List Table 2 Accent 4" w:uiPriority="47"/>
+    <w:lsdException w:name="List Table 3 Accent 4" w:uiPriority="48"/>
+    <w:lsdException w:name="List Table 4 Accent 4" w:uiPriority="49"/>
+    <w:lsdException w:name="List Table 5 Dark Accent 4" w:uiPriority="50"/>
+    <w:lsdException w:name="List Table 6 Colorful Accent 4" w:uiPriority="51"/>
+    <w:lsdException w:name="List Table 7 Colorful Accent 4" w:uiPriority="52"/>
+    <w:lsdException w:name="List Table 1 Light Accent 5" w:uiPriority="46"/>
+    <w:lsdException w:name="List Table 2 Accent 5" w:uiPriority="47"/>
+    <w:lsdException w:name="List Table 3 Accent 5" w:uiPriority="48"/>
+    <w:lsdException w:name="List Table 4 Accent 5" w:uiPriority="49"/>
+    <w:lsdException w:name="List Table 5 Dark Accent 5" w:uiPriority="50"/>
+    <w:lsdException w:name="List Table 6 Colorful Accent 5" w:uiPriority="51"/>
+    <w:lsdException w:name="List Table 7 Colorful Accent 5" w:uiPriority="52"/>
+    <w:lsdException w:name="List Table 1 Light Accent 6" w:uiPriority="46"/>
+    <w:lsdException w:name="List Table 2 Accent 6" w:uiPriority="47"/>
+    <w:lsdException w:name="List Table 3 Accent 6" w:uiPriority="48"/>
+    <w:lsdException w:name="List Table 4 Accent 6" w:uiPriority="49"/>
+    <w:lsdException w:name="List Table 5 Dark Accent 6" w:uiPriority="50"/>
+    <w:lsdException w:name="List Table 6 Colorful Accent 6" w:uiPriority="51"/>
+    <w:lsdException w:name="List Table 7 Colorful Accent 6" w:uiPriority="52"/>
+    <w:lsdException w:name="Mention" w:semiHidden="1" w:unhideWhenUsed="1"/>
+    <w:lsdException w:name="Smart Hyperlink" w:semiHidden="1" w:unhideWhenUsed="1"/>
+    <w:lsdException w:name="Hashtag" w:semiHidden="1" w:unhideWhenUsed="1"/>
+    <w:lsdException w:name="Unresolved Mention" w:semiHidden="1" w:unhideWhenUsed="1"/>
+    <w:lsdException w:name="Smart Link" w:semiHidden="1" w:unhideWhenUsed="1"/>
   </w:latentStyles>
-  <w:style w:type="paragraph" w:default="1" w:styleId="1">
+  <w:style w:type="paragraph" w:default="1" w:styleId="a">
     <w:name w:val="Normal"/>
     <w:qFormat/>
-    <w:uiPriority w:val="0"/>
     <w:pPr>
       <w:widowControl w:val="0"/>
       <w:jc w:val="both"/>
     </w:pPr>
     <w:rPr>
-      <w:rFonts w:ascii="Calibri" w:hAnsi="Calibri" w:eastAsia="宋体" w:cs="Calibri"/>
+      <w:rFonts w:cs="Calibri"/>
       <w:kern w:val="2"/>
       <w:sz w:val="21"/>
       <w:szCs w:val="21"/>
-      <w:lang w:val="en-US" w:eastAsia="zh-CN" w:bidi="ar-SA"/>
     </w:rPr>
   </w:style>
-  <w:style w:type="character" w:default="1" w:styleId="8">
+  <w:style w:type="paragraph" w:styleId="1">
+    <w:name w:val="heading 1"/>
+    <w:basedOn w:val="a"/>
+    <w:next w:val="a"/>
+    <w:link w:val="10"/>
+    <w:qFormat/>
+    <w:rsid w:val="000E7B04"/>
+    <w:pPr>
+      <w:keepNext/>
+      <w:keepLines/>
+      <w:spacing w:before="340" w:after="330" w:line="578" w:lineRule="auto"/>
+      <w:outlineLvl w:val="0"/>
+    </w:pPr>
+    <w:rPr>
+      <w:rFonts w:ascii="Times New Roman" w:hAnsi="Times New Roman" w:cs="Times New Roman"/>
+      <w:b/>
+      <w:bCs/>
+      <w:kern w:val="44"/>
+      <w:sz w:val="44"/>
+      <w:szCs w:val="44"/>
+    </w:rPr>
+  </w:style>
+  <w:style w:type="paragraph" w:styleId="2">
+    <w:name w:val="heading 2"/>
+    <w:basedOn w:val="a"/>
+    <w:next w:val="a"/>
+    <w:link w:val="20"/>
+    <w:qFormat/>
+    <w:rsid w:val="000E7B04"/>
+    <w:pPr>
+      <w:keepNext/>
+      <w:keepLines/>
+      <w:spacing w:before="260" w:after="260" w:line="416" w:lineRule="auto"/>
+      <w:outlineLvl w:val="1"/>
+    </w:pPr>
+    <w:rPr>
+      <w:rFonts w:ascii="Arial" w:eastAsia="黑体" w:hAnsi="Arial" w:cs="Times New Roman"/>
+      <w:b/>
+      <w:bCs/>
+      <w:sz w:val="32"/>
+      <w:szCs w:val="32"/>
+    </w:rPr>
+  </w:style>
+  <w:style w:type="paragraph" w:styleId="3">
+    <w:name w:val="heading 3"/>
+    <w:basedOn w:val="a"/>
+    <w:next w:val="a"/>
+    <w:link w:val="30"/>
+    <w:qFormat/>
+    <w:rsid w:val="000E7B04"/>
+    <w:pPr>
+      <w:keepNext/>
+      <w:keepLines/>
+      <w:spacing w:before="260" w:after="260" w:line="416" w:lineRule="auto"/>
+      <w:outlineLvl w:val="2"/>
+    </w:pPr>
+    <w:rPr>
+      <w:rFonts w:ascii="Times New Roman" w:hAnsi="Times New Roman" w:cs="Times New Roman"/>
+      <w:b/>
+      <w:bCs/>
+      <w:sz w:val="32"/>
+      <w:szCs w:val="32"/>
+    </w:rPr>
+  </w:style>
+  <w:style w:type="character" w:default="1" w:styleId="a0">
     <w:name w:val="Default Paragraph Font"/>
+    <w:uiPriority w:val="1"/>
     <w:semiHidden/>
     <w:unhideWhenUsed/>
-    <w:qFormat/>
-    <w:uiPriority w:val="1"/>
   </w:style>
-  <w:style w:type="table" w:default="1" w:styleId="6">
+  <w:style w:type="table" w:default="1" w:styleId="a1">
     <w:name w:val="Normal Table"/>
+    <w:uiPriority w:val="99"/>
     <w:semiHidden/>
     <w:unhideWhenUsed/>
-    <w:qFormat/>
-    <w:uiPriority w:val="99"/>
     <w:tblPr>
+      <w:tblInd w:w="0" w:type="dxa"/>
       <w:tblCellMar>
         <w:top w:w="0" w:type="dxa"/>
         <w:left w:w="108" w:type="dxa"/>
@@ -1609,39 +7956,45 @@
       </w:tblCellMar>
     </w:tblPr>
   </w:style>
-  <w:style w:type="paragraph" w:styleId="2">
+  <w:style w:type="numbering" w:default="1" w:styleId="a2">
+    <w:name w:val="No List"/>
+    <w:uiPriority w:val="99"/>
+    <w:semiHidden/>
+    <w:unhideWhenUsed/>
+  </w:style>
+  <w:style w:type="paragraph" w:styleId="a3">
     <w:name w:val="Date"/>
-    <w:basedOn w:val="1"/>
-    <w:next w:val="1"/>
-    <w:link w:val="16"/>
+    <w:basedOn w:val="a"/>
+    <w:next w:val="a"/>
+    <w:link w:val="a4"/>
+    <w:uiPriority w:val="99"/>
     <w:semiHidden/>
     <w:unhideWhenUsed/>
     <w:qFormat/>
-    <w:uiPriority w:val="99"/>
     <w:pPr>
-      <w:ind w:left="100" w:leftChars="2500"/>
+      <w:ind w:leftChars="2500" w:left="100"/>
     </w:pPr>
   </w:style>
-  <w:style w:type="paragraph" w:styleId="3">
+  <w:style w:type="paragraph" w:styleId="a5">
     <w:name w:val="Balloon Text"/>
-    <w:basedOn w:val="1"/>
-    <w:link w:val="15"/>
+    <w:basedOn w:val="a"/>
+    <w:link w:val="a6"/>
+    <w:uiPriority w:val="99"/>
     <w:semiHidden/>
     <w:unhideWhenUsed/>
     <w:qFormat/>
-    <w:uiPriority w:val="99"/>
     <w:rPr>
       <w:sz w:val="18"/>
       <w:szCs w:val="18"/>
     </w:rPr>
   </w:style>
-  <w:style w:type="paragraph" w:styleId="4">
+  <w:style w:type="paragraph" w:styleId="a7">
     <w:name w:val="footer"/>
-    <w:basedOn w:val="1"/>
-    <w:link w:val="11"/>
+    <w:basedOn w:val="a"/>
+    <w:link w:val="a8"/>
+    <w:uiPriority w:val="99"/>
     <w:unhideWhenUsed/>
     <w:qFormat/>
-    <w:uiPriority w:val="99"/>
     <w:pPr>
       <w:tabs>
         <w:tab w:val="center" w:pos="4153"/>
@@ -1655,16 +8008,16 @@
       <w:szCs w:val="18"/>
     </w:rPr>
   </w:style>
-  <w:style w:type="paragraph" w:styleId="5">
+  <w:style w:type="paragraph" w:styleId="a9">
     <w:name w:val="header"/>
-    <w:basedOn w:val="1"/>
-    <w:link w:val="10"/>
+    <w:basedOn w:val="a"/>
+    <w:link w:val="aa"/>
+    <w:uiPriority w:val="99"/>
     <w:unhideWhenUsed/>
     <w:qFormat/>
-    <w:uiPriority w:val="99"/>
     <w:pPr>
       <w:pBdr>
-        <w:bottom w:val="single" w:color="auto" w:sz="6" w:space="1"/>
+        <w:bottom w:val="single" w:sz="6" w:space="1" w:color="auto"/>
       </w:pBdr>
       <w:tabs>
         <w:tab w:val="center" w:pos="4153"/>
@@ -1678,101 +8031,101 @@
       <w:szCs w:val="18"/>
     </w:rPr>
   </w:style>
-  <w:style w:type="table" w:styleId="7">
+  <w:style w:type="table" w:styleId="ab">
     <w:name w:val="Table Grid"/>
-    <w:basedOn w:val="6"/>
+    <w:basedOn w:val="a1"/>
+    <w:uiPriority w:val="39"/>
     <w:qFormat/>
-    <w:uiPriority w:val="39"/>
     <w:tblPr>
       <w:tblBorders>
-        <w:top w:val="single" w:color="auto" w:sz="4" w:space="0"/>
-        <w:left w:val="single" w:color="auto" w:sz="4" w:space="0"/>
-        <w:bottom w:val="single" w:color="auto" w:sz="4" w:space="0"/>
-        <w:right w:val="single" w:color="auto" w:sz="4" w:space="0"/>
-        <w:insideH w:val="single" w:color="auto" w:sz="4" w:space="0"/>
-        <w:insideV w:val="single" w:color="auto" w:sz="4" w:space="0"/>
+        <w:top w:val="single" w:sz="4" w:space="0" w:color="auto"/>
+        <w:left w:val="single" w:sz="4" w:space="0" w:color="auto"/>
+        <w:bottom w:val="single" w:sz="4" w:space="0" w:color="auto"/>
+        <w:right w:val="single" w:sz="4" w:space="0" w:color="auto"/>
+        <w:insideH w:val="single" w:sz="4" w:space="0" w:color="auto"/>
+        <w:insideV w:val="single" w:sz="4" w:space="0" w:color="auto"/>
       </w:tblBorders>
     </w:tblPr>
   </w:style>
-  <w:style w:type="character" w:styleId="9">
+  <w:style w:type="character" w:styleId="ac">
     <w:name w:val="Hyperlink"/>
-    <w:basedOn w:val="8"/>
+    <w:basedOn w:val="a0"/>
+    <w:uiPriority w:val="99"/>
     <w:unhideWhenUsed/>
     <w:qFormat/>
-    <w:uiPriority w:val="99"/>
     <w:rPr>
       <w:color w:val="0000FF"/>
       <w:u w:val="single"/>
     </w:rPr>
   </w:style>
-  <w:style w:type="character" w:customStyle="1" w:styleId="10">
+  <w:style w:type="character" w:customStyle="1" w:styleId="aa">
     <w:name w:val="页眉 字符"/>
-    <w:basedOn w:val="8"/>
-    <w:link w:val="5"/>
+    <w:basedOn w:val="a0"/>
+    <w:link w:val="a9"/>
+    <w:uiPriority w:val="99"/>
     <w:qFormat/>
-    <w:uiPriority w:val="99"/>
     <w:rPr>
       <w:sz w:val="18"/>
       <w:szCs w:val="18"/>
     </w:rPr>
   </w:style>
-  <w:style w:type="character" w:customStyle="1" w:styleId="11">
+  <w:style w:type="character" w:customStyle="1" w:styleId="a8">
     <w:name w:val="页脚 字符"/>
-    <w:basedOn w:val="8"/>
-    <w:link w:val="4"/>
+    <w:basedOn w:val="a0"/>
+    <w:link w:val="a7"/>
+    <w:uiPriority w:val="99"/>
     <w:qFormat/>
-    <w:uiPriority w:val="99"/>
     <w:rPr>
       <w:sz w:val="18"/>
       <w:szCs w:val="18"/>
     </w:rPr>
   </w:style>
-  <w:style w:type="paragraph" w:styleId="12">
+  <w:style w:type="paragraph" w:styleId="ad">
     <w:name w:val="List Paragraph"/>
-    <w:basedOn w:val="1"/>
+    <w:basedOn w:val="a"/>
+    <w:uiPriority w:val="34"/>
     <w:qFormat/>
-    <w:uiPriority w:val="34"/>
     <w:pPr>
-      <w:ind w:firstLine="420" w:firstLineChars="200"/>
+      <w:ind w:firstLineChars="200" w:firstLine="420"/>
     </w:pPr>
   </w:style>
-  <w:style w:type="paragraph" w:customStyle="1" w:styleId="13">
+  <w:style w:type="paragraph" w:customStyle="1" w:styleId="11">
     <w:name w:val="列出段落1"/>
-    <w:basedOn w:val="1"/>
+    <w:basedOn w:val="a"/>
+    <w:uiPriority w:val="99"/>
     <w:qFormat/>
-    <w:uiPriority w:val="99"/>
     <w:pPr>
-      <w:ind w:firstLine="420" w:firstLineChars="200"/>
+      <w:ind w:firstLineChars="200" w:firstLine="420"/>
     </w:pPr>
   </w:style>
-  <w:style w:type="table" w:customStyle="1" w:styleId="14">
+  <w:style w:type="table" w:customStyle="1" w:styleId="12">
     <w:name w:val="网格型1"/>
-    <w:basedOn w:val="6"/>
+    <w:basedOn w:val="a1"/>
+    <w:uiPriority w:val="39"/>
     <w:qFormat/>
     <w:locked/>
-    <w:uiPriority w:val="39"/>
     <w:pPr>
       <w:widowControl w:val="0"/>
       <w:jc w:val="both"/>
     </w:pPr>
     <w:tblPr>
       <w:tblBorders>
-        <w:top w:val="single" w:color="auto" w:sz="4" w:space="0"/>
-        <w:left w:val="single" w:color="auto" w:sz="4" w:space="0"/>
-        <w:bottom w:val="single" w:color="auto" w:sz="4" w:space="0"/>
-        <w:right w:val="single" w:color="auto" w:sz="4" w:space="0"/>
-        <w:insideH w:val="single" w:color="auto" w:sz="4" w:space="0"/>
-        <w:insideV w:val="single" w:color="auto" w:sz="4" w:space="0"/>
+        <w:top w:val="single" w:sz="4" w:space="0" w:color="auto"/>
+        <w:left w:val="single" w:sz="4" w:space="0" w:color="auto"/>
+        <w:bottom w:val="single" w:sz="4" w:space="0" w:color="auto"/>
+        <w:right w:val="single" w:sz="4" w:space="0" w:color="auto"/>
+        <w:insideH w:val="single" w:sz="4" w:space="0" w:color="auto"/>
+        <w:insideV w:val="single" w:sz="4" w:space="0" w:color="auto"/>
       </w:tblBorders>
     </w:tblPr>
   </w:style>
-  <w:style w:type="character" w:customStyle="1" w:styleId="15">
+  <w:style w:type="character" w:customStyle="1" w:styleId="a6">
     <w:name w:val="批注框文本 字符"/>
-    <w:basedOn w:val="8"/>
-    <w:link w:val="3"/>
+    <w:basedOn w:val="a0"/>
+    <w:link w:val="a5"/>
+    <w:uiPriority w:val="99"/>
     <w:semiHidden/>
     <w:qFormat/>
-    <w:uiPriority w:val="99"/>
     <w:rPr>
       <w:rFonts w:cs="Calibri"/>
       <w:kern w:val="2"/>
@@ -1780,18 +8133,60 @@
       <w:szCs w:val="18"/>
     </w:rPr>
   </w:style>
-  <w:style w:type="character" w:customStyle="1" w:styleId="16">
+  <w:style w:type="character" w:customStyle="1" w:styleId="a4">
     <w:name w:val="日期 字符"/>
-    <w:basedOn w:val="8"/>
-    <w:link w:val="2"/>
+    <w:basedOn w:val="a0"/>
+    <w:link w:val="a3"/>
+    <w:uiPriority w:val="99"/>
     <w:semiHidden/>
     <w:qFormat/>
-    <w:uiPriority w:val="99"/>
     <w:rPr>
       <w:rFonts w:cs="Calibri"/>
       <w:kern w:val="2"/>
       <w:sz w:val="21"/>
       <w:szCs w:val="21"/>
+    </w:rPr>
+  </w:style>
+  <w:style w:type="character" w:customStyle="1" w:styleId="10">
+    <w:name w:val="标题 1 字符"/>
+    <w:basedOn w:val="a0"/>
+    <w:link w:val="1"/>
+    <w:rsid w:val="000E7B04"/>
+    <w:rPr>
+      <w:rFonts w:ascii="Times New Roman" w:hAnsi="Times New Roman"/>
+      <w:b/>
+      <w:bCs/>
+      <w:kern w:val="44"/>
+      <w:sz w:val="44"/>
+      <w:szCs w:val="44"/>
+    </w:rPr>
+  </w:style>
+  <w:style w:type="character" w:customStyle="1" w:styleId="20">
+    <w:name w:val="标题 2 字符"/>
+    <w:basedOn w:val="a0"/>
+    <w:link w:val="2"/>
+    <w:rsid w:val="000E7B04"/>
+    <w:rPr>
+      <w:rFonts w:ascii="Arial" w:eastAsia="黑体" w:hAnsi="Arial"/>
+      <w:b/>
+      <w:bCs/>
+      <w:kern w:val="2"/>
+      <w:sz w:val="32"/>
+      <w:szCs w:val="32"/>
+    </w:rPr>
+  </w:style>
+  <w:style w:type="character" w:customStyle="1" w:styleId="30">
+    <w:name w:val="标题 3 字符"/>
+    <w:basedOn w:val="a0"/>
+    <w:link w:val="3"/>
+    <w:rsid w:val="000E7B04"/>
+    <w:rPr>
+      <w:rFonts w:ascii="Times New Roman" w:hAnsi="Times New Roman"/>
+      <w:b/>
+      <w:bCs/>
+      <w:kern w:val="2"/>
+      <w:sz w:val="32"/>
+      <w:szCs w:val="32"/>
     </w:rPr>
   </w:style>
 </w:styles>
@@ -2049,5 +8444,6 @@
     </a:fmtScheme>
   </a:themeElements>
   <a:objectDefaults/>
+  <a:extraClrSchemeLst/>
 </a:theme>
 </file>